--- a/microfrontend/upstander_international/artifacts/p3b_First_Video_Script_UpstanderInternational.docx
+++ b/microfrontend/upstander_international/artifacts/p3b_First_Video_Script_UpstanderInternational.docx
@@ -108,7 +108,7 @@
                 <w:i w:val="0"/>
                 <w:sz w:val="20"/>
               </w:rPr>
-              <w:t>PASS — 4 problems, each traced to upstanderonline.com (live site review) or the Upwork job posting</w:t>
+              <w:t>PASS — 4 problems, all traced to upstanderonline.com and all checkable by the prospect himself. Beat 2 explicitly invites him to reproduce the strongest one on his own site.</w:t>
             </w:r>
           </w:p>
         </w:tc>
@@ -276,7 +276,7 @@
                 <w:i w:val="0"/>
                 <w:sz w:val="20"/>
               </w:rPr>
-              <w:t>PASS — 342 words, ~2.9 min at 120 wpm</w:t>
+              <w:t>PASS — 359 words, ~3.0 min at 120 wpm</w:t>
             </w:r>
           </w:p>
         </w:tc>
@@ -712,7 +712,7 @@
           <w:i w:val="0"/>
           <w:sz w:val="20"/>
         </w:rPr>
-        <w:t>channel, and sixteen students are enrolled in your course. I</w:t>
+        <w:t>channel. Sixteen are enrolled in your course, and after an hour</w:t>
       </w:r>
       <w:r>
         <w:br/>
@@ -724,7 +724,7 @@
           <w:i w:val="0"/>
           <w:sz w:val="20"/>
         </w:rPr>
-        <w:t>spent time on your live site to find out why, and the answer is</w:t>
+        <w:t>on your site the reason is clear: anyone who tries to buy that</w:t>
       </w:r>
       <w:r>
         <w:br/>
@@ -736,7 +736,7 @@
           <w:i w:val="0"/>
           <w:sz w:val="20"/>
         </w:rPr>
-        <w:t>that your checkout doesn't work.</w:t>
+        <w:t>course lands on a page that doesn't exist.</w:t>
       </w:r>
       <w:r>
         <w:br/>
@@ -771,7 +771,7 @@
           <w:i w:val="0"/>
           <w:sz w:val="20"/>
         </w:rPr>
-        <w:t>Here is what anyone who looked closely would see. Add R.E.A.Ch!</w:t>
+        <w:t>Here's what anyone who looked would see. Someone finishes one of</w:t>
       </w:r>
       <w:r>
         <w:br/>
@@ -783,7 +783,7 @@
           <w:i w:val="0"/>
           <w:sz w:val="20"/>
         </w:rPr>
-        <w:t>to the cart, and the page you land on returns a 404 — the page</w:t>
+        <w:t>your videos and wants more. No email capture anywhere — fifty</w:t>
       </w:r>
       <w:r>
         <w:br/>
@@ -795,7 +795,7 @@
           <w:i w:val="0"/>
           <w:sz w:val="20"/>
         </w:rPr>
-        <w:t>can't be found. I went through fifty pages of your site, and</w:t>
+        <w:t>pages, not one opt-in form. Say they find the course anyway. No</w:t>
       </w:r>
       <w:r>
         <w:br/>
@@ -807,7 +807,7 @@
           <w:i w:val="0"/>
           <w:sz w:val="20"/>
         </w:rPr>
-        <w:t>there is not one email opt-in form on any of them. Your course</w:t>
+        <w:t>modules, no preview, no reason to hand over $199. Say they buy</w:t>
       </w:r>
       <w:r>
         <w:br/>
@@ -819,7 +819,7 @@
           <w:i w:val="0"/>
           <w:sz w:val="20"/>
         </w:rPr>
-        <w:t>pages show no modules, no preview, no reason to hand over $199.</w:t>
+        <w:t>it regardless: add R.E.A.Ch! to the cart, and the page you land</w:t>
       </w:r>
       <w:r>
         <w:br/>
@@ -831,7 +831,7 @@
           <w:i w:val="0"/>
           <w:sz w:val="20"/>
         </w:rPr>
-        <w:t>And your contact page has no inquiry form at all, so an event</w:t>
+        <w:t>on returns a 404. Don't take my word for it — try it on your own</w:t>
       </w:r>
       <w:r>
         <w:br/>
@@ -843,7 +843,7 @@
           <w:i w:val="0"/>
           <w:sz w:val="20"/>
         </w:rPr>
-        <w:t>planner who wants to book you has nowhere to do it. None of that</w:t>
+        <w:t>site. And if they try to book you to speak instead, your contact</w:t>
       </w:r>
       <w:r>
         <w:br/>
@@ -855,7 +855,7 @@
           <w:i w:val="0"/>
           <w:sz w:val="20"/>
         </w:rPr>
-        <w:t>is a guess. It is all on the public site.</w:t>
+        <w:t>page has no form. Four ways in. All four closed.</w:t>
       </w:r>
       <w:r>
         <w:br/>
@@ -890,7 +890,7 @@
           <w:i w:val="0"/>
           <w:sz w:val="20"/>
         </w:rPr>
-        <w:t>Here is where my read stops. I can see the broken checkout, the</w:t>
+        <w:t>Here's where my read stops. I can see the broken checkout, the</w:t>
       </w:r>
       <w:r>
         <w:br/>
@@ -902,7 +902,7 @@
           <w:i w:val="0"/>
           <w:sz w:val="20"/>
         </w:rPr>
-        <w:t>missing forms, the empty course pages. What I cannot see is</w:t>
+        <w:t>missing forms, the empty course pages. I can't see whether you</w:t>
       </w:r>
       <w:r>
         <w:br/>
@@ -914,7 +914,7 @@
           <w:i w:val="0"/>
           <w:sz w:val="20"/>
         </w:rPr>
-        <w:t>whether you have an email list anywhere, or how large it is. I</w:t>
+        <w:t>have an email list. I can't see where your video descriptions</w:t>
       </w:r>
       <w:r>
         <w:br/>
@@ -926,7 +926,7 @@
           <w:i w:val="0"/>
           <w:sz w:val="20"/>
         </w:rPr>
-        <w:t>cannot see whether your video descriptions link to a course at</w:t>
+        <w:t>send people — and either way, the diagnosis holds. If they don't</w:t>
       </w:r>
       <w:r>
         <w:br/>
@@ -938,7 +938,7 @@
           <w:i w:val="0"/>
           <w:sz w:val="20"/>
         </w:rPr>
-        <w:t>all today. And I cannot see how many times this year you have</w:t>
+        <w:t>link to the course, that's the leak. If they do, they point at</w:t>
       </w:r>
       <w:r>
         <w:br/>
@@ -950,7 +950,7 @@
           <w:i w:val="0"/>
           <w:sz w:val="20"/>
         </w:rPr>
-        <w:t>had to hire someone just to make the site work again. Those</w:t>
+        <w:t>that 404. And I can't see how often you've paid someone this</w:t>
       </w:r>
       <w:r>
         <w:br/>
@@ -962,7 +962,7 @@
           <w:i w:val="0"/>
           <w:sz w:val="20"/>
         </w:rPr>
-        <w:t>three answers are where the real money is, and they are the</w:t>
+        <w:t>year to make the site work again. Those are the first things I'd</w:t>
       </w:r>
       <w:r>
         <w:br/>
@@ -974,7 +974,7 @@
           <w:i w:val="0"/>
           <w:sz w:val="20"/>
         </w:rPr>
-        <w:t>first things I would want to map with you.</w:t>
+        <w:t>map with you, and where the real money is.</w:t>
       </w:r>
       <w:r>
         <w:br/>
@@ -1021,7 +1021,7 @@
           <w:i w:val="0"/>
           <w:sz w:val="20"/>
         </w:rPr>
-        <w:t>have bought the course. Even at one percent — the industry floor</w:t>
+        <w:t>bought the course. Six hundredths of one percent. Even at one</w:t>
       </w:r>
       <w:r>
         <w:br/>
@@ -1033,7 +1033,7 @@
           <w:i w:val="0"/>
           <w:sz w:val="20"/>
         </w:rPr>
-        <w:t>for a solo educator, not a number from your business — that same</w:t>
+        <w:t>percent — the industry floor for a solo educator, not a number</w:t>
       </w:r>
       <w:r>
         <w:br/>
@@ -1045,7 +1045,7 @@
           <w:i w:val="0"/>
           <w:sz w:val="20"/>
         </w:rPr>
-        <w:t>subscriber base is worth roughly $49,750 in course revenue. You</w:t>
+        <w:t>from your business — that base is worth roughly $49,750 in</w:t>
       </w:r>
       <w:r>
         <w:br/>
@@ -1057,7 +1057,7 @@
           <w:i w:val="0"/>
           <w:sz w:val="20"/>
         </w:rPr>
-        <w:t>have collected $3,184. Three books are coming in 2026, onto a</w:t>
+        <w:t>course revenue. You've collected $3,184. Tomorrow you'll publish</w:t>
       </w:r>
       <w:r>
         <w:br/>
@@ -1069,7 +1069,7 @@
           <w:i w:val="0"/>
           <w:sz w:val="20"/>
         </w:rPr>
-        <w:t>channel that posts daily. This gap does not shrink as you grow.</w:t>
+        <w:t>again: two thousand more people hearing you, with nowhere</w:t>
       </w:r>
       <w:r>
         <w:br/>
@@ -1081,7 +1081,19 @@
           <w:i w:val="0"/>
           <w:sz w:val="20"/>
         </w:rPr>
-        <w:t>It compounds every day.</w:t>
+        <w:t>working to send them. Three books are coming in 2026, and this</w:t>
+      </w:r>
+      <w:r>
+        <w:br/>
+      </w:r>
+      <w:r>
+        <w:rPr>
+          <w:rFonts w:ascii="Courier New" w:hAnsi="Courier New" w:eastAsia="Courier New"/>
+          <w:b w:val="0"/>
+          <w:i w:val="0"/>
+          <w:sz w:val="20"/>
+        </w:rPr>
+        <w:t>gap doesn't shrink as you grow. It compounds every day you post.</w:t>
       </w:r>
       <w:r>
         <w:br/>
@@ -1116,7 +1128,7 @@
           <w:i w:val="0"/>
           <w:sz w:val="20"/>
         </w:rPr>
-        <w:t>This is the kind of operational problem we build systems to</w:t>
+        <w:t>You've built the audience; the infrastructure hasn't caught up.</w:t>
       </w:r>
       <w:r>
         <w:br/>
@@ -1128,7 +1140,7 @@
           <w:i w:val="0"/>
           <w:sz w:val="20"/>
         </w:rPr>
-        <w:t>close. You know the inside of this. I only see the outside.</w:t>
+        <w:t>That's the kind of operational problem we build systems to</w:t>
       </w:r>
       <w:r>
         <w:br/>
@@ -1140,7 +1152,7 @@
           <w:i w:val="0"/>
           <w:sz w:val="20"/>
         </w:rPr>
-        <w:t>Whichever of these you push back on tells me what actually</w:t>
+        <w:t>close. You know the inside of this — I only see the outside.</w:t>
       </w:r>
       <w:r>
         <w:br/>
@@ -1152,7 +1164,19 @@
           <w:i w:val="0"/>
           <w:sz w:val="20"/>
         </w:rPr>
-        <w:t>matters most — reply with the one I got wrong.</w:t>
+        <w:t>Whichever of these you push back on tells me what matters most.</w:t>
+      </w:r>
+      <w:r>
+        <w:br/>
+      </w:r>
+      <w:r>
+        <w:rPr>
+          <w:rFonts w:ascii="Courier New" w:hAnsi="Courier New" w:eastAsia="Courier New"/>
+          <w:b w:val="0"/>
+          <w:i w:val="0"/>
+          <w:sz w:val="20"/>
+        </w:rPr>
+        <w:t>Reply with the one I got wrong.</w:t>
       </w:r>
     </w:p>
     <w:p>
@@ -1393,7 +1417,7 @@
                 <w:i w:val="0"/>
                 <w:sz w:val="20"/>
               </w:rPr>
-              <w:t>280–360 spoken words at a calm ~120 wpm. This script: 342.</w:t>
+              <w:t>280–360 spoken words at a calm ~120 wpm. This script: 359.</w:t>
             </w:r>
           </w:p>
         </w:tc>
@@ -1535,7 +1559,7 @@
           <w:i w:val="0"/>
           <w:sz w:val="22"/>
         </w:rPr>
-        <w:t>"Twenty-five thousand people are subscribed to your YouTube channel, and sixteen students are enrolled in your course. I spent time on your live site to find out why, and the answer is that your checkout doesn't work."</w:t>
+        <w:t>"Twenty-five thousand people are subscribed to your YouTube channel. Sixteen are enrolled in your course, and after an hour on your site the reason is clear: anyone who tries to buy that course lands on a page that doesn't exist."</w:t>
       </w:r>
     </w:p>
     <w:p>
@@ -1560,7 +1584,7 @@
           <w:i/>
           <w:sz w:val="22"/>
         </w:rPr>
-        <w:t>No intro. No "Hi, I'm Abdul." The who-and-why context lives in the wrapper DM, not here, so the open stays a pure problem-first hook. Two sentences, 37 words. The two numbers do the work — do not explain them. Let the silence after "doesn't work" sit for a full beat before Beat 2.</w:t>
+        <w:t>No intro. No "Hi, I'm Abdul." The who-and-why context lives in the wrapper DM, so the open stays a pure problem-first hook. Two sentences, 40 words. The two numbers do the work — do not explain them. Note the causal claim is stated in ONE direction only: the shortfall is the checkout, not the audience. That ordering is deliberate — Decision Card §10 names criticism of his own effort as the primary defensiveness trigger, and the first sentence he hears must clear him of blame. Let the silence after "doesn't exist" sit a full beat before Beat 2.</w:t>
       </w:r>
     </w:p>
     <w:p>
@@ -1632,7 +1656,7 @@
           <w:i w:val="0"/>
           <w:sz w:val="22"/>
         </w:rPr>
-        <w:t>Zoom into the Current Problem Register table. Advance ONE row at a time — never show the full table at once. Each problem gets its own screen moment, timed to the sentence naming it.</w:t>
+        <w:t>Zoom into the Current Problem Register table. Advance ONE row at a time, in the order the subscriber hits them — never show the full table at once. Each dead end gets its own screen moment, landing exactly on the sentence that names it.</w:t>
       </w:r>
     </w:p>
     <w:p>
@@ -1657,7 +1681,7 @@
           <w:i w:val="0"/>
           <w:sz w:val="22"/>
         </w:rPr>
-        <w:t>Problem table, rows 1, 2, 3 and 5 in sequence: checkout 404 → no email capture → course content invisible → no speaker inquiry path.</w:t>
+        <w:t>Problem table in JOURNEY order, not table order: row 2 (no email capture) → row 3 (course content invisible) → row 1 (checkout 404) → row 5 (no speaker inquiry path).</w:t>
       </w:r>
     </w:p>
     <w:p>
@@ -1682,7 +1706,7 @@
           <w:i w:val="0"/>
           <w:sz w:val="22"/>
         </w:rPr>
-        <w:t>"Here is what anyone who looked closely would see. Add R.E.A.Ch! to the cart, and the page you land on returns a 404 — the page can't be found. I went through fifty pages of your site, and there is not one email opt-in form on any of them. Your course pages show no modules, no preview, no reason to hand over $199. And your contact page has no inquiry form at all, so an event planner who wants to book you has nowhere to do it. None of that is a guess. It is all on the public site."</w:t>
+        <w:t>"Here's what anyone who looked would see. Someone finishes one of your videos and wants more. No email capture anywhere — fifty pages, not one opt-in form. Say they find the course anyway. No modules, no preview, no reason to hand over $199. Say they buy it regardless: add R.E.A.Ch! to the cart, and the page you land on returns a 404. Don't take my word for it — try it on your own site. And if they try to book you to speak instead, your contact page has no form. Four ways in. All four closed."</w:t>
       </w:r>
     </w:p>
     <w:p>
@@ -1707,7 +1731,57 @@
           <w:i/>
           <w:sz w:val="22"/>
         </w:rPr>
-        <w:t>Sources cited by name, all public: the live site for the 404, the 50-page review for the missing opt-in forms, the course pages, the contact page. Frame as diligence — "anyone who looked closely" — never as surveillance of internal systems. 99 words. Deliberately excluded: the MailPoet pages (they render blank by design and prove nothing) and the $19,900 Upwork figure (lifetime spend across 19 jobs, not this site — attributing it here is both wrong and the fastest way to trigger defensiveness).</w:t>
+        <w:t>STRUCTURE: this beat is a single person's journey, not a list of four findings. One subscriber finishes a video and tries, four separate ways, to give him money — and every door is shut. Four facts get checked; one person walking into four closed doors gets felt. The four problems are reordered out of table order into the order a real visitor meets them, and the beat closes on the count: "Four ways in. All four closed."</w:t>
+      </w:r>
+    </w:p>
+    <w:p>
+      <w:pPr>
+        <w:spacing w:after="80"/>
+        <w:shd w:val="clear" w:color="auto" w:fill="FFF3CC"/>
+      </w:pPr>
+      <w:r>
+        <w:rPr>
+          <w:rFonts w:ascii="Arial" w:hAnsi="Arial" w:eastAsia="Arial"/>
+          <w:b/>
+          <w:i w:val="0"/>
+          <w:color w:val="1A3A5C"/>
+          <w:sz w:val="22"/>
+        </w:rPr>
+        <w:t xml:space="preserve">📌 NOTE  </w:t>
+      </w:r>
+      <w:r>
+        <w:rPr>
+          <w:rFonts w:ascii="Arial" w:hAnsi="Arial" w:eastAsia="Arial"/>
+          <w:b w:val="0"/>
+          <w:i/>
+          <w:sz w:val="22"/>
+        </w:rPr>
+        <w:t>THE VERIFICATION CHALLENGE — do not cut this line. "Don't take my word for it — try it on your own site" is the highest-leverage sentence in the video. It costs him twenty seconds, it is the one claim he can check without leaving his desk, and the moment the 404 renders for him personally, every other statement in this video inherits that credibility. It also converts a passive watcher into someone who has already taken an action about the problem. Only make this offer on the R.E.A.Ch! 404 — it is the single claim verified as a literal 404 (p1a p.37). Never invite him to test L.E.A.D.</w:t>
+      </w:r>
+    </w:p>
+    <w:p>
+      <w:pPr>
+        <w:spacing w:after="80"/>
+        <w:shd w:val="clear" w:color="auto" w:fill="FFF3CC"/>
+      </w:pPr>
+      <w:r>
+        <w:rPr>
+          <w:rFonts w:ascii="Arial" w:hAnsi="Arial" w:eastAsia="Arial"/>
+          <w:b/>
+          <w:i w:val="0"/>
+          <w:color w:val="1A3A5C"/>
+          <w:sz w:val="22"/>
+        </w:rPr>
+        <w:t xml:space="preserve">📌 NOTE  </w:t>
+      </w:r>
+      <w:r>
+        <w:rPr>
+          <w:rFonts w:ascii="Arial" w:hAnsi="Arial" w:eastAsia="Arial"/>
+          <w:b w:val="0"/>
+          <w:i/>
+          <w:sz w:val="22"/>
+        </w:rPr>
+        <w:t>Sources cited by name, all public: the 50-page review for the missing opt-in forms, the course pages, the live cart, the contact page. Frame as diligence — "anyone who looked" — never as surveillance of internal systems. Deliberately excluded: the MailPoet pages (they render blank by design and prove nothing) and the $19,900 Upwork figure (lifetime spend across 19 jobs, not this site — attributing it here is both wrong and the fastest way to trigger defensiveness).</w:t>
       </w:r>
     </w:p>
     <w:p>
@@ -1829,7 +1903,7 @@
           <w:i w:val="0"/>
           <w:sz w:val="22"/>
         </w:rPr>
-        <w:t>"Here is where my read stops. I can see the broken checkout, the missing forms, the empty course pages. What I cannot see is whether you have an email list anywhere, or how large it is. I cannot see whether your video descriptions link to a course at all today. And I cannot see how many times this year you have had to hire someone just to make the site work again. Those three answers are where the real money is, and they are the first things I would want to map with you."</w:t>
+        <w:t>"Here's where my read stops. I can see the broken checkout, the missing forms, the empty course pages. I can't see whether you have an email list. I can't see where your video descriptions send people — and either way, the diagnosis holds. If they don't link to the course, that's the leak. If they do, they point at that 404. And I can't see how often you've paid someone this year to make the site work again. Those are the first things I'd map with you, and where the real money is."</w:t>
       </w:r>
     </w:p>
     <w:p>
@@ -1854,7 +1928,32 @@
           <w:i/>
           <w:sz w:val="22"/>
         </w:rPr>
-        <w:t>DECOUPLING GUARD — read this before changing a word of Beat 3 or Beat 4. The three unknowns confessed here are: (1) email list size, (2) whether video descriptions link anywhere, (3) freelancer re-hire frequency. Beat 4's stakes number uses NONE of them — it is built from 25,000 subscribers × $199 at a declared 1% floor. Do not add "I can't see your conversion rate" to this beat: Beat 4 openly assumes a conversion rate, and confessing it here would let a sharp CEO catch "you said you can't see it, then priced my loss on it." That contradiction is the exact failure this beat exists to avoid. Authority here comes from method rigor, never from pretending to know internal numbers.</w:t>
+        <w:t>THE LOCK — the strongest single move in this video. The obvious hole in the whole diagnosis is "maybe his videos never link to the course anyway." Rather than hide that, this beat names it and then closes it: if the descriptions don't link to the course, that IS the leak; if they do, they point at a 404. Both branches land on the same conclusion, so the unknown cannot be used to escape the diagnosis. Delivered as a confession, it reads as honesty; structurally it is the tightest proof in the script. Deliver it evenly — no triumph in the voice. If it sounds like a trap springing, it stops working.</w:t>
+      </w:r>
+    </w:p>
+    <w:p>
+      <w:pPr>
+        <w:spacing w:after="80"/>
+        <w:shd w:val="clear" w:color="auto" w:fill="FFF3CC"/>
+      </w:pPr>
+      <w:r>
+        <w:rPr>
+          <w:rFonts w:ascii="Arial" w:hAnsi="Arial" w:eastAsia="Arial"/>
+          <w:b/>
+          <w:i w:val="0"/>
+          <w:color w:val="1A3A5C"/>
+          <w:sz w:val="22"/>
+        </w:rPr>
+        <w:t xml:space="preserve">📌 NOTE  </w:t>
+      </w:r>
+      <w:r>
+        <w:rPr>
+          <w:rFonts w:ascii="Arial" w:hAnsi="Arial" w:eastAsia="Arial"/>
+          <w:b w:val="0"/>
+          <w:i/>
+          <w:sz w:val="22"/>
+        </w:rPr>
+        <w:t>DECOUPLING GUARD — read before changing a word of Beat 3 or Beat 4. The three unknowns confessed here are: (1) email list existence and size, (2) where video descriptions send people, (3) freelancer re-hire frequency. Beat 4's stakes number uses NONE of them — it is built from 25,000 subscribers × $199 at a declared 1% floor. Do not add "I can't see your conversion rate" to this beat: Beat 4 openly assumes a conversion rate, and confessing it here would let a sharp CEO catch "you said you can't see it, then priced my loss on it." That contradiction is the exact failure this beat exists to prevent. Note the Lock survives the guard: it resolves an unknown into a conclusion, but contributes no input to the stakes arithmetic. Authority comes from method rigor, never from pretending to know internal numbers.</w:t>
       </w:r>
     </w:p>
     <w:p>
@@ -1976,7 +2075,7 @@
           <w:i w:val="0"/>
           <w:sz w:val="22"/>
         </w:rPr>
-        <w:t>"Twenty-five thousand people chose to subscribe to you. Sixteen have bought the course. Even at one percent — the industry floor for a solo educator, not a number from your business — that same subscriber base is worth roughly $49,750 in course revenue. You have collected $3,184. Three books are coming in 2026, onto a channel that posts daily. This gap does not shrink as you grow. It compounds every day."</w:t>
+        <w:t>"Twenty-five thousand people chose to subscribe to you. Sixteen bought the course. Six hundredths of one percent. Even at one percent — the industry floor for a solo educator, not a number from your business — that base is worth roughly $49,750 in course revenue. You've collected $3,184. Tomorrow you'll publish again: two thousand more people hearing you, with nowhere working to send them. Three books are coming in 2026, and this gap doesn't shrink as you grow. It compounds every day you post."</w:t>
       </w:r>
     </w:p>
     <w:p>
@@ -2001,7 +2100,57 @@
           <w:i/>
           <w:sz w:val="22"/>
         </w:rPr>
-        <w:t>THE ONE STAKES NUMBER: ~$49,750 [Estimated]. Construction: 25,000 subscribers (L1, directly observable on the channel, verified 2026-07-09) × 1% × $199 course price (L1, published). Against $3,184 collected (16 × $199, both L1). The 1% is spoken aloud as "the industry floor for a solo educator, not a number from your business" — the L3 proxy is disclosed as a benchmark in the same breath, never smuggled in. Every input is either L1 or an openly declared assumption. REGRET GAP: the three 2026 books are Dr. Dibinga's own publicly stated plan (p1c Post 17). Pressure the GOAL, never the character — no guilt, no shame. The compounding line is the whole point: the speaking calendar resets annually, the channel does not. 69 words — Beat 4 stays light because the proof-of-competence line moved to Beat 5.</w:t>
+        <w:t>THE ONE STAKES NUMBER: ~$49,750 [Estimated]. Construction: 25,000 subscribers (L1, directly observable on the channel, verified 2026-07-09) × 1% × $199 course price (L1, published). Against $3,184 collected (16 × $199, both L1). The 1% is spoken aloud as "the industry floor for a solo educator, not a number from your business" — the L3 proxy is disclosed as a benchmark in the same breath, never smuggled in. Only ONE stakes number is permitted; $3,184 and 0.064% are not estimates, they are L1 arithmetic on published figures.</w:t>
+      </w:r>
+    </w:p>
+    <w:p>
+      <w:pPr>
+        <w:spacing w:after="80"/>
+        <w:shd w:val="clear" w:color="auto" w:fill="FFF3CC"/>
+      </w:pPr>
+      <w:r>
+        <w:rPr>
+          <w:rFonts w:ascii="Arial" w:hAnsi="Arial" w:eastAsia="Arial"/>
+          <w:b/>
+          <w:i w:val="0"/>
+          <w:color w:val="1A3A5C"/>
+          <w:sz w:val="22"/>
+        </w:rPr>
+        <w:t xml:space="preserve">📌 NOTE  </w:t>
+      </w:r>
+      <w:r>
+        <w:rPr>
+          <w:rFonts w:ascii="Arial" w:hAnsi="Arial" w:eastAsia="Arial"/>
+          <w:b w:val="0"/>
+          <w:i/>
+          <w:sz w:val="22"/>
+        </w:rPr>
+        <w:t>"SIX HUNDREDTHS OF ONE PERCENT" (16 ÷ 25,000 = 0.064%) — say it as its own sentence, then stop. Do not round it to "less than a tenth of a percent": the specificity is the point, and the listener must not have to do the division himself. This is the line that makes the gap physical.</w:t>
+      </w:r>
+    </w:p>
+    <w:p>
+      <w:pPr>
+        <w:spacing w:after="80"/>
+        <w:shd w:val="clear" w:color="auto" w:fill="FFF3CC"/>
+      </w:pPr>
+      <w:r>
+        <w:rPr>
+          <w:rFonts w:ascii="Arial" w:hAnsi="Arial" w:eastAsia="Arial"/>
+          <w:b/>
+          <w:i w:val="0"/>
+          <w:color w:val="1A3A5C"/>
+          <w:sz w:val="22"/>
+        </w:rPr>
+        <w:t xml:space="preserve">📌 NOTE  </w:t>
+      </w:r>
+      <w:r>
+        <w:rPr>
+          <w:rFonts w:ascii="Arial" w:hAnsi="Arial" w:eastAsia="Arial"/>
+          <w:b w:val="0"/>
+          <w:i/>
+          <w:sz w:val="22"/>
+        </w:rPr>
+        <w:t>COMPOUNDING, MADE PRESENT-TENSE: "Tomorrow you'll publish again" converts an abstract trend into an appointment he already has. The speaking calendar resets once a year; the channel does not. Note the careful phrasing — "two thousand more people hearing you, with nowhere working to send them" claims only that no working destination exists, never that all viewers visit the site. That restraint is what keeps the sentence true and consistent with the Lock in Beat 3. REGRET GAP: the three 2026 books are Dr. Dibinga's own publicly stated plan (p1c Post 17). Pressure the GOAL, never the character — no guilt, no shame. Beat 4 stays under budget because the proof-of-competence line lives in Beat 5.</w:t>
       </w:r>
     </w:p>
     <w:p>
@@ -2123,7 +2272,7 @@
           <w:i w:val="0"/>
           <w:sz w:val="22"/>
         </w:rPr>
-        <w:t>"This is the kind of operational problem we build systems to close. You know the inside of this. I only see the outside. Whichever of these you push back on tells me what actually matters most — reply with the one I got wrong."</w:t>
+        <w:t>"You've built the audience; the infrastructure hasn't caught up. That's the kind of operational problem we build systems to close. You know the inside of this — I only see the outside. Whichever of these you push back on tells me what matters most. Reply with the one I got wrong."</w:t>
       </w:r>
     </w:p>
     <w:p>
@@ -2148,7 +2297,32 @@
           <w:i/>
           <w:sz w:val="22"/>
         </w:rPr>
-        <w:t>PROOF OF COMPETENCE: "This is the kind of operational problem we build systems to close" — opens Beat 5, keeping Beat 4 from overloading. It is a capability statement from real Dev8X context, never a fabricated client or result. REPLY ASK: framed as his benefit — he sets the record straight about his own business. Control over that record is the motivator, not a favour to us. HIGH confidence, so the ask is direct: "reply with the one I got wrong." No "I'd love to hear from you." No calendar link. No price. The consultation is never mentioned in this video.</w:t>
+        <w:t>THE REFRAME — "You've built the audience; the infrastructure hasn't caught up." This is the mandated framing from Decision Card §10, and it is the last thing he hears before the ask. Everything before it has been a catalogue of what is broken; this line places every one of those failures on the infrastructure and none on him. Without it, a proud founder who has spent real money on this site hears three minutes of criticism. With it, he hears that the hard part is already done. Do not cut it to save words.</w:t>
+      </w:r>
+    </w:p>
+    <w:p>
+      <w:pPr>
+        <w:spacing w:after="80"/>
+        <w:shd w:val="clear" w:color="auto" w:fill="FFF3CC"/>
+      </w:pPr>
+      <w:r>
+        <w:rPr>
+          <w:rFonts w:ascii="Arial" w:hAnsi="Arial" w:eastAsia="Arial"/>
+          <w:b/>
+          <w:i w:val="0"/>
+          <w:color w:val="1A3A5C"/>
+          <w:sz w:val="22"/>
+        </w:rPr>
+        <w:t xml:space="preserve">📌 NOTE  </w:t>
+      </w:r>
+      <w:r>
+        <w:rPr>
+          <w:rFonts w:ascii="Arial" w:hAnsi="Arial" w:eastAsia="Arial"/>
+          <w:b w:val="0"/>
+          <w:i/>
+          <w:sz w:val="22"/>
+        </w:rPr>
+        <w:t>PROOF OF COMPETENCE: "That's the kind of operational problem we build systems to close" — it rides directly on the reframe, keeping Beat 4 from overloading. A capability statement from real Dev8X context, never a fabricated client or result. REPLY ASK: framed as his benefit — he sets the record straight about his own business. Control over that record is the motivator, not a favour to us. HIGH confidence, so the ask is direct: "Reply with the one I got wrong." No "I'd love to hear from you." No calendar link. No price. The consultation is never mentioned in this video.</w:t>
       </w:r>
     </w:p>
     <w:p>
@@ -2279,7 +2453,7 @@
                 <w:i w:val="0"/>
                 <w:sz w:val="20"/>
               </w:rPr>
-              <w:t>37</w:t>
+              <w:t>40</w:t>
             </w:r>
           </w:p>
         </w:tc>
@@ -2341,7 +2515,7 @@
                 <w:i w:val="0"/>
                 <w:sz w:val="20"/>
               </w:rPr>
-              <w:t>99</w:t>
+              <w:t>95</w:t>
             </w:r>
           </w:p>
         </w:tc>
@@ -2403,7 +2577,7 @@
                 <w:i w:val="0"/>
                 <w:sz w:val="20"/>
               </w:rPr>
-              <w:t>94</w:t>
+              <w:t>92</w:t>
             </w:r>
           </w:p>
         </w:tc>
@@ -2465,7 +2639,7 @@
                 <w:i w:val="0"/>
                 <w:sz w:val="20"/>
               </w:rPr>
-              <w:t>69</w:t>
+              <w:t>82</w:t>
             </w:r>
           </w:p>
         </w:tc>
@@ -2527,7 +2701,7 @@
                 <w:i w:val="0"/>
                 <w:sz w:val="20"/>
               </w:rPr>
-              <w:t>43</w:t>
+              <w:t>50</w:t>
             </w:r>
           </w:p>
         </w:tc>
@@ -2547,7 +2721,7 @@
                 <w:i w:val="0"/>
                 <w:sz w:val="20"/>
               </w:rPr>
-              <w:t>2:20 – 2:51</w:t>
+              <w:t>2:20 – 3:00</w:t>
             </w:r>
           </w:p>
         </w:tc>
@@ -2589,7 +2763,7 @@
                 <w:i w:val="0"/>
                 <w:sz w:val="20"/>
               </w:rPr>
-              <w:t>342 words</w:t>
+              <w:t>359 words</w:t>
             </w:r>
           </w:p>
         </w:tc>
@@ -2609,7 +2783,7 @@
                 <w:i w:val="0"/>
                 <w:sz w:val="20"/>
               </w:rPr>
-              <w:t>~2:51 at a calm 120 wpm</w:t>
+              <w:t>~3:00 at a calm 120 wpm</w:t>
             </w:r>
           </w:p>
         </w:tc>
@@ -2626,7 +2800,7 @@
           <w:i/>
           <w:sz w:val="22"/>
         </w:rPr>
-        <w:t>Counted mechanically from the SPEAK blocks above, which are also the source of the caption transcript in §0.2 — the two cannot drift. 342 words sits inside the 280–360 target and the 2–3 minute spec.</w:t>
+        <w:t>Counted mechanically from the SPEAK blocks above, which are also the source of the caption transcript in §0.2 — the two cannot drift. 359 words sits inside the 280–360 target and the 2–3 minute spec.</w:t>
       </w:r>
     </w:p>
     <w:p>
@@ -2671,7 +2845,7 @@
           <w:i w:val="0"/>
           <w:sz w:val="22"/>
         </w:rPr>
-        <w:t>Reply ask is direct: "reply with the one I got wrong." No softening, no "if you have a moment."</w:t>
+        <w:t>Reply ask is direct: "Reply with the one I got wrong." No softening, no "if you have a moment."</w:t>
       </w:r>
     </w:p>
     <w:p>
@@ -2686,7 +2860,7 @@
           <w:i w:val="0"/>
           <w:sz w:val="22"/>
         </w:rPr>
-        <w:t>The broken checkout and the missing opt-in forms are stated without hedge — both are L1 and directly observable by him in under a minute.</w:t>
+        <w:t>The broken checkout and the missing opt-in forms are stated without hedge — both are L1, and Beat 2 hands him the means to check the strongest of them himself. Only a High-confidence script can afford to invite verification; a shaky diagnosis would never survive the prospect testing it live.</w:t>
       </w:r>
     </w:p>
     <w:p>
@@ -2701,7 +2875,7 @@
           <w:i w:val="0"/>
           <w:sz w:val="22"/>
         </w:rPr>
-        <w:t>Beat 3's honesty is sourced from method rigor ("here is exactly what I'd map with you"), never from pretending to know figures we cannot see.</w:t>
+        <w:t>Beat 3's honesty is sourced from method rigor, never from pretending to know figures we cannot see — and the Lock ensures the one unknown a sceptic would reach for cannot be used to dismiss the diagnosis.</w:t>
       </w:r>
     </w:p>
     <w:p>
@@ -2846,7 +3020,7 @@
                 <w:i w:val="0"/>
                 <w:sz w:val="20"/>
               </w:rPr>
-              <w:t>Problems named in Beat 2, in order</w:t>
+              <w:t>The gap, said aloud</w:t>
             </w:r>
           </w:p>
         </w:tc>
@@ -2866,7 +3040,7 @@
                 <w:i w:val="0"/>
                 <w:sz w:val="20"/>
               </w:rPr>
-              <w:t>1. R.E.A.Ch! add-to-cart page returns a 404  ·  2. Not one email opt-in form across 50 pages  ·  3. Course pages show no modules or preview  ·  4. Contact page has no inquiry form</w:t>
+              <w:t>"Six hundredths of one percent." (16 ÷ 25,000)</w:t>
             </w:r>
           </w:p>
         </w:tc>
@@ -2888,7 +3062,7 @@
                 <w:i w:val="0"/>
                 <w:sz w:val="20"/>
               </w:rPr>
-              <w:t>Proof-of-competence line (opens Beat 5)</w:t>
+              <w:t>Problems named in Beat 2, in JOURNEY order</w:t>
             </w:r>
           </w:p>
         </w:tc>
@@ -2908,7 +3082,175 @@
                 <w:i w:val="0"/>
                 <w:sz w:val="20"/>
               </w:rPr>
-              <w:t>"This is the kind of operational problem we build systems to close."</w:t>
+              <w:t>1. No email capture — 50 pages, not one opt-in form  ·  2. Course pages show no modules or preview  ·  3. R.E.A.Ch! add-to-cart page returns a 404  ·  4. Contact page has no inquiry form. Closing line: "Four ways in. All four closed."</w:t>
+            </w:r>
+          </w:p>
+        </w:tc>
+      </w:tr>
+      <w:tr>
+        <w:tc>
+          <w:tcPr>
+            <w:tcW w:type="dxa" w:w="3024"/>
+          </w:tcPr>
+          <w:p>
+            <w:pPr>
+              <w:spacing w:after="40"/>
+            </w:pPr>
+            <w:r/>
+            <w:r>
+              <w:rPr>
+                <w:rFonts w:ascii="Arial" w:hAnsi="Arial" w:eastAsia="Arial"/>
+                <w:b w:val="0"/>
+                <w:i w:val="0"/>
+                <w:sz w:val="20"/>
+              </w:rPr>
+              <w:t>The verification challenge</w:t>
+            </w:r>
+          </w:p>
+        </w:tc>
+        <w:tc>
+          <w:tcPr>
+            <w:tcW w:type="dxa" w:w="6336"/>
+          </w:tcPr>
+          <w:p>
+            <w:pPr>
+              <w:spacing w:after="40"/>
+            </w:pPr>
+            <w:r/>
+            <w:r>
+              <w:rPr>
+                <w:rFonts w:ascii="Arial" w:hAnsi="Arial" w:eastAsia="Arial"/>
+                <w:b w:val="0"/>
+                <w:i w:val="0"/>
+                <w:sz w:val="20"/>
+              </w:rPr>
+              <w:t>"Don't take my word for it — try it on your own site." Applies to the R.E.A.Ch! 404 only.</w:t>
+            </w:r>
+          </w:p>
+        </w:tc>
+      </w:tr>
+      <w:tr>
+        <w:tc>
+          <w:tcPr>
+            <w:tcW w:type="dxa" w:w="3024"/>
+          </w:tcPr>
+          <w:p>
+            <w:pPr>
+              <w:spacing w:after="40"/>
+            </w:pPr>
+            <w:r/>
+            <w:r>
+              <w:rPr>
+                <w:rFonts w:ascii="Arial" w:hAnsi="Arial" w:eastAsia="Arial"/>
+                <w:b w:val="0"/>
+                <w:i w:val="0"/>
+                <w:sz w:val="20"/>
+              </w:rPr>
+              <w:t>The Lock (Beat 3)</w:t>
+            </w:r>
+          </w:p>
+        </w:tc>
+        <w:tc>
+          <w:tcPr>
+            <w:tcW w:type="dxa" w:w="6336"/>
+          </w:tcPr>
+          <w:p>
+            <w:pPr>
+              <w:spacing w:after="40"/>
+            </w:pPr>
+            <w:r/>
+            <w:r>
+              <w:rPr>
+                <w:rFonts w:ascii="Arial" w:hAnsi="Arial" w:eastAsia="Arial"/>
+                <w:b w:val="0"/>
+                <w:i w:val="0"/>
+                <w:sz w:val="20"/>
+              </w:rPr>
+              <w:t>"Either way, the diagnosis holds. If they don't link to the course, that's the leak. If they do, they point at that 404."</w:t>
+            </w:r>
+          </w:p>
+        </w:tc>
+      </w:tr>
+      <w:tr>
+        <w:tc>
+          <w:tcPr>
+            <w:tcW w:type="dxa" w:w="3024"/>
+          </w:tcPr>
+          <w:p>
+            <w:pPr>
+              <w:spacing w:after="40"/>
+            </w:pPr>
+            <w:r/>
+            <w:r>
+              <w:rPr>
+                <w:rFonts w:ascii="Arial" w:hAnsi="Arial" w:eastAsia="Arial"/>
+                <w:b w:val="0"/>
+                <w:i w:val="0"/>
+                <w:sz w:val="20"/>
+              </w:rPr>
+              <w:t>The reframe (opens Beat 5)</w:t>
+            </w:r>
+          </w:p>
+        </w:tc>
+        <w:tc>
+          <w:tcPr>
+            <w:tcW w:type="dxa" w:w="6336"/>
+          </w:tcPr>
+          <w:p>
+            <w:pPr>
+              <w:spacing w:after="40"/>
+            </w:pPr>
+            <w:r/>
+            <w:r>
+              <w:rPr>
+                <w:rFonts w:ascii="Arial" w:hAnsi="Arial" w:eastAsia="Arial"/>
+                <w:b w:val="0"/>
+                <w:i w:val="0"/>
+                <w:sz w:val="20"/>
+              </w:rPr>
+              <w:t>"You've built the audience; the infrastructure hasn't caught up."</w:t>
+            </w:r>
+          </w:p>
+        </w:tc>
+      </w:tr>
+      <w:tr>
+        <w:tc>
+          <w:tcPr>
+            <w:tcW w:type="dxa" w:w="3024"/>
+          </w:tcPr>
+          <w:p>
+            <w:pPr>
+              <w:spacing w:after="40"/>
+            </w:pPr>
+            <w:r/>
+            <w:r>
+              <w:rPr>
+                <w:rFonts w:ascii="Arial" w:hAnsi="Arial" w:eastAsia="Arial"/>
+                <w:b w:val="0"/>
+                <w:i w:val="0"/>
+                <w:sz w:val="20"/>
+              </w:rPr>
+              <w:t>Proof-of-competence line</w:t>
+            </w:r>
+          </w:p>
+        </w:tc>
+        <w:tc>
+          <w:tcPr>
+            <w:tcW w:type="dxa" w:w="6336"/>
+          </w:tcPr>
+          <w:p>
+            <w:pPr>
+              <w:spacing w:after="40"/>
+            </w:pPr>
+            <w:r/>
+            <w:r>
+              <w:rPr>
+                <w:rFonts w:ascii="Arial" w:hAnsi="Arial" w:eastAsia="Arial"/>
+                <w:b w:val="0"/>
+                <w:i w:val="0"/>
+                <w:sz w:val="20"/>
+              </w:rPr>
+              <w:t>"That's the kind of operational problem we build systems to close."</w:t>
             </w:r>
           </w:p>
         </w:tc>
@@ -2950,7 +3292,7 @@
                 <w:i w:val="0"/>
                 <w:sz w:val="20"/>
               </w:rPr>
-              <w:t>"reply with the one I got wrong"</w:t>
+              <w:t>"Reply with the one I got wrong."</w:t>
             </w:r>
           </w:p>
         </w:tc>
@@ -2992,7 +3334,7 @@
                 <w:i w:val="0"/>
                 <w:sz w:val="20"/>
               </w:rPr>
-              <w:t>Email list size unknown  ·  whether video descriptions link to a course unknown  ·  freelancer re-hire frequency unknown</w:t>
+              <w:t>Email list existence and size unknown  ·  where video descriptions send people unknown  ·  freelancer re-hire frequency unknown</w:t>
             </w:r>
           </w:p>
         </w:tc>

--- a/microfrontend/upstander_international/artifacts/p3b_First_Video_Script_UpstanderInternational.docx
+++ b/microfrontend/upstander_international/artifacts/p3b_First_Video_Script_UpstanderInternational.docx
@@ -4,310 +4,146 @@
   <w:body>
     <w:p>
       <w:pPr>
-        <w:shd w:val="clear" w:color="auto" w:fill="DCFCE7"/>
+        <w:spacing w:after="40"/>
       </w:pPr>
       <w:r>
         <w:rPr>
           <w:rFonts w:ascii="Arial" w:hAnsi="Arial" w:eastAsia="Arial"/>
           <w:b/>
           <w:i w:val="0"/>
-          <w:color w:val="166534"/>
-          <w:sz w:val="26"/>
+          <w:sz w:val="56"/>
         </w:rPr>
-        <w:t>QA GATE: PASS</w:t>
+        <w:t>UPstander International — First Video</w:t>
       </w:r>
     </w:p>
-    <w:tbl>
-      <w:tblPr>
-        <w:tblStyle w:val="TableGrid"/>
-        <w:tblW w:type="auto" w:w="0"/>
-        <w:tblLook w:firstColumn="1" w:firstRow="1" w:lastColumn="0" w:lastRow="0" w:noHBand="0" w:noVBand="1" w:val="04A0"/>
-      </w:tblPr>
-      <w:tblGrid>
-        <w:gridCol w:w="4680"/>
-        <w:gridCol w:w="4680"/>
-      </w:tblGrid>
-      <w:tr>
-        <w:tc>
-          <w:tcPr>
-            <w:tcW w:type="dxa" w:w="3456"/>
-          </w:tcPr>
-          <w:p>
-            <w:pPr>
-              <w:spacing w:after="40"/>
-              <w:shd w:val="clear" w:color="auto" w:fill="E8EEF4"/>
-            </w:pPr>
-            <w:r/>
-            <w:r>
-              <w:rPr>
-                <w:rFonts w:ascii="Arial" w:hAnsi="Arial" w:eastAsia="Arial"/>
-                <w:b/>
-                <w:i w:val="0"/>
-                <w:sz w:val="20"/>
-              </w:rPr>
-              <w:t>Gate condition</w:t>
-            </w:r>
-          </w:p>
-        </w:tc>
-        <w:tc>
-          <w:tcPr>
-            <w:tcW w:type="dxa" w:w="5904"/>
-          </w:tcPr>
-          <w:p>
-            <w:pPr>
-              <w:spacing w:after="40"/>
-              <w:shd w:val="clear" w:color="auto" w:fill="E8EEF4"/>
-            </w:pPr>
-            <w:r/>
-            <w:r>
-              <w:rPr>
-                <w:rFonts w:ascii="Arial" w:hAnsi="Arial" w:eastAsia="Arial"/>
-                <w:b/>
-                <w:i w:val="0"/>
-                <w:sz w:val="20"/>
-              </w:rPr>
-              <w:t>Result</w:t>
-            </w:r>
-          </w:p>
-        </w:tc>
-      </w:tr>
-      <w:tr>
-        <w:tc>
-          <w:tcPr>
-            <w:tcW w:type="dxa" w:w="3456"/>
-          </w:tcPr>
-          <w:p>
-            <w:pPr>
-              <w:spacing w:after="40"/>
-            </w:pPr>
-            <w:r/>
-            <w:r>
-              <w:rPr>
-                <w:rFonts w:ascii="Arial" w:hAnsi="Arial" w:eastAsia="Arial"/>
-                <w:b w:val="0"/>
-                <w:i w:val="0"/>
-                <w:sz w:val="20"/>
-              </w:rPr>
-              <w:t>≥3 problems specific, verifiable, traceable to a named public source</w:t>
-            </w:r>
-          </w:p>
-        </w:tc>
-        <w:tc>
-          <w:tcPr>
-            <w:tcW w:type="dxa" w:w="5904"/>
-          </w:tcPr>
-          <w:p>
-            <w:pPr>
-              <w:spacing w:after="40"/>
-            </w:pPr>
-            <w:r/>
-            <w:r>
-              <w:rPr>
-                <w:rFonts w:ascii="Arial" w:hAnsi="Arial" w:eastAsia="Arial"/>
-                <w:b w:val="0"/>
-                <w:i w:val="0"/>
-                <w:sz w:val="20"/>
-              </w:rPr>
-              <w:t>PASS — 4 problems, all traced to upstanderonline.com and all checkable by the prospect himself. Beat 2 explicitly invites him to reproduce the strongest one on his own site.</w:t>
-            </w:r>
-          </w:p>
-        </w:tc>
-      </w:tr>
-      <w:tr>
-        <w:tc>
-          <w:tcPr>
-            <w:tcW w:type="dxa" w:w="3456"/>
-          </w:tcPr>
-          <w:p>
-            <w:pPr>
-              <w:spacing w:after="40"/>
-            </w:pPr>
-            <w:r/>
-            <w:r>
-              <w:rPr>
-                <w:rFonts w:ascii="Arial" w:hAnsi="Arial" w:eastAsia="Arial"/>
-                <w:b w:val="0"/>
-                <w:i w:val="0"/>
-                <w:sz w:val="20"/>
-              </w:rPr>
-              <w:t>Primary bottleneck supported by real evidence, not a single weak signal</w:t>
-            </w:r>
-          </w:p>
-        </w:tc>
-        <w:tc>
-          <w:tcPr>
-            <w:tcW w:type="dxa" w:w="5904"/>
-          </w:tcPr>
-          <w:p>
-            <w:pPr>
-              <w:spacing w:after="40"/>
-            </w:pPr>
-            <w:r/>
-            <w:r>
-              <w:rPr>
-                <w:rFonts w:ascii="Arial" w:hAnsi="Arial" w:eastAsia="Arial"/>
-                <w:b w:val="0"/>
-                <w:i w:val="0"/>
-                <w:sz w:val="20"/>
-              </w:rPr>
-              <w:t>PASS — post-add-to-cart URL returns a literal 404 (p1a p.37); cart page renders empty; course detail pages render no modules across 4 separate URLs</w:t>
-            </w:r>
-          </w:p>
-        </w:tc>
-      </w:tr>
-      <w:tr>
-        <w:tc>
-          <w:tcPr>
-            <w:tcW w:type="dxa" w:w="3456"/>
-          </w:tcPr>
-          <w:p>
-            <w:pPr>
-              <w:spacing w:after="40"/>
-            </w:pPr>
-            <w:r/>
-            <w:r>
-              <w:rPr>
-                <w:rFonts w:ascii="Arial" w:hAnsi="Arial" w:eastAsia="Arial"/>
-                <w:b w:val="0"/>
-                <w:i w:val="0"/>
-                <w:sz w:val="20"/>
-              </w:rPr>
-              <w:t>Stakes number has a defensible L1/L2 basis (decoupling rule applied)</w:t>
-            </w:r>
-          </w:p>
-        </w:tc>
-        <w:tc>
-          <w:tcPr>
-            <w:tcW w:type="dxa" w:w="5904"/>
-          </w:tcPr>
-          <w:p>
-            <w:pPr>
-              <w:spacing w:after="40"/>
-            </w:pPr>
-            <w:r/>
-            <w:r>
-              <w:rPr>
-                <w:rFonts w:ascii="Arial" w:hAnsi="Arial" w:eastAsia="Arial"/>
-                <w:b w:val="0"/>
-                <w:i w:val="0"/>
-                <w:sz w:val="20"/>
-              </w:rPr>
-              <w:t>PASS — built only from 25,000 subscribers (L1, channel review 2026-07-09) × $199 course price (L1) at a declared 1% industry floor. Uses NO figure confessed as unknown in Beat 3.</w:t>
-            </w:r>
-          </w:p>
-        </w:tc>
-      </w:tr>
-      <w:tr>
-        <w:tc>
-          <w:tcPr>
-            <w:tcW w:type="dxa" w:w="3456"/>
-          </w:tcPr>
-          <w:p>
-            <w:pPr>
-              <w:spacing w:after="40"/>
-            </w:pPr>
-            <w:r/>
-            <w:r>
-              <w:rPr>
-                <w:rFonts w:ascii="Arial" w:hAnsi="Arial" w:eastAsia="Arial"/>
-                <w:b w:val="0"/>
-                <w:i w:val="0"/>
-                <w:sz w:val="20"/>
-              </w:rPr>
-              <w:t>p3a brief is the trimmed hold-back version</w:t>
-            </w:r>
-          </w:p>
-        </w:tc>
-        <w:tc>
-          <w:tcPr>
-            <w:tcW w:type="dxa" w:w="5904"/>
-          </w:tcPr>
-          <w:p>
-            <w:pPr>
-              <w:spacing w:after="40"/>
-            </w:pPr>
-            <w:r/>
-            <w:r>
-              <w:rPr>
-                <w:rFonts w:ascii="Arial" w:hAnsi="Arial" w:eastAsia="Arial"/>
-                <w:b w:val="0"/>
-                <w:i w:val="0"/>
-                <w:sz w:val="20"/>
-              </w:rPr>
-              <w:t>PASS — verified: no solution cards, no ROI dashboard, no build timeline, reply-ask CTA with no buttons</w:t>
-            </w:r>
-          </w:p>
-        </w:tc>
-      </w:tr>
-      <w:tr>
-        <w:tc>
-          <w:tcPr>
-            <w:tcW w:type="dxa" w:w="3456"/>
-          </w:tcPr>
-          <w:p>
-            <w:pPr>
-              <w:spacing w:after="40"/>
-            </w:pPr>
-            <w:r/>
-            <w:r>
-              <w:rPr>
-                <w:rFonts w:ascii="Arial" w:hAnsi="Arial" w:eastAsia="Arial"/>
-                <w:b w:val="0"/>
-                <w:i w:val="0"/>
-                <w:sz w:val="20"/>
-              </w:rPr>
-              <w:t>Spoken word count within 280–360 target</w:t>
-            </w:r>
-          </w:p>
-        </w:tc>
-        <w:tc>
-          <w:tcPr>
-            <w:tcW w:type="dxa" w:w="5904"/>
-          </w:tcPr>
-          <w:p>
-            <w:pPr>
-              <w:spacing w:after="40"/>
-            </w:pPr>
-            <w:r/>
-            <w:r>
-              <w:rPr>
-                <w:rFonts w:ascii="Arial" w:hAnsi="Arial" w:eastAsia="Arial"/>
-                <w:b w:val="0"/>
-                <w:i w:val="0"/>
-                <w:sz w:val="20"/>
-              </w:rPr>
-              <w:t>PASS — 359 words, ~3.0 min at 120 wpm</w:t>
-            </w:r>
-          </w:p>
-        </w:tc>
-      </w:tr>
-    </w:tbl>
     <w:p>
       <w:pPr>
-        <w:spacing w:after="120"/>
+        <w:spacing w:after="40"/>
       </w:pPr>
       <w:r>
         <w:rPr>
           <w:rFonts w:ascii="Arial" w:hAnsi="Arial" w:eastAsia="Arial"/>
           <w:b w:val="0"/>
           <w:i w:val="0"/>
-          <w:sz w:val="22"/>
+          <w:color w:val="475569"/>
+          <w:sz w:val="26"/>
         </w:rPr>
+        <w:t>Dr. Omékongo Dibinga, CSP • Founding Executive Director (he/him)</w:t>
       </w:r>
     </w:p>
     <w:p>
       <w:pPr>
-        <w:shd w:val="clear" w:color="auto" w:fill="FFF3CC"/>
+        <w:spacing w:after="40"/>
+      </w:pPr>
+      <w:r>
+        <w:rPr>
+          <w:rFonts w:ascii="Arial" w:hAnsi="Arial" w:eastAsia="Arial"/>
+          <w:b w:val="0"/>
+          <w:i w:val="0"/>
+          <w:color w:val="475569"/>
+          <w:sz w:val="26"/>
+        </w:rPr>
+        <w:t>Dev8X First-Touch Script — 2–3 Minute Recording</w:t>
+      </w:r>
+    </w:p>
+    <w:p>
+      <w:pPr>
+        <w:spacing w:after="200"/>
+      </w:pPr>
+      <w:r>
+        <w:rPr>
+          <w:rFonts w:ascii="Arial" w:hAnsi="Arial" w:eastAsia="Arial"/>
+          <w:b w:val="0"/>
+          <w:i w:val="0"/>
+          <w:color w:val="475569"/>
+          <w:sz w:val="26"/>
+        </w:rPr>
+        <w:t>Abdul | July 2026</w:t>
+      </w:r>
+    </w:p>
+    <w:p>
+      <w:pPr>
+        <w:pStyle w:val="Heading2"/>
+        <w:spacing w:before="280" w:after="120"/>
+      </w:pPr>
+      <w:r>
+        <w:rPr>
+          <w:rFonts w:ascii="Arial" w:hAnsi="Arial"/>
+          <w:b/>
+          <w:color w:val="0F1C2E"/>
+          <w:sz w:val="36"/>
+        </w:rPr>
+        <w:t>Pre-Flight QA Gate — Result: PASS (with one blocking pre-record action)</w:t>
+      </w:r>
+    </w:p>
+    <w:p>
+      <w:pPr>
+        <w:spacing w:after="60"/>
       </w:pPr>
       <w:r>
         <w:rPr>
           <w:rFonts w:ascii="Arial" w:hAnsi="Arial" w:eastAsia="Arial"/>
           <w:b/>
           <w:i w:val="0"/>
-          <w:color w:val="1A3A5C"/>
           <w:sz w:val="22"/>
         </w:rPr>
-        <w:t xml:space="preserve">📌  EVIDENCE CORRECTIONS APPLIED IN THIS VERSION  </w:t>
+        <w:t>Minimum-Specificity Threshold</w:t>
+      </w:r>
+    </w:p>
+    <w:p>
+      <w:pPr>
+        <w:spacing w:after="60"/>
+      </w:pPr>
+      <w:r>
+        <w:rPr>
+          <w:rFonts w:ascii="Arial" w:hAnsi="Arial" w:eastAsia="Arial"/>
+          <w:b w:val="0"/>
+          <w:i w:val="0"/>
+          <w:sz w:val="21"/>
+        </w:rPr>
+        <w:t>Specificity:  PASS — 4 problems traced to named public sources. (1) Add-to-Cart resolves to a “Page Not Found” page; (2) /contact/ returns an error; (3) no email opt-in exists on any of the 50 pages of upstanderonline.com; (4) 16 students across both courses, shown on his own public instructor profile.</w:t>
+      </w:r>
+    </w:p>
+    <w:p>
+      <w:pPr>
+        <w:spacing w:after="60"/>
+      </w:pPr>
+      <w:r>
+        <w:rPr>
+          <w:rFonts w:ascii="Arial" w:hAnsi="Arial" w:eastAsia="Arial"/>
+          <w:b w:val="0"/>
+          <w:i w:val="0"/>
+          <w:sz w:val="21"/>
+        </w:rPr>
+        <w:t>Bottleneck:  PASS — the broken purchase path is corroborated by 23 distinct error/empty pages across a 50-page capture, including /cart/, /account/, /contact/, and BOTH course detail pages. Not a single weak signal.</w:t>
+      </w:r>
+    </w:p>
+    <w:p>
+      <w:pPr>
+        <w:spacing w:after="60"/>
+      </w:pPr>
+      <w:r>
+        <w:rPr>
+          <w:rFonts w:ascii="Arial" w:hAnsi="Arial" w:eastAsia="Arial"/>
+          <w:b w:val="0"/>
+          <w:i w:val="0"/>
+          <w:sz w:val="21"/>
+        </w:rPr>
+        <w:t>Stakes number:  PASS (L2, labelled) — ~$3,184 lifetime course revenue. Built only from observables: 16 enrolled (public instructor page) × $199 (the one course price published on the site). See the Decoupling Check in Internal Notes.</w:t>
+      </w:r>
+    </w:p>
+    <w:p>
+      <w:pPr>
+        <w:spacing w:after="60"/>
+      </w:pPr>
+      <w:r>
+        <w:rPr>
+          <w:rFonts w:ascii="Arial" w:hAnsi="Arial" w:eastAsia="Arial"/>
+          <w:b w:val="0"/>
+          <w:i w:val="0"/>
+          <w:sz w:val="21"/>
+        </w:rPr>
+        <w:t>Version guard:  PASS — p3a_New_Output_Report.html confirmed TRIMMED. Its &lt;body&gt; contains hero, outcome, problem table, research transparency, future-risk cards, reply-ask CTA, footer. NO solution cards, NO ROI dashboard, NO build timeline, NO “Watch the Demo” button. (The stylesheet retains unused .sol-card/.roi-stat/.timeline-strip rules, but no such elements render.)</w:t>
       </w:r>
     </w:p>
     <w:p>
@@ -325,121 +161,46 @@
     </w:p>
     <w:p>
       <w:pPr>
-        <w:pStyle w:val="ListBullet"/>
-        <w:spacing w:after="40"/>
+        <w:spacing w:after="60"/>
+        <w:shd w:val="clear" w:color="auto" w:fill="FFF3CC"/>
+      </w:pPr>
+      <w:r>
+        <w:rPr>
+          <w:rFonts w:ascii="Arial" w:hAnsi="Arial" w:eastAsia="Arial"/>
+          <w:b/>
+          <w:i w:val="0"/>
+          <w:sz w:val="22"/>
+        </w:rPr>
+        <w:t>⛔  BLOCKING PRE-RECORD ACTION — live re-verification required</w:t>
+      </w:r>
+    </w:p>
+    <w:p>
+      <w:pPr>
+        <w:spacing w:after="160"/>
       </w:pPr>
       <w:r>
         <w:rPr>
           <w:rFonts w:ascii="Arial" w:hAnsi="Arial" w:eastAsia="Arial"/>
           <w:b w:val="0"/>
           <w:i w:val="0"/>
-          <w:sz w:val="22"/>
+          <w:sz w:val="21"/>
         </w:rPr>
-        <w:t>The 6,000-students figure is NOT used. Its source blog post (p1a p.895) is dated January 2014 and describes events from that era. It cannot carry a 2026 stakes number. The 25,000-subscriber channel (p1f, verified 2026-07-09) replaces it as the audience anchor — current, observable, and re-verifiable by Dr. Dibinga in ten seconds.</w:t>
+        <w:t>p1a_Website.md was captured 2026-05-21 — roughly seven weeks before this script. Per p1e_Job_Posting.md, Dr. Dibinga has 2 hires made and 3 active contracts on a website job posted 2026-03-07. The site may have been repaired since the capture. Beat 1 stakes the entire video on a live 404. On the day of recording, Abdul must personally re-verify, in a clean browser session: (a) Add to Cart on the R.E.A.Ch! course still lands on a Page Not Found; (b) upstanderonline.com/contact/ still errors; (c) no email opt-in has appeared. If ANY has been fixed, do not record — the cold open must be re-cut. Confidently describing a bug the client just paid to fix is the single most expensive failure available here.</w:t>
       </w:r>
     </w:p>
     <w:p>
       <w:pPr>
-        <w:pStyle w:val="ListBullet"/>
-        <w:spacing w:after="40"/>
+        <w:pStyle w:val="Heading2"/>
+        <w:spacing w:before="280" w:after="120"/>
       </w:pPr>
       <w:r>
         <w:rPr>
-          <w:rFonts w:ascii="Arial" w:hAnsi="Arial" w:eastAsia="Arial"/>
-          <w:b w:val="0"/>
-          <w:i w:val="0"/>
-          <w:sz w:val="22"/>
+          <w:rFonts w:ascii="Arial" w:hAnsi="Arial"/>
+          <w:b/>
+          <w:color w:val="0F1C2E"/>
+          <w:sz w:val="30"/>
         </w:rPr>
-        <w:t>The MailPoet empty pages are NOT used as evidence. ?mailpoet_page=subscriptions and ?mailpoet_page=captcha are transactional endpoints that render blank on a direct hit by design. They prove nothing, and the two Upwork developers currently active on this project could say so in one sentence. The correct proof — zero email opt-in forms across all 50 reviewed pages — is used instead.</w:t>
-      </w:r>
-    </w:p>
-    <w:p>
-      <w:pPr>
-        <w:pStyle w:val="ListBullet"/>
-        <w:spacing w:after="40"/>
-      </w:pPr>
-      <w:r>
-        <w:rPr>
-          <w:rFonts w:ascii="Arial" w:hAnsi="Arial" w:eastAsia="Arial"/>
-          <w:b w:val="0"/>
-          <w:i w:val="0"/>
-          <w:sz w:val="22"/>
-        </w:rPr>
-        <w:t>The $19,900 Upwork figure is NOT spoken. It is lifetime spend across 19 posted jobs, not money spent on this website. Attributing it to the site is factually wrong and triggers the defensiveness risk named in Decision Card §10. The freelancer dependency appears only in Beat 3, as something we admit we cannot see — a confession, never an accusation.</w:t>
-      </w:r>
-    </w:p>
-    <w:p>
-      <w:pPr>
-        <w:pStyle w:val="ListBullet"/>
-        <w:spacing w:after="40"/>
-      </w:pPr>
-      <w:r>
-        <w:rPr>
-          <w:rFonts w:ascii="Arial" w:hAnsi="Arial" w:eastAsia="Arial"/>
-          <w:b w:val="0"/>
-          <w:i w:val="0"/>
-          <w:sz w:val="22"/>
-        </w:rPr>
-        <w:t>L.E.A.D. is NOT named in the 404 claim. Its post-add-to-cart URL (p1a p.50) logs as a Security Verification Page, i.e. a bot challenge, not a 404. Only R.E.A.Ch! has a literal verified 404 (p1a p.37).</w:t>
-      </w:r>
-    </w:p>
-    <w:p>
-      <w:pPr>
-        <w:shd w:val="clear" w:color="auto" w:fill="FEE2E2"/>
-      </w:pPr>
-      <w:r>
-        <w:rPr>
-          <w:rFonts w:ascii="Arial" w:hAnsi="Arial" w:eastAsia="Arial"/>
-          <w:b/>
-          <w:i w:val="0"/>
-          <w:color w:val="991B1B"/>
-          <w:sz w:val="22"/>
-        </w:rPr>
-        <w:t xml:space="preserve">⚠  BEFORE RECORDING: </w:t>
-      </w:r>
-      <w:r>
-        <w:rPr>
-          <w:rFonts w:ascii="Arial" w:hAnsi="Arial" w:eastAsia="Arial"/>
-          <w:b w:val="0"/>
-          <w:i w:val="0"/>
-          <w:sz w:val="22"/>
-        </w:rPr>
-        <w:t>Open upstanderonline.com in a real browser and click Buy on R.E.A.Ch! Confirm the 404 renders today. Beat 1 is the single most falsifiable sentence in this video, and it is sourced from a page scrape, not a live purchase attempt. Confident wrongness in sentence one is unrecoverable.</w:t>
-      </w:r>
-    </w:p>
-    <w:p>
-      <w:r>
-        <w:br w:type="page"/>
-      </w:r>
-    </w:p>
-    <w:p>
-      <w:pPr>
-        <w:spacing w:before="320" w:after="120"/>
-      </w:pPr>
-      <w:r>
-        <w:rPr>
-          <w:rFonts w:ascii="Arial" w:hAnsi="Arial" w:eastAsia="Arial"/>
-          <w:b/>
-          <w:i w:val="0"/>
-          <w:color w:val="1A5C8A"/>
-          <w:sz w:val="56"/>
-        </w:rPr>
-        <w:t>PART 0 — DM Wrapper, Captions &amp; Delivery</w:t>
-      </w:r>
-    </w:p>
-    <w:p>
-      <w:pPr>
-        <w:spacing w:before="240" w:after="80"/>
-      </w:pPr>
-      <w:r>
-        <w:rPr>
-          <w:rFonts w:ascii="Arial" w:hAnsi="Arial" w:eastAsia="Arial"/>
-          <w:b/>
-          <w:i w:val="0"/>
-          <w:color w:val="2A7AAA"/>
-          <w:sz w:val="36"/>
-        </w:rPr>
-        <w:t>0.1 — The Wrapper Message (DM text sent with the video)</w:t>
+        <w:t>Quote Provenance Check — every factual claim spoken on camera</w:t>
       </w:r>
     </w:p>
     <w:p>
@@ -451,9 +212,570 @@
           <w:rFonts w:ascii="Arial" w:hAnsi="Arial" w:eastAsia="Arial"/>
           <w:b w:val="0"/>
           <w:i/>
-          <w:sz w:val="22"/>
+          <w:sz w:val="20"/>
         </w:rPr>
-        <w:t>The first ~7 words are the hook. They are all that appears in LinkedIn's inbox preview and push notification before the message is opened. Whatever sits in those 7 words IS the pitch.</w:t>
+        <w:t>Re-verified against the raw p1* research files in this run. NOTHING in the final script is spoken as a verbatim quotation of the prospect — row 1 was downgraded to an attributed requirement after checking the source. Every other line is a fact stated in Abdul's own words.</w:t>
+      </w:r>
+    </w:p>
+    <w:tbl>
+      <w:tblPr>
+        <w:tblStyle w:val="TableGrid"/>
+        <w:tblW w:type="auto" w:w="0"/>
+        <w:jc w:val="center"/>
+        <w:tblLook w:firstColumn="1" w:firstRow="1" w:lastColumn="0" w:lastRow="0" w:noHBand="0" w:noVBand="1" w:val="04A0"/>
+      </w:tblPr>
+      <w:tblGrid>
+        <w:gridCol w:w="3120"/>
+        <w:gridCol w:w="3120"/>
+        <w:gridCol w:w="3120"/>
+      </w:tblGrid>
+      <w:tr>
+        <w:tc>
+          <w:tcPr>
+            <w:tcW w:type="dxa" w:w="2880"/>
+          </w:tcPr>
+          <w:p>
+            <w:pPr>
+              <w:shd w:val="clear" w:color="auto" w:fill="0f1c2e"/>
+            </w:pPr>
+            <w:r/>
+            <w:r>
+              <w:rPr>
+                <w:rFonts w:ascii="Arial" w:hAnsi="Arial"/>
+                <w:b/>
+                <w:color w:val="FFFFFF"/>
+                <w:sz w:val="18"/>
+              </w:rPr>
+              <w:t>Spoken claim</w:t>
+            </w:r>
+          </w:p>
+        </w:tc>
+        <w:tc>
+          <w:tcPr>
+            <w:tcW w:type="dxa" w:w="4752"/>
+          </w:tcPr>
+          <w:p>
+            <w:pPr>
+              <w:shd w:val="clear" w:color="auto" w:fill="0f1c2e"/>
+            </w:pPr>
+            <w:r/>
+            <w:r>
+              <w:rPr>
+                <w:rFonts w:ascii="Arial" w:hAnsi="Arial"/>
+                <w:b/>
+                <w:color w:val="FFFFFF"/>
+                <w:sz w:val="18"/>
+              </w:rPr>
+              <w:t>Raw source — verified this run</w:t>
+            </w:r>
+          </w:p>
+        </w:tc>
+        <w:tc>
+          <w:tcPr>
+            <w:tcW w:type="dxa" w:w="1368"/>
+          </w:tcPr>
+          <w:p>
+            <w:pPr>
+              <w:shd w:val="clear" w:color="auto" w:fill="0f1c2e"/>
+            </w:pPr>
+            <w:r/>
+            <w:r>
+              <w:rPr>
+                <w:rFonts w:ascii="Arial" w:hAnsi="Arial"/>
+                <w:b/>
+                <w:color w:val="FFFFFF"/>
+                <w:sz w:val="18"/>
+              </w:rPr>
+              <w:t>Status</w:t>
+            </w:r>
+          </w:p>
+        </w:tc>
+      </w:tr>
+      <w:tr>
+        <w:tc>
+          <w:tcPr>
+            <w:tcW w:type="dxa" w:w="2880"/>
+          </w:tcPr>
+          <w:p>
+            <w:r/>
+            <w:r>
+              <w:rPr>
+                <w:rFonts w:ascii="Arial" w:hAnsi="Arial"/>
+                <w:sz w:val="17"/>
+              </w:rPr>
+              <w:t>“you asked for a site that performs — not one that just looks good” (attributed REQUIREMENT, not a quote)</w:t>
+            </w:r>
+          </w:p>
+        </w:tc>
+        <w:tc>
+          <w:tcPr>
+            <w:tcW w:type="dxa" w:w="4752"/>
+          </w:tcPr>
+          <w:p>
+            <w:r/>
+            <w:r>
+              <w:rPr>
+                <w:rFonts w:ascii="Arial" w:hAnsi="Arial"/>
+                <w:sz w:val="17"/>
+              </w:rPr>
+              <w:t>p1e_Job_Posting.md · Role Summary · line 19 · “one that performs, not just looks good”. ⚠ p1e is a third-person SUMMARY of the posting (“The hired designer will build…”), not raw client text. The requirement is his; the sentence may be the summariser’s. Script therefore says “you asked for,” never “you wrote.”</w:t>
+            </w:r>
+          </w:p>
+        </w:tc>
+        <w:tc>
+          <w:tcPr>
+            <w:tcW w:type="dxa" w:w="1368"/>
+          </w:tcPr>
+          <w:p>
+            <w:r/>
+            <w:r>
+              <w:rPr>
+                <w:rFonts w:ascii="Arial" w:hAnsi="Arial"/>
+                <w:sz w:val="17"/>
+              </w:rPr>
+              <w:t>⚠ downgraded</w:t>
+            </w:r>
+          </w:p>
+        </w:tc>
+      </w:tr>
+      <w:tr>
+        <w:tc>
+          <w:tcPr>
+            <w:tcW w:type="dxa" w:w="2880"/>
+          </w:tcPr>
+          <w:p>
+            <w:r/>
+            <w:r>
+              <w:rPr>
+                <w:rFonts w:ascii="Arial" w:hAnsi="Arial"/>
+                <w:sz w:val="17"/>
+              </w:rPr>
+              <w:t>Add to Cart → “Page Not Found”</w:t>
+            </w:r>
+          </w:p>
+        </w:tc>
+        <w:tc>
+          <w:tcPr>
+            <w:tcW w:type="dxa" w:w="4752"/>
+          </w:tcPr>
+          <w:p>
+            <w:r/>
+            <w:r>
+              <w:rPr>
+                <w:rFonts w:ascii="Arial" w:hAnsi="Arial"/>
+                <w:sz w:val="17"/>
+              </w:rPr>
+              <w:t>p1a_Website.md · §37 &amp; §48 · url .../?product_added_to_cart=183&amp;quantity=1 · titled “Page Not Found”</w:t>
+            </w:r>
+          </w:p>
+        </w:tc>
+        <w:tc>
+          <w:tcPr>
+            <w:tcW w:type="dxa" w:w="1368"/>
+          </w:tcPr>
+          <w:p>
+            <w:r/>
+            <w:r>
+              <w:rPr>
+                <w:rFonts w:ascii="Arial" w:hAnsi="Arial"/>
+                <w:sz w:val="17"/>
+              </w:rPr>
+              <w:t>✅ verified</w:t>
+            </w:r>
+          </w:p>
+        </w:tc>
+      </w:tr>
+      <w:tr>
+        <w:tc>
+          <w:tcPr>
+            <w:tcW w:type="dxa" w:w="2880"/>
+          </w:tcPr>
+          <w:p>
+            <w:r/>
+            <w:r>
+              <w:rPr>
+                <w:rFonts w:ascii="Arial" w:hAnsi="Arial"/>
+                <w:sz w:val="17"/>
+              </w:rPr>
+              <w:t>Contact page returns an error</w:t>
+            </w:r>
+          </w:p>
+        </w:tc>
+        <w:tc>
+          <w:tcPr>
+            <w:tcW w:type="dxa" w:w="4752"/>
+          </w:tcPr>
+          <w:p>
+            <w:r/>
+            <w:r>
+              <w:rPr>
+                <w:rFonts w:ascii="Arial" w:hAnsi="Arial"/>
+                <w:sz w:val="17"/>
+              </w:rPr>
+              <w:t>p1a_Website.md · §33 · url /contact/ · type: error</w:t>
+            </w:r>
+          </w:p>
+        </w:tc>
+        <w:tc>
+          <w:tcPr>
+            <w:tcW w:type="dxa" w:w="1368"/>
+          </w:tcPr>
+          <w:p>
+            <w:r/>
+            <w:r>
+              <w:rPr>
+                <w:rFonts w:ascii="Arial" w:hAnsi="Arial"/>
+                <w:sz w:val="17"/>
+              </w:rPr>
+              <w:t>✅ verified</w:t>
+            </w:r>
+          </w:p>
+        </w:tc>
+      </w:tr>
+      <w:tr>
+        <w:tc>
+          <w:tcPr>
+            <w:tcW w:type="dxa" w:w="2880"/>
+          </w:tcPr>
+          <w:p>
+            <w:r/>
+            <w:r>
+              <w:rPr>
+                <w:rFonts w:ascii="Arial" w:hAnsi="Arial"/>
+                <w:sz w:val="17"/>
+              </w:rPr>
+              <w:t>Fifty pages, nowhere to leave an email address</w:t>
+            </w:r>
+          </w:p>
+        </w:tc>
+        <w:tc>
+          <w:tcPr>
+            <w:tcW w:type="dxa" w:w="4752"/>
+          </w:tcPr>
+          <w:p>
+            <w:r/>
+            <w:r>
+              <w:rPr>
+                <w:rFonts w:ascii="Arial" w:hAnsi="Arial"/>
+                <w:sz w:val="17"/>
+              </w:rPr>
+              <w:t>p1a_Website.md · 50 page sections; grep for opt-in/subscribe/newsletter returns only an INSTRUCTOR registration form and an account signup — no lead-capture opt-in</w:t>
+            </w:r>
+          </w:p>
+        </w:tc>
+        <w:tc>
+          <w:tcPr>
+            <w:tcW w:type="dxa" w:w="1368"/>
+          </w:tcPr>
+          <w:p>
+            <w:r/>
+            <w:r>
+              <w:rPr>
+                <w:rFonts w:ascii="Arial" w:hAnsi="Arial"/>
+                <w:sz w:val="17"/>
+              </w:rPr>
+              <w:t>✅ verified</w:t>
+            </w:r>
+          </w:p>
+        </w:tc>
+      </w:tr>
+      <w:tr>
+        <w:tc>
+          <w:tcPr>
+            <w:tcW w:type="dxa" w:w="2880"/>
+          </w:tcPr>
+          <w:p>
+            <w:r/>
+            <w:r>
+              <w:rPr>
+                <w:rFonts w:ascii="Arial" w:hAnsi="Arial"/>
+                <w:sz w:val="17"/>
+              </w:rPr>
+              <w:t>Posts to the channel almost every day; 25,000 subscribers</w:t>
+            </w:r>
+          </w:p>
+        </w:tc>
+        <w:tc>
+          <w:tcPr>
+            <w:tcW w:type="dxa" w:w="4752"/>
+          </w:tcPr>
+          <w:p>
+            <w:r/>
+            <w:r>
+              <w:rPr>
+                <w:rFonts w:ascii="Arial" w:hAnsi="Arial"/>
+                <w:sz w:val="17"/>
+              </w:rPr>
+              <w:t>p1f_Youtube_Owner.md · frontmatter lines 6–8 · manually verified 2026-07-09</w:t>
+            </w:r>
+          </w:p>
+        </w:tc>
+        <w:tc>
+          <w:tcPr>
+            <w:tcW w:type="dxa" w:w="1368"/>
+          </w:tcPr>
+          <w:p>
+            <w:r/>
+            <w:r>
+              <w:rPr>
+                <w:rFonts w:ascii="Arial" w:hAnsi="Arial"/>
+                <w:sz w:val="17"/>
+              </w:rPr>
+              <w:t>✅ verified</w:t>
+            </w:r>
+          </w:p>
+        </w:tc>
+      </w:tr>
+      <w:tr>
+        <w:tc>
+          <w:tcPr>
+            <w:tcW w:type="dxa" w:w="2880"/>
+          </w:tcPr>
+          <w:p>
+            <w:r/>
+            <w:r>
+              <w:rPr>
+                <w:rFonts w:ascii="Arial" w:hAnsi="Arial"/>
+                <w:sz w:val="17"/>
+              </w:rPr>
+              <w:t>On LinkedIn he points people to the channel and says to subscribe</w:t>
+            </w:r>
+          </w:p>
+        </w:tc>
+        <w:tc>
+          <w:tcPr>
+            <w:tcW w:type="dxa" w:w="4752"/>
+          </w:tcPr>
+          <w:p>
+            <w:r/>
+            <w:r>
+              <w:rPr>
+                <w:rFonts w:ascii="Arial" w:hAnsi="Arial"/>
+                <w:sz w:val="17"/>
+              </w:rPr>
+              <w:t>p1c_Linkedin_Owner.md · Post 27 · line 429 · “definitely subscribe”; Post 11 · line 197 · “please head there to follow”</w:t>
+            </w:r>
+          </w:p>
+        </w:tc>
+        <w:tc>
+          <w:tcPr>
+            <w:tcW w:type="dxa" w:w="1368"/>
+          </w:tcPr>
+          <w:p>
+            <w:r/>
+            <w:r>
+              <w:rPr>
+                <w:rFonts w:ascii="Arial" w:hAnsi="Arial"/>
+                <w:sz w:val="17"/>
+              </w:rPr>
+              <w:t>✅ verified</w:t>
+            </w:r>
+          </w:p>
+        </w:tc>
+      </w:tr>
+      <w:tr>
+        <w:tc>
+          <w:tcPr>
+            <w:tcW w:type="dxa" w:w="2880"/>
+          </w:tcPr>
+          <w:p>
+            <w:r/>
+            <w:r>
+              <w:rPr>
+                <w:rFonts w:ascii="Arial" w:hAnsi="Arial"/>
+                <w:sz w:val="17"/>
+              </w:rPr>
+              <w:t>Sixteen students, across both courses, since June of last year</w:t>
+            </w:r>
+          </w:p>
+        </w:tc>
+        <w:tc>
+          <w:tcPr>
+            <w:tcW w:type="dxa" w:w="4752"/>
+          </w:tcPr>
+          <w:p>
+            <w:r/>
+            <w:r>
+              <w:rPr>
+                <w:rFonts w:ascii="Arial" w:hAnsi="Arial"/>
+                <w:sz w:val="17"/>
+              </w:rPr>
+              <w:t>p1a_Website.md · line 164 · “Lists 1 instructor — Omekongo, 2 courses, 16 students, joined June 16, 2025.”</w:t>
+            </w:r>
+          </w:p>
+        </w:tc>
+        <w:tc>
+          <w:tcPr>
+            <w:tcW w:type="dxa" w:w="1368"/>
+          </w:tcPr>
+          <w:p>
+            <w:r/>
+            <w:r>
+              <w:rPr>
+                <w:rFonts w:ascii="Arial" w:hAnsi="Arial"/>
+                <w:sz w:val="17"/>
+              </w:rPr>
+              <w:t>✅ verified</w:t>
+            </w:r>
+          </w:p>
+        </w:tc>
+      </w:tr>
+      <w:tr>
+        <w:tc>
+          <w:tcPr>
+            <w:tcW w:type="dxa" w:w="2880"/>
+          </w:tcPr>
+          <w:p>
+            <w:r/>
+            <w:r>
+              <w:rPr>
+                <w:rFonts w:ascii="Arial" w:hAnsi="Arial"/>
+                <w:sz w:val="17"/>
+              </w:rPr>
+              <w:t>The one course price published on the site is $199</w:t>
+            </w:r>
+          </w:p>
+        </w:tc>
+        <w:tc>
+          <w:tcPr>
+            <w:tcW w:type="dxa" w:w="4752"/>
+          </w:tcPr>
+          <w:p>
+            <w:r/>
+            <w:r>
+              <w:rPr>
+                <w:rFonts w:ascii="Arial" w:hAnsi="Arial"/>
+                <w:sz w:val="17"/>
+              </w:rPr>
+              <w:t>p1a_Website.md · line 385 · R.E.A.Ch! product page · “Price: $199.00”. L.E.A.D. detail pages (§19, §38, §44) are error/empty — no price rendered.</w:t>
+            </w:r>
+          </w:p>
+        </w:tc>
+        <w:tc>
+          <w:tcPr>
+            <w:tcW w:type="dxa" w:w="1368"/>
+          </w:tcPr>
+          <w:p>
+            <w:r/>
+            <w:r>
+              <w:rPr>
+                <w:rFonts w:ascii="Arial" w:hAnsi="Arial"/>
+                <w:sz w:val="17"/>
+              </w:rPr>
+              <w:t>✅ verified</w:t>
+            </w:r>
+          </w:p>
+        </w:tc>
+      </w:tr>
+      <w:tr>
+        <w:tc>
+          <w:tcPr>
+            <w:tcW w:type="dxa" w:w="2880"/>
+          </w:tcPr>
+          <w:p>
+            <w:r/>
+            <w:r>
+              <w:rPr>
+                <w:rFonts w:ascii="Arial" w:hAnsi="Arial"/>
+                <w:sz w:val="17"/>
+              </w:rPr>
+              <w:t>“three books are coming this year” (scale event, Rule 4)</w:t>
+            </w:r>
+          </w:p>
+        </w:tc>
+        <w:tc>
+          <w:tcPr>
+            <w:tcW w:type="dxa" w:w="4752"/>
+          </w:tcPr>
+          <w:p>
+            <w:r/>
+            <w:r>
+              <w:rPr>
+                <w:rFonts w:ascii="Arial" w:hAnsi="Arial"/>
+                <w:sz w:val="17"/>
+              </w:rPr>
+              <w:t>p1c_Linkedin_Owner.md · Post 17 · line 265 · “this is one of THREE books I have coming out this year”</w:t>
+            </w:r>
+          </w:p>
+        </w:tc>
+        <w:tc>
+          <w:tcPr>
+            <w:tcW w:type="dxa" w:w="1368"/>
+          </w:tcPr>
+          <w:p>
+            <w:r/>
+            <w:r>
+              <w:rPr>
+                <w:rFonts w:ascii="Arial" w:hAnsi="Arial"/>
+                <w:sz w:val="17"/>
+              </w:rPr>
+              <w:t>✅ verified</w:t>
+            </w:r>
+          </w:p>
+        </w:tc>
+      </w:tr>
+      <w:tr>
+        <w:tc>
+          <w:tcPr>
+            <w:tcW w:type="dxa" w:w="2880"/>
+          </w:tcPr>
+          <w:p>
+            <w:r/>
+            <w:r>
+              <w:rPr>
+                <w:rFonts w:ascii="Arial" w:hAnsi="Arial"/>
+                <w:sz w:val="17"/>
+              </w:rPr>
+              <w:t>“takes a stand” (emotional vocabulary mirror, Rule 3)</w:t>
+            </w:r>
+          </w:p>
+        </w:tc>
+        <w:tc>
+          <w:tcPr>
+            <w:tcW w:type="dxa" w:w="4752"/>
+          </w:tcPr>
+          <w:p>
+            <w:r/>
+            <w:r>
+              <w:rPr>
+                <w:rFonts w:ascii="Arial" w:hAnsi="Arial"/>
+                <w:sz w:val="17"/>
+              </w:rPr>
+              <w:t>p1c_Linkedin_Owner.md · Summary · line 17 · “to take a stand when they witness an injustice”; echoed in p1b company tagline</w:t>
+            </w:r>
+          </w:p>
+        </w:tc>
+        <w:tc>
+          <w:tcPr>
+            <w:tcW w:type="dxa" w:w="1368"/>
+          </w:tcPr>
+          <w:p>
+            <w:r/>
+            <w:r>
+              <w:rPr>
+                <w:rFonts w:ascii="Arial" w:hAnsi="Arial"/>
+                <w:sz w:val="17"/>
+              </w:rPr>
+              <w:t>✅ verified</w:t>
+            </w:r>
+          </w:p>
+        </w:tc>
+      </w:tr>
+    </w:tbl>
+    <w:p/>
+    <w:p>
+      <w:pPr>
+        <w:pStyle w:val="Heading2"/>
+        <w:spacing w:before="280" w:after="120"/>
+      </w:pPr>
+      <w:r>
+        <w:rPr>
+          <w:rFonts w:ascii="Arial" w:hAnsi="Arial"/>
+          <w:b/>
+          <w:color w:val="0F1C2E"/>
+          <w:sz w:val="30"/>
+        </w:rPr>
+        <w:t>Research Freshness Pin</w:t>
       </w:r>
     </w:p>
     <w:p>
@@ -463,11 +785,263 @@
       <w:r>
         <w:rPr>
           <w:rFonts w:ascii="Arial" w:hAnsi="Arial" w:eastAsia="Arial"/>
+          <w:b w:val="0"/>
+          <w:i w:val="0"/>
+          <w:sz w:val="21"/>
+        </w:rPr>
+        <w:t>Confirmed by content, not by post number. Every post p0a/p0b relies on still resolves in p1c by distinctive phrase: Post 17 (“THREE books”), Post 1 (AARP “World Culture Day”), Post 28 (Berkeley Carroll), Post 29 (Montgomery County Community College), Posts 14–16 (“Lies About Black People” paperback), Posts 11 &amp; 27 (channel referrals), Posts 23 &amp; 26 (Special Needs Network). No drift in the LinkedIn corpus.</w:t>
+      </w:r>
+    </w:p>
+    <w:p>
+      <w:pPr>
+        <w:spacing w:after="60"/>
+        <w:shd w:val="clear" w:color="auto" w:fill="FFF3CC"/>
+      </w:pPr>
+      <w:r>
+        <w:rPr>
+          <w:rFonts w:ascii="Arial" w:hAnsi="Arial" w:eastAsia="Arial"/>
           <w:b/>
           <w:i w:val="0"/>
           <w:sz w:val="22"/>
         </w:rPr>
-        <w:t>WRAPPER MESSAGE — copy-ready</w:t>
+        <w:t>⚠  THREE DERIVED-ARTIFACT DEFECTS FOUND — all corrected before writing</w:t>
+      </w:r>
+    </w:p>
+    <w:p>
+      <w:pPr>
+        <w:spacing w:after="80"/>
+      </w:pPr>
+      <w:r>
+        <w:rPr>
+          <w:rFonts w:ascii="Arial" w:hAnsi="Arial" w:eastAsia="Arial"/>
+          <w:b w:val="0"/>
+          <w:i w:val="0"/>
+          <w:sz w:val="21"/>
+        </w:rPr>
+        <w:t>1. The “6,000+ students in one speaking year” figure is NOT current. p0a §8 ranks it an L1 hero metric and §10 calls it a personally-built audience; but the source (p1a_Website.md line 908, blog “The Future of Youth: What 6,000 Students Just Taught Me”) sits at url omekongo.com/2014/01/… and describes the Aaron Rodgers / Raise Hope for Congo rally at UW-Madison — circa 2011. It is a twelve-year-old figure. p0b’s own Proof Ledger anticipates the objection (“That 6,000 number is from years ago”). It is EXCLUDED from this script. Speaking it to the man who lived it would end the relationship in one sentence.</w:t>
+      </w:r>
+    </w:p>
+    <w:p>
+      <w:pPr>
+        <w:spacing w:after="80"/>
+      </w:pPr>
+      <w:r>
+        <w:rPr>
+          <w:rFonts w:ascii="Arial" w:hAnsi="Arial" w:eastAsia="Arial"/>
+          <w:b w:val="0"/>
+          <w:i w:val="0"/>
+          <w:sz w:val="21"/>
+        </w:rPr>
+        <w:t>2. “16 students” is platform-wide across TWO courses, not 16 R.E.A.Ch! buyers. p1a line 164 reads “2 courses, 16 students.” p0a §8’s hero metric (“16 students enrolled on a $199 course”) drifted. Consequently 16 × $199 is an ASSUMPTION, not arithmetic on two L1 facts — it is L2 and is spoken with its assumption stated. The p3a brief has been corrected to match.</w:t>
+      </w:r>
+    </w:p>
+    <w:p>
+      <w:pPr>
+        <w:spacing w:after="200"/>
+      </w:pPr>
+      <w:r>
+        <w:rPr>
+          <w:rFonts w:ascii="Arial" w:hAnsi="Arial" w:eastAsia="Arial"/>
+          <w:b w:val="0"/>
+          <w:i w:val="0"/>
+          <w:sz w:val="21"/>
+        </w:rPr>
+        <w:t>3. p3a’s previous “~$49,750 [Estimated]” stakes figure was derived from the 1% solo-educator conversion benchmark — an L3 Proxy that p0a §8 marks “NEVER in headlines” and p0b line 99 excludes from all Proof Ledger claims. Beat 3 films that exact table, so it would have leaked a larger, indefensible number on screen beside the one spoken. The p3a callout has been rewritten to the L1/L2 $3,184 framing this script uses. Brief and video now state one number, and the same one.</w:t>
+      </w:r>
+    </w:p>
+    <w:p>
+      <w:pPr>
+        <w:pStyle w:val="Heading1"/>
+        <w:spacing w:before="280" w:after="120"/>
+      </w:pPr>
+      <w:r>
+        <w:rPr>
+          <w:rFonts w:ascii="Arial" w:hAnsi="Arial"/>
+          <w:b/>
+          <w:color w:val="0F1C2E"/>
+          <w:sz w:val="52"/>
+        </w:rPr>
+        <w:t>Part 0 — The DM Wrapper &amp; Delivery</w:t>
+      </w:r>
+    </w:p>
+    <w:p>
+      <w:pPr>
+        <w:spacing w:after="160"/>
+      </w:pPr>
+      <w:r>
+        <w:rPr>
+          <w:rFonts w:ascii="Arial" w:hAnsi="Arial" w:eastAsia="Arial"/>
+          <w:b w:val="0"/>
+          <w:i/>
+          <w:color w:val="475569"/>
+          <w:sz w:val="22"/>
+        </w:rPr>
+        <w:t>What earns the click and the watch — produced alongside the script, never read on camera.</w:t>
+      </w:r>
+    </w:p>
+    <w:p>
+      <w:pPr>
+        <w:pStyle w:val="Heading2"/>
+        <w:spacing w:before="280" w:after="120"/>
+      </w:pPr>
+      <w:r>
+        <w:rPr>
+          <w:rFonts w:ascii="Arial" w:hAnsi="Arial"/>
+          <w:b/>
+          <w:color w:val="0F1C2E"/>
+          <w:sz w:val="32"/>
+        </w:rPr>
+        <w:t>0.1 — Wrapper Message (sent with the video)</w:t>
+      </w:r>
+    </w:p>
+    <w:p>
+      <w:pPr>
+        <w:spacing w:after="80"/>
+        <w:shd w:val="clear" w:color="auto" w:fill="FFF3CC"/>
+      </w:pPr>
+      <w:r>
+        <w:rPr>
+          <w:rFonts w:ascii="Arial" w:hAnsi="Arial" w:eastAsia="Arial"/>
+          <w:b w:val="0"/>
+          <w:i w:val="0"/>
+          <w:sz w:val="22"/>
+        </w:rPr>
+        <w:t>📌 NOTE  THE HOOK POSES THE LOOP; THE VIDEO CLOSES IT. The first ~7 words are all LinkedIn shows in the inbox row and the push notification, so they must earn the open — but they must NOT name the finding, and they must NEVER put Abdul in the role of a customer.</w:t>
+      </w:r>
+    </w:p>
+    <w:p>
+      <w:pPr>
+        <w:spacing w:after="80"/>
+        <w:shd w:val="clear" w:color="auto" w:fill="FFF3CC"/>
+      </w:pPr>
+      <w:r>
+        <w:rPr>
+          <w:rFonts w:ascii="Arial" w:hAnsi="Arial" w:eastAsia="Arial"/>
+          <w:b w:val="0"/>
+          <w:i w:val="0"/>
+          <w:sz w:val="22"/>
+        </w:rPr>
+        <w:t>📌 NOTE  ⚠ TWO REJECTED DRAFTS, AND WHY — do not reintroduce either. (1) “Your Add to Cart goes to Page Not Found” hands over the whole diagnosis, so nothing is left to watch; it is a bug report, whose natural reply is “thanks, I’ll pass it to my developer,” ending the thread with him grateful and gone; and it tells a man who posted a job about his broken site in March something he has known for four months, while touching the one nerve p0a §10 says sinks the deal. (2) “I clicked Add to Cart on your R.E.A.Ch! course” IMPERSONATES A BUYER. In a bare preview it reads as a customer stuck at checkout — so he opens it expecting a sale and finds a stranger pitching him. That is a bait-and-switch in the first seven words, and no amount of Beat 3 honesty recovers from it.</w:t>
+      </w:r>
+    </w:p>
+    <w:p>
+      <w:pPr>
+        <w:spacing w:after="80"/>
+        <w:shd w:val="clear" w:color="auto" w:fill="FFF3CC"/>
+      </w:pPr>
+      <w:r>
+        <w:rPr>
+          <w:rFonts w:ascii="Arial" w:hAnsi="Arial" w:eastAsia="Arial"/>
+          <w:b w:val="0"/>
+          <w:i w:val="0"/>
+          <w:sz w:val="22"/>
+        </w:rPr>
+        <w:t>📌 NOTE  The hook below is a QUESTION about his operation, and the body makes clear Abdul walked the buyer’s path as an auditor, never as a buyer. It names nothing, reveals nothing, flatters nothing, and cannot be answered with “I’ve already hired someone.”</w:t>
+      </w:r>
+    </w:p>
+    <w:p>
+      <w:pPr>
+        <w:spacing w:after="120"/>
+        <w:shd w:val="clear" w:color="auto" w:fill="eef2ff"/>
+      </w:pPr>
+      <w:r>
+        <w:rPr>
+          <w:rFonts w:ascii="Arial" w:hAnsi="Arial" w:eastAsia="Arial"/>
+          <w:b w:val="0"/>
+          <w:i w:val="0"/>
+          <w:sz w:val="24"/>
+        </w:rPr>
+        <w:t>Where does a new subscriber go to buy your course? I followed that path on your site and it didn’t end where I expected — you’ve seen my name in your comments a few times; I run a small dev studio, Dev8X. Three minutes on what I found, no pitch; tell me if I’ve read it wrong.</w:t>
+      </w:r>
+    </w:p>
+    <w:p>
+      <w:pPr>
+        <w:spacing w:after="80"/>
+        <w:shd w:val="clear" w:color="auto" w:fill="FFF3CC"/>
+      </w:pPr>
+      <w:r>
+        <w:rPr>
+          <w:rFonts w:ascii="Arial" w:hAnsi="Arial" w:eastAsia="Arial"/>
+          <w:b w:val="0"/>
+          <w:i w:val="0"/>
+          <w:sz w:val="22"/>
+        </w:rPr>
+        <w:t>📌 NOTE  Rule 11 compliance: the earlier draft said “I spent an evening going through upstanderonline.com.” It is CUT. Even the sanctioned “I spent an hour…” shape narrates effort, and this wrapper does not need it — the personalised brief carries the effort silently. Never add an hours figure, and never say “built specially for you.”</w:t>
+      </w:r>
+    </w:p>
+    <w:p>
+      <w:pPr>
+        <w:spacing w:after="80"/>
+        <w:shd w:val="clear" w:color="auto" w:fill="FFF3CC"/>
+      </w:pPr>
+      <w:r>
+        <w:rPr>
+          <w:rFonts w:ascii="Arial" w:hAnsi="Arial" w:eastAsia="Arial"/>
+          <w:b w:val="0"/>
+          <w:i w:val="0"/>
+          <w:sz w:val="22"/>
+        </w:rPr>
+        <w:t>📌 NOTE  “It didn’t end where I expected” is the loop. It teases the Assembly (Beat 2’s join) without stating it, and it frames Abdul as someone tracing a route, not attempting a purchase. Do not sharpen it into a summary — the moment it explains itself, the video is redundant.</w:t>
+      </w:r>
+    </w:p>
+    <w:p>
+      <w:pPr>
+        <w:spacing w:after="80"/>
+        <w:shd w:val="clear" w:color="auto" w:fill="FFF3CC"/>
+      </w:pPr>
+      <w:r>
+        <w:rPr>
+          <w:rFonts w:ascii="Arial" w:hAnsi="Arial" w:eastAsia="Arial"/>
+          <w:b w:val="0"/>
+          <w:i w:val="0"/>
+          <w:sz w:val="22"/>
+        </w:rPr>
+        <w:t>📌 NOTE  If unwatched after 5–7 days, send this second, shorter wrapper — a different angle. Never a third.</w:t>
+      </w:r>
+    </w:p>
+    <w:p>
+      <w:pPr>
+        <w:spacing w:after="120"/>
+        <w:shd w:val="clear" w:color="auto" w:fill="eef2ff"/>
+      </w:pPr>
+      <w:r>
+        <w:rPr>
+          <w:rFonts w:ascii="Arial" w:hAnsi="Arial" w:eastAsia="Arial"/>
+          <w:b w:val="0"/>
+          <w:i w:val="0"/>
+          <w:sz w:val="24"/>
+        </w:rPr>
+        <w:t>You tell people to subscribe, and twenty-five thousand have. I followed where that actually leads on your site, and recorded two minutes on it. Different angle from last time — still no pitch.</w:t>
+      </w:r>
+    </w:p>
+    <w:p>
+      <w:pPr>
+        <w:spacing w:after="80"/>
+        <w:shd w:val="clear" w:color="auto" w:fill="FFF3CC"/>
+      </w:pPr>
+      <w:r>
+        <w:rPr>
+          <w:rFonts w:ascii="Arial" w:hAnsi="Arial" w:eastAsia="Arial"/>
+          <w:b w:val="0"/>
+          <w:i w:val="0"/>
+          <w:sz w:val="22"/>
+        </w:rPr>
+        <w:t>📌 NOTE  The earlier second wrapper opened “Twenty-five thousand subscribers, sixteen course students.” It is CUT. In a bare preview window, with no context and no voice, that juxtaposition reads as a scoreboard on a proud man’s failure to sell — a status attack, not an insight. This version names the same gap from the end he is proud of, and still opens a loop.</w:t>
+      </w:r>
+    </w:p>
+    <w:p>
+      <w:pPr>
+        <w:pStyle w:val="Heading2"/>
+        <w:spacing w:before="280" w:after="120"/>
+      </w:pPr>
+      <w:r>
+        <w:rPr>
+          <w:rFonts w:ascii="Arial" w:hAnsi="Arial"/>
+          <w:b/>
+          <w:color w:val="0F1C2E"/>
+          <w:sz w:val="32"/>
+        </w:rPr>
+        <w:t>0.2 — Caption Transcript (burned-in, mandatory)</w:t>
       </w:r>
     </w:p>
     <w:p>
@@ -479,16 +1053,99 @@
           <w:rFonts w:ascii="Arial" w:hAnsi="Arial" w:eastAsia="Arial"/>
           <w:b w:val="0"/>
           <w:i/>
-          <w:sz w:val="22"/>
+          <w:sz w:val="21"/>
         </w:rPr>
-        <w:t>Hook (first 6 words): "25,000 YouTube subscribers. 16 course students."</w:t>
+        <w:t>A large share of DM video is watched on mute and the entire persuasion track is spoken. Burn in every line below.</w:t>
       </w:r>
     </w:p>
     <w:p>
       <w:pPr>
-        <w:spacing w:after="160"/>
-        <w:ind w:left="120" w:right="120"/>
-        <w:shd w:val="clear" w:color="auto" w:fill="EBF3FB"/>
+        <w:spacing w:after="120"/>
+      </w:pPr>
+      <w:r>
+        <w:rPr>
+          <w:rFonts w:ascii="Courier New" w:hAnsi="Courier New" w:eastAsia="Courier New"/>
+          <w:b w:val="0"/>
+          <w:i w:val="0"/>
+          <w:sz w:val="20"/>
+        </w:rPr>
+        <w:t>I followed the path a subscriber takes to buy your R.E.A.Ch! course. It ends on a page that says: Page Not Found. When you went looking for a designer, you asked for a site that performs — not one that just looks good.</w:t>
+      </w:r>
+    </w:p>
+    <w:p>
+      <w:pPr>
+        <w:spacing w:after="120"/>
+      </w:pPr>
+      <w:r>
+        <w:rPr>
+          <w:rFonts w:ascii="Courier New" w:hAnsi="Courier New" w:eastAsia="Courier New"/>
+          <w:b w:val="0"/>
+          <w:i w:val="0"/>
+          <w:sz w:val="20"/>
+        </w:rPr>
+        <w:t>Your contact page returns an error too. And across the fifty pages of upstanderonline.com, there’s nowhere to leave an email address. That’s not a guess — it’s what anyone gets clicking your navigation. Meanwhile you post to your channel almost every day, and tell people on LinkedIn to subscribe. Twenty-five thousand have. Those look like two separate projects — grow the audience, then fix the site. I don’t think they are. Everything you do is about turning someone who watched into someone who takes a stand — and the one place where they can do that returns an error.</w:t>
+      </w:r>
+    </w:p>
+    <w:p>
+      <w:pPr>
+        <w:spacing w:after="120"/>
+      </w:pPr>
+      <w:r>
+        <w:rPr>
+          <w:rFonts w:ascii="Courier New" w:hAnsi="Courier New" w:eastAsia="Courier New"/>
+          <w:b w:val="0"/>
+          <w:i w:val="0"/>
+          <w:sz w:val="20"/>
+        </w:rPr>
+        <w:t>Here’s the boundary of what I can see. Everything so far is public — your site, your channel, the enrollment count on your instructor page. What I can’t see is the inside. I don’t know how many people reach that course page in a month, whether a single video description has ever pointed at it, or whether an email list exists anywhere. Dr. Dibinga, I’d be surprised if those three numbers sit in one place anywhere today — and that’s exactly where the money is.</w:t>
+      </w:r>
+    </w:p>
+    <w:p>
+      <w:pPr>
+        <w:spacing w:after="120"/>
+      </w:pPr>
+      <w:r>
+        <w:rPr>
+          <w:rFonts w:ascii="Courier New" w:hAnsi="Courier New" w:eastAsia="Courier New"/>
+          <w:b w:val="0"/>
+          <w:i w:val="0"/>
+          <w:sz w:val="20"/>
+        </w:rPr>
+        <w:t>Here’s the number. Sixteen students, total, across both courses, since June of last year. The one course price published on your site is a hundred and ninety-nine dollars — so, roughly three thousand dollars. That’s the lifetime total. One video of yours reaches more people in a day than both courses have enrolled in their life. You’ve said three books are coming this year. This gap is the ceiling on all three — and it doesn’t shrink as you grow, it scales with you.</w:t>
+      </w:r>
+    </w:p>
+    <w:p>
+      <w:pPr>
+        <w:spacing w:after="120"/>
+      </w:pPr>
+      <w:r>
+        <w:rPr>
+          <w:rFonts w:ascii="Courier New" w:hAnsi="Courier New" w:eastAsia="Courier New"/>
+          <w:b w:val="0"/>
+          <w:i w:val="0"/>
+          <w:sz w:val="20"/>
+        </w:rPr>
+        <w:t>You know the inside of this. I only see the outside. So tell me which one is really the bottleneck — the broken checkout, or the fact that nothing on your channel points to the course. If I’ve read this wrong, say so and I’ll leave it there.</w:t>
+      </w:r>
+    </w:p>
+    <w:p>
+      <w:pPr>
+        <w:pStyle w:val="Heading2"/>
+        <w:spacing w:before="280" w:after="120"/>
+      </w:pPr>
+      <w:r>
+        <w:rPr>
+          <w:rFonts w:ascii="Arial" w:hAnsi="Arial"/>
+          <w:b/>
+          <w:color w:val="0F1C2E"/>
+          <w:sz w:val="32"/>
+        </w:rPr>
+        <w:t>0.3 — Recording for Mobile (legibility)</w:t>
+      </w:r>
+    </w:p>
+    <w:p>
+      <w:pPr>
+        <w:spacing w:after="80"/>
       </w:pPr>
       <w:r>
         <w:rPr>
@@ -497,97 +1154,13 @@
           <w:i w:val="0"/>
           <w:sz w:val="22"/>
         </w:rPr>
-        <w:t>25,000 YouTube subscribers. 16 course students.</w:t>
-      </w:r>
-      <w:r>
-        <w:br/>
-      </w:r>
-      <w:r>
-        <w:rPr>
-          <w:rFonts w:ascii="Arial" w:hAnsi="Arial" w:eastAsia="Arial"/>
-          <w:b w:val="0"/>
-          <w:i w:val="0"/>
-          <w:sz w:val="22"/>
-        </w:rPr>
-      </w:r>
-      <w:r>
-        <w:br/>
-      </w:r>
-      <w:r>
-        <w:rPr>
-          <w:rFonts w:ascii="Arial" w:hAnsi="Arial" w:eastAsia="Arial"/>
-          <w:b w:val="0"/>
-          <w:i w:val="0"/>
-          <w:sz w:val="22"/>
-        </w:rPr>
-        <w:t>You've probably seen me commenting on your posts a few times — I run a small dev studio (Dev8X), and I spent time looking closely at how UPstander International turns that audience into enrolled students. Recorded a 3-minute read of where I think it's leaking.</w:t>
-      </w:r>
-      <w:r>
-        <w:br/>
-      </w:r>
-      <w:r>
-        <w:rPr>
-          <w:rFonts w:ascii="Arial" w:hAnsi="Arial" w:eastAsia="Arial"/>
-          <w:b w:val="0"/>
-          <w:i w:val="0"/>
-          <w:sz w:val="22"/>
-        </w:rPr>
-      </w:r>
-      <w:r>
-        <w:br/>
-      </w:r>
-      <w:r>
-        <w:rPr>
-          <w:rFonts w:ascii="Arial" w:hAnsi="Arial" w:eastAsia="Arial"/>
-          <w:b w:val="0"/>
-          <w:i w:val="0"/>
-          <w:sz w:val="22"/>
-        </w:rPr>
-        <w:t>No pitch — tell me if I got it wrong.</w:t>
-      </w:r>
-      <w:r>
-        <w:br/>
-      </w:r>
-      <w:r>
-        <w:rPr>
-          <w:rFonts w:ascii="Arial" w:hAnsi="Arial" w:eastAsia="Arial"/>
-          <w:b w:val="0"/>
-          <w:i w:val="0"/>
-          <w:sz w:val="22"/>
-        </w:rPr>
-      </w:r>
-      <w:r>
-        <w:br/>
-      </w:r>
-      <w:r>
-        <w:rPr>
-          <w:rFonts w:ascii="Arial" w:hAnsi="Arial" w:eastAsia="Arial"/>
-          <w:b w:val="0"/>
-          <w:i w:val="0"/>
-          <w:sz w:val="22"/>
-        </w:rPr>
-        <w:t>[Attach video]</w:t>
+        <w:t>Do NOT film a continuous full-page scroll. The brief is a dense scan-first dashboard and is unreadable as a full-page scroll at phone size. Zoom into one narrated element at a time, matched to the beat being spoken.</w:t>
       </w:r>
     </w:p>
     <w:p>
       <w:pPr>
-        <w:spacing w:after="120"/>
-      </w:pPr>
-      <w:r>
-        <w:rPr>
-          <w:rFonts w:ascii="Arial" w:hAnsi="Arial" w:eastAsia="Arial"/>
-          <w:b/>
-          <w:i w:val="0"/>
-          <w:sz w:val="22"/>
-        </w:rPr>
-        <w:t>FALLBACK WRAPPER — send only if the video is not watched after 5–7 days. Different angle, hook still leads. Never more than 2 wrapper attempts.</w:t>
-      </w:r>
-    </w:p>
-    <w:p>
-      <w:pPr>
-        <w:spacing w:after="160"/>
-        <w:ind w:left="120" w:right="120"/>
-        <w:shd w:val="clear" w:color="auto" w:fill="EBF3FB"/>
+        <w:spacing w:after="80"/>
+        <w:shd w:val="clear" w:color="auto" w:fill="FFF3CC"/>
       </w:pPr>
       <w:r>
         <w:rPr>
@@ -596,608 +1169,13 @@
           <w:i w:val="0"/>
           <w:sz w:val="22"/>
         </w:rPr>
-        <w:t>Your R.E.A.Ch! checkout returns a 404.</w:t>
-      </w:r>
-      <w:r>
-        <w:br/>
-      </w:r>
-      <w:r>
-        <w:rPr>
-          <w:rFonts w:ascii="Arial" w:hAnsi="Arial" w:eastAsia="Arial"/>
-          <w:b w:val="0"/>
-          <w:i w:val="0"/>
-          <w:sz w:val="22"/>
-        </w:rPr>
-      </w:r>
-      <w:r>
-        <w:br/>
-      </w:r>
-      <w:r>
-        <w:rPr>
-          <w:rFonts w:ascii="Arial" w:hAnsi="Arial" w:eastAsia="Arial"/>
-          <w:b w:val="0"/>
-          <w:i w:val="0"/>
-          <w:sz w:val="22"/>
-        </w:rPr>
-        <w:t>Added the course to the cart on your live site and the page it lands on can't be found. Recorded a short walkthrough of that and three other things I saw. Still no pitch — curious whether the read holds.</w:t>
+        <w:t>📌 NOTE  Beat 1: the hero headline + the live browser tab showing Add to Cart → Page Not Found. Beat 2: problem-table rows 1, then 5, then 2 — in that spoken order, one at a time, cutting between them. Beat 3: the three-row Research Transparency table. Beat 4: risk card r1 (“Book launches hit a site that can’t capture them”). Beat 5: the closing CTA card.</w:t>
       </w:r>
     </w:p>
     <w:p>
       <w:pPr>
+        <w:spacing w:after="80"/>
         <w:shd w:val="clear" w:color="auto" w:fill="FFF3CC"/>
-      </w:pPr>
-      <w:r>
-        <w:rPr>
-          <w:rFonts w:ascii="Arial" w:hAnsi="Arial" w:eastAsia="Arial"/>
-          <w:b/>
-          <w:i w:val="0"/>
-          <w:color w:val="1A3A5C"/>
-          <w:sz w:val="22"/>
-        </w:rPr>
-        <w:t xml:space="preserve">📌  </w:t>
-      </w:r>
-      <w:r>
-        <w:rPr>
-          <w:rFonts w:ascii="Arial" w:hAnsi="Arial" w:eastAsia="Arial"/>
-          <w:b w:val="0"/>
-          <w:i/>
-          <w:sz w:val="22"/>
-        </w:rPr>
-        <w:t>The comment acknowledgment sits in sentence two, safely past the preview window. Never open with relationship context, a greeting, or a pleasantry — it reads as filler in the 7-word window and gets skipped without opening.</w:t>
-      </w:r>
-    </w:p>
-    <w:p>
-      <w:pPr>
-        <w:spacing w:before="240" w:after="80"/>
-      </w:pPr>
-      <w:r>
-        <w:rPr>
-          <w:rFonts w:ascii="Arial" w:hAnsi="Arial" w:eastAsia="Arial"/>
-          <w:b/>
-          <w:i w:val="0"/>
-          <w:color w:val="2A7AAA"/>
-          <w:sz w:val="36"/>
-        </w:rPr>
-        <w:t>0.2 — Caption Transcript (burned-in captions — mandatory)</w:t>
-      </w:r>
-    </w:p>
-    <w:p>
-      <w:pPr>
-        <w:spacing w:after="120"/>
-      </w:pPr>
-      <w:r>
-        <w:rPr>
-          <w:rFonts w:ascii="Arial" w:hAnsi="Arial" w:eastAsia="Arial"/>
-          <w:b w:val="0"/>
-          <w:i/>
-          <w:sz w:val="22"/>
-        </w:rPr>
-        <w:t>A large share of DM video is watched on mute, and the entire persuasion track is the spoken word. Every 🎙 SPEAK line from Part A is reproduced below, in sequence, with beat boundaries matching Part A exactly. The proof-of-competence line opens BEAT 5 — it is not part of Beat 4.</w:t>
-      </w:r>
-    </w:p>
-    <w:p>
-      <w:pPr>
-        <w:spacing w:after="160"/>
-        <w:ind w:left="120" w:right="120"/>
-        <w:shd w:val="clear" w:color="auto" w:fill="F4F4F4"/>
-      </w:pPr>
-      <w:r>
-        <w:rPr>
-          <w:rFonts w:ascii="Courier New" w:hAnsi="Courier New" w:eastAsia="Courier New"/>
-          <w:b w:val="0"/>
-          <w:i w:val="0"/>
-          <w:sz w:val="20"/>
-        </w:rPr>
-        <w:t>[BEAT 1 — 0:00]</w:t>
-      </w:r>
-      <w:r>
-        <w:br/>
-      </w:r>
-      <w:r>
-        <w:rPr>
-          <w:rFonts w:ascii="Courier New" w:hAnsi="Courier New" w:eastAsia="Courier New"/>
-          <w:b w:val="0"/>
-          <w:i w:val="0"/>
-          <w:sz w:val="20"/>
-        </w:rPr>
-        <w:t>Twenty-five thousand people are subscribed to your YouTube</w:t>
-      </w:r>
-      <w:r>
-        <w:br/>
-      </w:r>
-      <w:r>
-        <w:rPr>
-          <w:rFonts w:ascii="Courier New" w:hAnsi="Courier New" w:eastAsia="Courier New"/>
-          <w:b w:val="0"/>
-          <w:i w:val="0"/>
-          <w:sz w:val="20"/>
-        </w:rPr>
-        <w:t>channel. Sixteen are enrolled in your course, and after an hour</w:t>
-      </w:r>
-      <w:r>
-        <w:br/>
-      </w:r>
-      <w:r>
-        <w:rPr>
-          <w:rFonts w:ascii="Courier New" w:hAnsi="Courier New" w:eastAsia="Courier New"/>
-          <w:b w:val="0"/>
-          <w:i w:val="0"/>
-          <w:sz w:val="20"/>
-        </w:rPr>
-        <w:t>on your site the reason is clear: anyone who tries to buy that</w:t>
-      </w:r>
-      <w:r>
-        <w:br/>
-      </w:r>
-      <w:r>
-        <w:rPr>
-          <w:rFonts w:ascii="Courier New" w:hAnsi="Courier New" w:eastAsia="Courier New"/>
-          <w:b w:val="0"/>
-          <w:i w:val="0"/>
-          <w:sz w:val="20"/>
-        </w:rPr>
-        <w:t>course lands on a page that doesn't exist.</w:t>
-      </w:r>
-      <w:r>
-        <w:br/>
-      </w:r>
-      <w:r>
-        <w:rPr>
-          <w:rFonts w:ascii="Courier New" w:hAnsi="Courier New" w:eastAsia="Courier New"/>
-          <w:b w:val="0"/>
-          <w:i w:val="0"/>
-          <w:sz w:val="20"/>
-        </w:rPr>
-      </w:r>
-      <w:r>
-        <w:br/>
-      </w:r>
-      <w:r>
-        <w:rPr>
-          <w:rFonts w:ascii="Courier New" w:hAnsi="Courier New" w:eastAsia="Courier New"/>
-          <w:b w:val="0"/>
-          <w:i w:val="0"/>
-          <w:sz w:val="20"/>
-        </w:rPr>
-        <w:t>[BEAT 2 — 0:20]</w:t>
-      </w:r>
-      <w:r>
-        <w:br/>
-      </w:r>
-      <w:r>
-        <w:rPr>
-          <w:rFonts w:ascii="Courier New" w:hAnsi="Courier New" w:eastAsia="Courier New"/>
-          <w:b w:val="0"/>
-          <w:i w:val="0"/>
-          <w:sz w:val="20"/>
-        </w:rPr>
-        <w:t>Here's what anyone who looked would see. Someone finishes one of</w:t>
-      </w:r>
-      <w:r>
-        <w:br/>
-      </w:r>
-      <w:r>
-        <w:rPr>
-          <w:rFonts w:ascii="Courier New" w:hAnsi="Courier New" w:eastAsia="Courier New"/>
-          <w:b w:val="0"/>
-          <w:i w:val="0"/>
-          <w:sz w:val="20"/>
-        </w:rPr>
-        <w:t>your videos and wants more. No email capture anywhere — fifty</w:t>
-      </w:r>
-      <w:r>
-        <w:br/>
-      </w:r>
-      <w:r>
-        <w:rPr>
-          <w:rFonts w:ascii="Courier New" w:hAnsi="Courier New" w:eastAsia="Courier New"/>
-          <w:b w:val="0"/>
-          <w:i w:val="0"/>
-          <w:sz w:val="20"/>
-        </w:rPr>
-        <w:t>pages, not one opt-in form. Say they find the course anyway. No</w:t>
-      </w:r>
-      <w:r>
-        <w:br/>
-      </w:r>
-      <w:r>
-        <w:rPr>
-          <w:rFonts w:ascii="Courier New" w:hAnsi="Courier New" w:eastAsia="Courier New"/>
-          <w:b w:val="0"/>
-          <w:i w:val="0"/>
-          <w:sz w:val="20"/>
-        </w:rPr>
-        <w:t>modules, no preview, no reason to hand over $199. Say they buy</w:t>
-      </w:r>
-      <w:r>
-        <w:br/>
-      </w:r>
-      <w:r>
-        <w:rPr>
-          <w:rFonts w:ascii="Courier New" w:hAnsi="Courier New" w:eastAsia="Courier New"/>
-          <w:b w:val="0"/>
-          <w:i w:val="0"/>
-          <w:sz w:val="20"/>
-        </w:rPr>
-        <w:t>it regardless: add R.E.A.Ch! to the cart, and the page you land</w:t>
-      </w:r>
-      <w:r>
-        <w:br/>
-      </w:r>
-      <w:r>
-        <w:rPr>
-          <w:rFonts w:ascii="Courier New" w:hAnsi="Courier New" w:eastAsia="Courier New"/>
-          <w:b w:val="0"/>
-          <w:i w:val="0"/>
-          <w:sz w:val="20"/>
-        </w:rPr>
-        <w:t>on returns a 404. Don't take my word for it — try it on your own</w:t>
-      </w:r>
-      <w:r>
-        <w:br/>
-      </w:r>
-      <w:r>
-        <w:rPr>
-          <w:rFonts w:ascii="Courier New" w:hAnsi="Courier New" w:eastAsia="Courier New"/>
-          <w:b w:val="0"/>
-          <w:i w:val="0"/>
-          <w:sz w:val="20"/>
-        </w:rPr>
-        <w:t>site. And if they try to book you to speak instead, your contact</w:t>
-      </w:r>
-      <w:r>
-        <w:br/>
-      </w:r>
-      <w:r>
-        <w:rPr>
-          <w:rFonts w:ascii="Courier New" w:hAnsi="Courier New" w:eastAsia="Courier New"/>
-          <w:b w:val="0"/>
-          <w:i w:val="0"/>
-          <w:sz w:val="20"/>
-        </w:rPr>
-        <w:t>page has no form. Four ways in. All four closed.</w:t>
-      </w:r>
-      <w:r>
-        <w:br/>
-      </w:r>
-      <w:r>
-        <w:rPr>
-          <w:rFonts w:ascii="Courier New" w:hAnsi="Courier New" w:eastAsia="Courier New"/>
-          <w:b w:val="0"/>
-          <w:i w:val="0"/>
-          <w:sz w:val="20"/>
-        </w:rPr>
-      </w:r>
-      <w:r>
-        <w:br/>
-      </w:r>
-      <w:r>
-        <w:rPr>
-          <w:rFonts w:ascii="Courier New" w:hAnsi="Courier New" w:eastAsia="Courier New"/>
-          <w:b w:val="0"/>
-          <w:i w:val="0"/>
-          <w:sz w:val="20"/>
-        </w:rPr>
-        <w:t>[BEAT 3 — 1:00]</w:t>
-      </w:r>
-      <w:r>
-        <w:br/>
-      </w:r>
-      <w:r>
-        <w:rPr>
-          <w:rFonts w:ascii="Courier New" w:hAnsi="Courier New" w:eastAsia="Courier New"/>
-          <w:b w:val="0"/>
-          <w:i w:val="0"/>
-          <w:sz w:val="20"/>
-        </w:rPr>
-        <w:t>Here's where my read stops. I can see the broken checkout, the</w:t>
-      </w:r>
-      <w:r>
-        <w:br/>
-      </w:r>
-      <w:r>
-        <w:rPr>
-          <w:rFonts w:ascii="Courier New" w:hAnsi="Courier New" w:eastAsia="Courier New"/>
-          <w:b w:val="0"/>
-          <w:i w:val="0"/>
-          <w:sz w:val="20"/>
-        </w:rPr>
-        <w:t>missing forms, the empty course pages. I can't see whether you</w:t>
-      </w:r>
-      <w:r>
-        <w:br/>
-      </w:r>
-      <w:r>
-        <w:rPr>
-          <w:rFonts w:ascii="Courier New" w:hAnsi="Courier New" w:eastAsia="Courier New"/>
-          <w:b w:val="0"/>
-          <w:i w:val="0"/>
-          <w:sz w:val="20"/>
-        </w:rPr>
-        <w:t>have an email list. I can't see where your video descriptions</w:t>
-      </w:r>
-      <w:r>
-        <w:br/>
-      </w:r>
-      <w:r>
-        <w:rPr>
-          <w:rFonts w:ascii="Courier New" w:hAnsi="Courier New" w:eastAsia="Courier New"/>
-          <w:b w:val="0"/>
-          <w:i w:val="0"/>
-          <w:sz w:val="20"/>
-        </w:rPr>
-        <w:t>send people — and either way, the diagnosis holds. If they don't</w:t>
-      </w:r>
-      <w:r>
-        <w:br/>
-      </w:r>
-      <w:r>
-        <w:rPr>
-          <w:rFonts w:ascii="Courier New" w:hAnsi="Courier New" w:eastAsia="Courier New"/>
-          <w:b w:val="0"/>
-          <w:i w:val="0"/>
-          <w:sz w:val="20"/>
-        </w:rPr>
-        <w:t>link to the course, that's the leak. If they do, they point at</w:t>
-      </w:r>
-      <w:r>
-        <w:br/>
-      </w:r>
-      <w:r>
-        <w:rPr>
-          <w:rFonts w:ascii="Courier New" w:hAnsi="Courier New" w:eastAsia="Courier New"/>
-          <w:b w:val="0"/>
-          <w:i w:val="0"/>
-          <w:sz w:val="20"/>
-        </w:rPr>
-        <w:t>that 404. And I can't see how often you've paid someone this</w:t>
-      </w:r>
-      <w:r>
-        <w:br/>
-      </w:r>
-      <w:r>
-        <w:rPr>
-          <w:rFonts w:ascii="Courier New" w:hAnsi="Courier New" w:eastAsia="Courier New"/>
-          <w:b w:val="0"/>
-          <w:i w:val="0"/>
-          <w:sz w:val="20"/>
-        </w:rPr>
-        <w:t>year to make the site work again. Those are the first things I'd</w:t>
-      </w:r>
-      <w:r>
-        <w:br/>
-      </w:r>
-      <w:r>
-        <w:rPr>
-          <w:rFonts w:ascii="Courier New" w:hAnsi="Courier New" w:eastAsia="Courier New"/>
-          <w:b w:val="0"/>
-          <w:i w:val="0"/>
-          <w:sz w:val="20"/>
-        </w:rPr>
-        <w:t>map with you, and where the real money is.</w:t>
-      </w:r>
-      <w:r>
-        <w:br/>
-      </w:r>
-      <w:r>
-        <w:rPr>
-          <w:rFonts w:ascii="Courier New" w:hAnsi="Courier New" w:eastAsia="Courier New"/>
-          <w:b w:val="0"/>
-          <w:i w:val="0"/>
-          <w:sz w:val="20"/>
-        </w:rPr>
-      </w:r>
-      <w:r>
-        <w:br/>
-      </w:r>
-      <w:r>
-        <w:rPr>
-          <w:rFonts w:ascii="Courier New" w:hAnsi="Courier New" w:eastAsia="Courier New"/>
-          <w:b w:val="0"/>
-          <w:i w:val="0"/>
-          <w:sz w:val="20"/>
-        </w:rPr>
-        <w:t>[BEAT 4 — 1:40]</w:t>
-      </w:r>
-      <w:r>
-        <w:br/>
-      </w:r>
-      <w:r>
-        <w:rPr>
-          <w:rFonts w:ascii="Courier New" w:hAnsi="Courier New" w:eastAsia="Courier New"/>
-          <w:b w:val="0"/>
-          <w:i w:val="0"/>
-          <w:sz w:val="20"/>
-        </w:rPr>
-        <w:t>Twenty-five thousand people chose to subscribe to you. Sixteen</w:t>
-      </w:r>
-      <w:r>
-        <w:br/>
-      </w:r>
-      <w:r>
-        <w:rPr>
-          <w:rFonts w:ascii="Courier New" w:hAnsi="Courier New" w:eastAsia="Courier New"/>
-          <w:b w:val="0"/>
-          <w:i w:val="0"/>
-          <w:sz w:val="20"/>
-        </w:rPr>
-        <w:t>bought the course. Six hundredths of one percent. Even at one</w:t>
-      </w:r>
-      <w:r>
-        <w:br/>
-      </w:r>
-      <w:r>
-        <w:rPr>
-          <w:rFonts w:ascii="Courier New" w:hAnsi="Courier New" w:eastAsia="Courier New"/>
-          <w:b w:val="0"/>
-          <w:i w:val="0"/>
-          <w:sz w:val="20"/>
-        </w:rPr>
-        <w:t>percent — the industry floor for a solo educator, not a number</w:t>
-      </w:r>
-      <w:r>
-        <w:br/>
-      </w:r>
-      <w:r>
-        <w:rPr>
-          <w:rFonts w:ascii="Courier New" w:hAnsi="Courier New" w:eastAsia="Courier New"/>
-          <w:b w:val="0"/>
-          <w:i w:val="0"/>
-          <w:sz w:val="20"/>
-        </w:rPr>
-        <w:t>from your business — that base is worth roughly $49,750 in</w:t>
-      </w:r>
-      <w:r>
-        <w:br/>
-      </w:r>
-      <w:r>
-        <w:rPr>
-          <w:rFonts w:ascii="Courier New" w:hAnsi="Courier New" w:eastAsia="Courier New"/>
-          <w:b w:val="0"/>
-          <w:i w:val="0"/>
-          <w:sz w:val="20"/>
-        </w:rPr>
-        <w:t>course revenue. You've collected $3,184. Tomorrow you'll publish</w:t>
-      </w:r>
-      <w:r>
-        <w:br/>
-      </w:r>
-      <w:r>
-        <w:rPr>
-          <w:rFonts w:ascii="Courier New" w:hAnsi="Courier New" w:eastAsia="Courier New"/>
-          <w:b w:val="0"/>
-          <w:i w:val="0"/>
-          <w:sz w:val="20"/>
-        </w:rPr>
-        <w:t>again: two thousand more people hearing you, with nowhere</w:t>
-      </w:r>
-      <w:r>
-        <w:br/>
-      </w:r>
-      <w:r>
-        <w:rPr>
-          <w:rFonts w:ascii="Courier New" w:hAnsi="Courier New" w:eastAsia="Courier New"/>
-          <w:b w:val="0"/>
-          <w:i w:val="0"/>
-          <w:sz w:val="20"/>
-        </w:rPr>
-        <w:t>working to send them. Three books are coming in 2026, and this</w:t>
-      </w:r>
-      <w:r>
-        <w:br/>
-      </w:r>
-      <w:r>
-        <w:rPr>
-          <w:rFonts w:ascii="Courier New" w:hAnsi="Courier New" w:eastAsia="Courier New"/>
-          <w:b w:val="0"/>
-          <w:i w:val="0"/>
-          <w:sz w:val="20"/>
-        </w:rPr>
-        <w:t>gap doesn't shrink as you grow. It compounds every day you post.</w:t>
-      </w:r>
-      <w:r>
-        <w:br/>
-      </w:r>
-      <w:r>
-        <w:rPr>
-          <w:rFonts w:ascii="Courier New" w:hAnsi="Courier New" w:eastAsia="Courier New"/>
-          <w:b w:val="0"/>
-          <w:i w:val="0"/>
-          <w:sz w:val="20"/>
-        </w:rPr>
-      </w:r>
-      <w:r>
-        <w:br/>
-      </w:r>
-      <w:r>
-        <w:rPr>
-          <w:rFonts w:ascii="Courier New" w:hAnsi="Courier New" w:eastAsia="Courier New"/>
-          <w:b w:val="0"/>
-          <w:i w:val="0"/>
-          <w:sz w:val="20"/>
-        </w:rPr>
-        <w:t>[BEAT 5 — 2:20]</w:t>
-      </w:r>
-      <w:r>
-        <w:br/>
-      </w:r>
-      <w:r>
-        <w:rPr>
-          <w:rFonts w:ascii="Courier New" w:hAnsi="Courier New" w:eastAsia="Courier New"/>
-          <w:b w:val="0"/>
-          <w:i w:val="0"/>
-          <w:sz w:val="20"/>
-        </w:rPr>
-        <w:t>You've built the audience; the infrastructure hasn't caught up.</w:t>
-      </w:r>
-      <w:r>
-        <w:br/>
-      </w:r>
-      <w:r>
-        <w:rPr>
-          <w:rFonts w:ascii="Courier New" w:hAnsi="Courier New" w:eastAsia="Courier New"/>
-          <w:b w:val="0"/>
-          <w:i w:val="0"/>
-          <w:sz w:val="20"/>
-        </w:rPr>
-        <w:t>That's the kind of operational problem we build systems to</w:t>
-      </w:r>
-      <w:r>
-        <w:br/>
-      </w:r>
-      <w:r>
-        <w:rPr>
-          <w:rFonts w:ascii="Courier New" w:hAnsi="Courier New" w:eastAsia="Courier New"/>
-          <w:b w:val="0"/>
-          <w:i w:val="0"/>
-          <w:sz w:val="20"/>
-        </w:rPr>
-        <w:t>close. You know the inside of this — I only see the outside.</w:t>
-      </w:r>
-      <w:r>
-        <w:br/>
-      </w:r>
-      <w:r>
-        <w:rPr>
-          <w:rFonts w:ascii="Courier New" w:hAnsi="Courier New" w:eastAsia="Courier New"/>
-          <w:b w:val="0"/>
-          <w:i w:val="0"/>
-          <w:sz w:val="20"/>
-        </w:rPr>
-        <w:t>Whichever of these you push back on tells me what matters most.</w:t>
-      </w:r>
-      <w:r>
-        <w:br/>
-      </w:r>
-      <w:r>
-        <w:rPr>
-          <w:rFonts w:ascii="Courier New" w:hAnsi="Courier New" w:eastAsia="Courier New"/>
-          <w:b w:val="0"/>
-          <w:i w:val="0"/>
-          <w:sz w:val="20"/>
-        </w:rPr>
-        <w:t>Reply with the one I got wrong.</w:t>
-      </w:r>
-    </w:p>
-    <w:p>
-      <w:pPr>
-        <w:spacing w:before="240" w:after="80"/>
-      </w:pPr>
-      <w:r>
-        <w:rPr>
-          <w:rFonts w:ascii="Arial" w:hAnsi="Arial" w:eastAsia="Arial"/>
-          <w:b/>
-          <w:i w:val="0"/>
-          <w:color w:val="2A7AAA"/>
-          <w:sz w:val="36"/>
-        </w:rPr>
-        <w:t>0.3 — Recording for Mobile</w:t>
-      </w:r>
-    </w:p>
-    <w:p>
-      <w:pPr>
-        <w:pStyle w:val="ListBullet"/>
-        <w:spacing w:after="40"/>
       </w:pPr>
       <w:r>
         <w:rPr>
@@ -1206,13 +1184,13 @@
           <w:i w:val="0"/>
           <w:sz w:val="22"/>
         </w:rPr>
-        <w:t>Do NOT film a continuous full-page scroll. The brief is a dense, scan-first dashboard and is unreadable as a full-page scroll on a phone.</w:t>
+        <w:t>📌 NOTE  FRAMING GUARD — problem-table row 4 and risk card r3 both display “24 Upwork hires and $19,900 in lifetime spend.” Never bring either into frame and never speak them. p0a §10 names this the single emotional risk that sinks the deal: criticism of his existing investment triggers defensiveness. Element-zoom framing (mandated above anyway) is what keeps it off camera — a continuous scroll would leak it even in silence. Recommend Abdul consider softening that row in p3a before any screen recording.</w:t>
       </w:r>
     </w:p>
     <w:p>
       <w:pPr>
-        <w:pStyle w:val="ListBullet"/>
-        <w:spacing w:after="40"/>
+        <w:spacing w:after="80"/>
+        <w:shd w:val="clear" w:color="auto" w:fill="FFF3CC"/>
       </w:pPr>
       <w:r>
         <w:rPr>
@@ -1221,13 +1199,28 @@
           <w:i w:val="0"/>
           <w:sz w:val="22"/>
         </w:rPr>
-        <w:t>Zoom into each narrated element — the hero stat, one problem row at a time, the transparency table. One element on screen at a time, matched to the beat being spoken.</w:t>
+        <w:t>📌 NOTE  Record at 1280×720 or higher. Verify the smallest on-screen text is legible on a phone before sending.</w:t>
       </w:r>
     </w:p>
     <w:p>
       <w:pPr>
-        <w:pStyle w:val="ListBullet"/>
-        <w:spacing w:after="40"/>
+        <w:pStyle w:val="Heading2"/>
+        <w:spacing w:before="280" w:after="120"/>
+      </w:pPr>
+      <w:r>
+        <w:rPr>
+          <w:rFonts w:ascii="Arial" w:hAnsi="Arial"/>
+          <w:b/>
+          <w:color w:val="0F1C2E"/>
+          <w:sz w:val="32"/>
+        </w:rPr>
+        <w:t>0.4 — LinkedIn Connection Request (before the video)</w:t>
+      </w:r>
+    </w:p>
+    <w:p>
+      <w:pPr>
+        <w:spacing w:after="80"/>
+        <w:shd w:val="clear" w:color="auto" w:fill="FFF3CC"/>
       </w:pPr>
       <w:r>
         <w:rPr>
@@ -1236,22 +1229,1737 @@
           <w:i w:val="0"/>
           <w:sz w:val="22"/>
         </w:rPr>
-        <w:t>Record at 1280×720 or higher. Verify the smallest on-screen text is phone-readable before sending.</w:t>
+        <w:t>📌 NOTE  Send only after a warming comment on one of Dr. Dibinga’s posts has drawn engagement (a like, a reply, or a profile view). Zero pitch — it is a handshake, not a sales letter. Then wait 24–48 hours after acceptance before sending the video.</w:t>
+      </w:r>
+    </w:p>
+    <w:p>
+      <w:r>
+        <w:br w:type="page"/>
       </w:r>
     </w:p>
     <w:p>
       <w:pPr>
-        <w:spacing w:before="240" w:after="80"/>
+        <w:spacing w:after="40"/>
       </w:pPr>
       <w:r>
         <w:rPr>
           <w:rFonts w:ascii="Arial" w:hAnsi="Arial" w:eastAsia="Arial"/>
           <w:b/>
           <w:i w:val="0"/>
-          <w:color w:val="2A7AAA"/>
-          <w:sz w:val="36"/>
+          <w:sz w:val="44"/>
         </w:rPr>
-        <w:t>0.4 — The LinkedIn Connection Request (before the video)</w:t>
+        <w:t>UPstander International — First Video</w:t>
+      </w:r>
+    </w:p>
+    <w:p>
+      <w:pPr>
+        <w:spacing w:after="40"/>
+      </w:pPr>
+      <w:r>
+        <w:rPr>
+          <w:rFonts w:ascii="Arial" w:hAnsi="Arial" w:eastAsia="Arial"/>
+          <w:b w:val="0"/>
+          <w:i w:val="0"/>
+          <w:color w:val="475569"/>
+          <w:sz w:val="24"/>
+        </w:rPr>
+        <w:t>Dev8X First-Touch Script — 2–3 Minute Recording</w:t>
+      </w:r>
+    </w:p>
+    <w:p>
+      <w:pPr>
+        <w:spacing w:after="200"/>
+      </w:pPr>
+      <w:r>
+        <w:rPr>
+          <w:rFonts w:ascii="Arial" w:hAnsi="Arial" w:eastAsia="Arial"/>
+          <w:b w:val="0"/>
+          <w:i w:val="0"/>
+          <w:color w:val="475569"/>
+          <w:sz w:val="24"/>
+        </w:rPr>
+        <w:t>Abdul | July 2026</w:t>
+      </w:r>
+    </w:p>
+    <w:p>
+      <w:pPr>
+        <w:pStyle w:val="Heading1"/>
+        <w:spacing w:before="280" w:after="120"/>
+      </w:pPr>
+      <w:r>
+        <w:rPr>
+          <w:rFonts w:ascii="Arial" w:hAnsi="Arial"/>
+          <w:b/>
+          <w:color w:val="0F1C2E"/>
+          <w:sz w:val="48"/>
+        </w:rPr>
+        <w:t>Beat 1 — Cold Open: Name His Exact Bottleneck</w:t>
+      </w:r>
+    </w:p>
+    <w:p>
+      <w:pPr>
+        <w:spacing w:after="80"/>
+      </w:pPr>
+      <w:r>
+        <w:rPr>
+          <w:rFonts w:ascii="Arial" w:hAnsi="Arial" w:eastAsia="Arial"/>
+          <w:b w:val="0"/>
+          <w:i/>
+          <w:color w:val="475569"/>
+          <w:sz w:val="21"/>
+        </w:rPr>
+        <w:t>First 20 seconds — trigger RECOGNITION</w:t>
+      </w:r>
+    </w:p>
+    <w:p>
+      <w:pPr>
+        <w:spacing w:after="80"/>
+      </w:pPr>
+      <w:r>
+        <w:rPr>
+          <w:rFonts w:ascii="Courier New" w:hAnsi="Courier New" w:eastAsia="Courier New"/>
+          <w:b w:val="0"/>
+          <w:i w:val="0"/>
+          <w:color w:val="606060"/>
+          <w:sz w:val="20"/>
+        </w:rPr>
+        <w:t>⏱ TIMING  0:00</w:t>
+      </w:r>
+    </w:p>
+    <w:p>
+      <w:pPr>
+        <w:spacing w:after="80"/>
+        <w:shd w:val="clear" w:color="auto" w:fill="ddeeff"/>
+      </w:pPr>
+      <w:r>
+        <w:rPr>
+          <w:rFonts w:ascii="Arial" w:hAnsi="Arial" w:eastAsia="Arial"/>
+          <w:b w:val="0"/>
+          <w:i w:val="0"/>
+          <w:sz w:val="22"/>
+        </w:rPr>
+        <w:t>🖥 SCREEN  Split: the brief’s hero headline (“25,000 people subscribed to you — but your website hasn’t caught up…”), then cut to a live browser tab on the R.E.A.Ch! product page.</w:t>
+      </w:r>
+    </w:p>
+    <w:p>
+      <w:pPr>
+        <w:spacing w:after="80"/>
+        <w:shd w:val="clear" w:color="auto" w:fill="d4f4e3"/>
+      </w:pPr>
+      <w:r>
+        <w:rPr>
+          <w:rFonts w:ascii="Arial" w:hAnsi="Arial" w:eastAsia="Arial"/>
+          <w:b w:val="0"/>
+          <w:i w:val="0"/>
+          <w:sz w:val="22"/>
+        </w:rPr>
+        <w:t>👆 ACTION  Walk the buyer’s route live and on camera, starting from the course page, so the screen shows a PATH being traced rather than a purchase being attempted. Let the “Page Not Found” page load and hold on it in silence for one full beat before speaking the third sentence.</w:t>
+      </w:r>
+    </w:p>
+    <w:p>
+      <w:pPr>
+        <w:spacing w:after="160" w:line="360" w:lineRule="auto"/>
+        <w:ind w:left="360"/>
+        <w:shd w:val="clear" w:color="auto" w:fill="FFFFFF"/>
+      </w:pPr>
+      <w:r>
+        <w:rPr>
+          <w:rFonts w:ascii="Arial" w:hAnsi="Arial" w:eastAsia="Arial"/>
+          <w:b w:val="0"/>
+          <w:i w:val="0"/>
+          <w:sz w:val="24"/>
+        </w:rPr>
+        <w:t>🎙 SPEAK  “I followed the path a subscriber takes to buy your R.E.A.Ch! course. It ends on a page that says: Page Not Found. When you went looking for a designer, you asked for a site that performs — not one that just looks good.”</w:t>
+      </w:r>
+    </w:p>
+    <w:p>
+      <w:pPr>
+        <w:spacing w:after="80"/>
+        <w:shd w:val="clear" w:color="auto" w:fill="FFF3CC"/>
+      </w:pPr>
+      <w:r>
+        <w:rPr>
+          <w:rFonts w:ascii="Arial" w:hAnsi="Arial" w:eastAsia="Arial"/>
+          <w:b w:val="0"/>
+          <w:i w:val="0"/>
+          <w:sz w:val="22"/>
+        </w:rPr>
+        <w:t>📌 NOTE  THE RELAY: the wrapper DM asked “Where does a new subscriber go to buy your course?” and said the path didn’t end where Abdul expected. This is the payoff. Sentence two is the only new information in the first twenty seconds, and it is the reason he pressed play. Deliver it flat — the page does the work, not the voice.</w:t>
+      </w:r>
+    </w:p>
+    <w:p>
+      <w:pPr>
+        <w:spacing w:after="80"/>
+        <w:shd w:val="clear" w:color="auto" w:fill="FFF3CC"/>
+      </w:pPr>
+      <w:r>
+        <w:rPr>
+          <w:rFonts w:ascii="Arial" w:hAnsi="Arial" w:eastAsia="Arial"/>
+          <w:b w:val="0"/>
+          <w:i w:val="0"/>
+          <w:sz w:val="22"/>
+        </w:rPr>
+        <w:t>📌 NOTE  ⚠ NEVER SAY “I CLICKED ADD TO CART” or “I tried to buy your course,” on camera or in the DM. It casts Abdul as a customer, and the moment the video turns out to be an outreach, the whole thing reads as a bait-and-switch. The line is “I followed the path a new subscriber takes” — an auditor tracing a route, which is exactly what happened and exactly what earns the right to describe it.</w:t>
+      </w:r>
+    </w:p>
+    <w:p>
+      <w:pPr>
+        <w:spacing w:after="80"/>
+        <w:shd w:val="clear" w:color="auto" w:fill="FFF3CC"/>
+      </w:pPr>
+      <w:r>
+        <w:rPr>
+          <w:rFonts w:ascii="Arial" w:hAnsi="Arial" w:eastAsia="Arial"/>
+          <w:b w:val="0"/>
+          <w:i w:val="0"/>
+          <w:sz w:val="22"/>
+        </w:rPr>
+        <w:t>📌 NOTE  The disarming “who I am / why this is cold” context lives in the wrapper (Part 0.1), NOT here. The open stays a pure problem-first hook.</w:t>
+      </w:r>
+    </w:p>
+    <w:p>
+      <w:pPr>
+        <w:spacing w:after="80"/>
+        <w:shd w:val="clear" w:color="auto" w:fill="FFF3CC"/>
+      </w:pPr>
+      <w:r>
+        <w:rPr>
+          <w:rFonts w:ascii="Arial" w:hAnsi="Arial" w:eastAsia="Arial"/>
+          <w:b w:val="0"/>
+          <w:i w:val="0"/>
+          <w:sz w:val="22"/>
+        </w:rPr>
+        <w:t>📌 NOTE  Rule 1 (Open Loop): the designer brief is the open loop — a public request for something he still does not have. Sentence three answers it with his own standard, so HIS standard is the judge, not Abdul.</w:t>
+      </w:r>
+    </w:p>
+    <w:p>
+      <w:pPr>
+        <w:spacing w:after="80"/>
+        <w:shd w:val="clear" w:color="auto" w:fill="FFF3CC"/>
+      </w:pPr>
+      <w:r>
+        <w:rPr>
+          <w:rFonts w:ascii="Arial" w:hAnsi="Arial" w:eastAsia="Arial"/>
+          <w:b w:val="0"/>
+          <w:i w:val="0"/>
+          <w:sz w:val="22"/>
+        </w:rPr>
+        <w:t>📌 NOTE  ⚠ ATTRIBUTION GUARD — READ BEFORE THE TAKE. Sentence three says “you ASKED FOR,” never “you WROTE.” p1e_Job_Posting.md is a THIRD-PERSON SUMMARY of the posting (“The hired designer will build a complete, modern, conversion-focused website…”) — nobody writes that about themselves. The requirement is unambiguously his; the exact sentence “one that performs, not just looks good” may be the summariser’s. Claiming he wrote it, on camera, to a published author, is unfixable once recorded. Do not restore “you wrote.”</w:t>
+      </w:r>
+    </w:p>
+    <w:p>
+      <w:pPr>
+        <w:spacing w:after="80"/>
+        <w:shd w:val="clear" w:color="auto" w:fill="FFF3CC"/>
+      </w:pPr>
+      <w:r>
+        <w:rPr>
+          <w:rFonts w:ascii="Arial" w:hAnsi="Arial" w:eastAsia="Arial"/>
+          <w:b w:val="0"/>
+          <w:i w:val="0"/>
+          <w:sz w:val="22"/>
+        </w:rPr>
+        <w:t>📌 NOTE  SURVEILLANCE CALIBRATION — deliberate judgement call. Reference the document only as “when you went looking for a designer.” NEVER say “Upwork,” never mention budget, hires, rates, or spend. If Abdul is uneasy about referencing the posting at all, the fallback is to cut sentence three entirely: the first two sentences still land, and Beat 2 carries the rest.</w:t>
+      </w:r>
+    </w:p>
+    <w:p>
+      <w:pPr>
+        <w:spacing w:after="80"/>
+        <w:shd w:val="clear" w:color="auto" w:fill="FFF3CC"/>
+      </w:pPr>
+      <w:r>
+        <w:rPr>
+          <w:rFonts w:ascii="Arial" w:hAnsi="Arial" w:eastAsia="Arial"/>
+          <w:b w:val="0"/>
+          <w:i w:val="0"/>
+          <w:sz w:val="22"/>
+        </w:rPr>
+        <w:t>📌 NOTE  Rule 7 (Reactance Guard): the one banned modifier, “just,” now modifies the hypothetical site he himself rejected — not anything he built. The villain in all three sentences is the error page.</w:t>
+      </w:r>
+    </w:p>
+    <w:p>
+      <w:pPr>
+        <w:pStyle w:val="Heading1"/>
+        <w:spacing w:before="280" w:after="120"/>
+      </w:pPr>
+      <w:r>
+        <w:rPr>
+          <w:rFonts w:ascii="Arial" w:hAnsi="Arial"/>
+          <w:b/>
+          <w:color w:val="0F1C2E"/>
+          <w:sz w:val="48"/>
+        </w:rPr>
+        <w:t>Beat 2 — The Homework: His Real Problems, In His Words</w:t>
+      </w:r>
+    </w:p>
+    <w:p>
+      <w:pPr>
+        <w:spacing w:after="80"/>
+      </w:pPr>
+      <w:r>
+        <w:rPr>
+          <w:rFonts w:ascii="Arial" w:hAnsi="Arial" w:eastAsia="Arial"/>
+          <w:b w:val="0"/>
+          <w:i/>
+          <w:color w:val="475569"/>
+          <w:sz w:val="21"/>
+        </w:rPr>
+        <w:t>Prove this is not a template — RECOGNITION deepens</w:t>
+      </w:r>
+    </w:p>
+    <w:p>
+      <w:pPr>
+        <w:spacing w:after="80"/>
+      </w:pPr>
+      <w:r>
+        <w:rPr>
+          <w:rFonts w:ascii="Courier New" w:hAnsi="Courier New" w:eastAsia="Courier New"/>
+          <w:b w:val="0"/>
+          <w:i w:val="0"/>
+          <w:color w:val="606060"/>
+          <w:sz w:val="20"/>
+        </w:rPr>
+        <w:t>⏱ TIMING  ~0:20</w:t>
+      </w:r>
+    </w:p>
+    <w:p>
+      <w:pPr>
+        <w:spacing w:after="80"/>
+        <w:shd w:val="clear" w:color="auto" w:fill="d4f4e3"/>
+      </w:pPr>
+      <w:r>
+        <w:rPr>
+          <w:rFonts w:ascii="Arial" w:hAnsi="Arial" w:eastAsia="Arial"/>
+          <w:b w:val="0"/>
+          <w:i w:val="0"/>
+          <w:sz w:val="22"/>
+        </w:rPr>
+        <w:t>👆 ACTION  Zoom to problem-table row 1, then row 5 (contact page), then row 2 (no email capture) — one row at a time, cutting between them. Never bring row 4 into frame; cut away from it rather than scrolling through it.</w:t>
+      </w:r>
+    </w:p>
+    <w:p>
+      <w:pPr>
+        <w:spacing w:after="80"/>
+        <w:shd w:val="clear" w:color="auto" w:fill="ddeeff"/>
+      </w:pPr>
+      <w:r>
+        <w:rPr>
+          <w:rFonts w:ascii="Arial" w:hAnsi="Arial" w:eastAsia="Arial"/>
+          <w:b w:val="0"/>
+          <w:i w:val="0"/>
+          <w:sz w:val="22"/>
+        </w:rPr>
+        <w:t>🖥 SCREEN  The Current Problem Register table — individual rows, zoomed.</w:t>
+      </w:r>
+    </w:p>
+    <w:p>
+      <w:pPr>
+        <w:spacing w:after="160" w:line="360" w:lineRule="auto"/>
+        <w:ind w:left="360"/>
+        <w:shd w:val="clear" w:color="auto" w:fill="FFFFFF"/>
+      </w:pPr>
+      <w:r>
+        <w:rPr>
+          <w:rFonts w:ascii="Arial" w:hAnsi="Arial" w:eastAsia="Arial"/>
+          <w:b w:val="0"/>
+          <w:i w:val="0"/>
+          <w:sz w:val="24"/>
+        </w:rPr>
+        <w:t>🎙 SPEAK  “Your contact page returns an error too. And across the fifty pages of upstanderonline.com, there’s nowhere to leave an email address. That’s not a guess — it’s what anyone gets clicking your navigation. Meanwhile you post to your channel almost every day, and tell people on LinkedIn to subscribe. Twenty-five thousand have. Those look like two separate projects — grow the audience, then fix the site. I don’t think they are. Everything you do is about turning someone who watched into someone who takes a stand — and the one place where they can do that returns an error.”</w:t>
+      </w:r>
+    </w:p>
+    <w:p>
+      <w:pPr>
+        <w:spacing w:after="80"/>
+        <w:shd w:val="clear" w:color="auto" w:fill="FFF3CC"/>
+      </w:pPr>
+      <w:r>
+        <w:rPr>
+          <w:rFonts w:ascii="Arial" w:hAnsi="Arial" w:eastAsia="Arial"/>
+          <w:b w:val="0"/>
+          <w:i w:val="0"/>
+          <w:sz w:val="22"/>
+        </w:rPr>
+        <w:t>📌 NOTE  ASSEMBLY RULE (Rule 2) — satisfied by: “Those look like two separate projects — grow the audience, then fix the site. I don’t think they are.” He supplies every fact; Abdul supplies only the join. Recital test passes: he cannot answer the last four sentences with “yes, I wrote that.”</w:t>
+      </w:r>
+    </w:p>
+    <w:p>
+      <w:pPr>
+        <w:spacing w:after="80"/>
+        <w:shd w:val="clear" w:color="auto" w:fill="FFF3CC"/>
+      </w:pPr>
+      <w:r>
+        <w:rPr>
+          <w:rFonts w:ascii="Arial" w:hAnsi="Arial" w:eastAsia="Arial"/>
+          <w:b w:val="0"/>
+          <w:i w:val="0"/>
+          <w:sz w:val="22"/>
+        </w:rPr>
+        <w:t>📌 NOTE  Rule 8 (Identity Transition): the closing sentence aims at his stated mission — “to take a stand when they witness an injustice” (p1c Summary) — not at his process. Never say “your process is manual.” The villain is the error page; his life’s work is the hero.</w:t>
+      </w:r>
+    </w:p>
+    <w:p>
+      <w:pPr>
+        <w:spacing w:after="80"/>
+        <w:shd w:val="clear" w:color="auto" w:fill="FFF3CC"/>
+      </w:pPr>
+      <w:r>
+        <w:rPr>
+          <w:rFonts w:ascii="Arial" w:hAnsi="Arial" w:eastAsia="Arial"/>
+          <w:b w:val="0"/>
+          <w:i w:val="0"/>
+          <w:sz w:val="22"/>
+        </w:rPr>
+        <w:t>📌 NOTE  Rule 3 (Emotional Vocabulary): “takes a stand” is his own register, used ONCE. Do not add “UPstander” as well — two mirrors is the ceiling and one lands harder.</w:t>
+      </w:r>
+    </w:p>
+    <w:p>
+      <w:pPr>
+        <w:spacing w:after="80"/>
+        <w:shd w:val="clear" w:color="auto" w:fill="FFF3CC"/>
+      </w:pPr>
+      <w:r>
+        <w:rPr>
+          <w:rFonts w:ascii="Arial" w:hAnsi="Arial" w:eastAsia="Arial"/>
+          <w:b w:val="0"/>
+          <w:i w:val="0"/>
+          <w:sz w:val="22"/>
+        </w:rPr>
+        <w:t>📌 NOTE  ETHICAL EXCLUSION — a naive read of p1c will surface “silence is compliance” (Post 21, and p1a line 847) as a tempting mirror. It comes from his song about Black femicide and from his anti-bullying keynote. Repurposing it to sell a website build would be grotesque. It is barred. The same bar applies to Post 24 (his mother’s death, “feeling stuck”).</w:t>
+      </w:r>
+    </w:p>
+    <w:p>
+      <w:pPr>
+        <w:spacing w:after="80"/>
+        <w:shd w:val="clear" w:color="auto" w:fill="FFF3CC"/>
+      </w:pPr>
+      <w:r>
+        <w:rPr>
+          <w:rFonts w:ascii="Arial" w:hAnsi="Arial" w:eastAsia="Arial"/>
+          <w:b w:val="0"/>
+          <w:i w:val="0"/>
+          <w:sz w:val="22"/>
+        </w:rPr>
+        <w:t>📌 NOTE  Surveillance calibration: cite public sources by name — his site, his navigation, his LinkedIn posts, his channel. Specificity must read as diligence, not intrusion.</w:t>
+      </w:r>
+    </w:p>
+    <w:p>
+      <w:pPr>
+        <w:pStyle w:val="Heading1"/>
+        <w:spacing w:before="280" w:after="120"/>
+      </w:pPr>
+      <w:r>
+        <w:rPr>
+          <w:rFonts w:ascii="Arial" w:hAnsi="Arial"/>
+          <w:b/>
+          <w:color w:val="0F1C2E"/>
+          <w:sz w:val="48"/>
+        </w:rPr>
+        <w:t>Beat 3 — The Honest Limit: Trust + the Bridge to Paid</w:t>
+      </w:r>
+    </w:p>
+    <w:p>
+      <w:pPr>
+        <w:spacing w:after="80"/>
+      </w:pPr>
+      <w:r>
+        <w:rPr>
+          <w:rFonts w:ascii="Arial" w:hAnsi="Arial" w:eastAsia="Arial"/>
+          <w:b w:val="0"/>
+          <w:i/>
+          <w:color w:val="475569"/>
+          <w:sz w:val="21"/>
+        </w:rPr>
+        <w:t>The most important beat — TRUST + the reason the session exists</w:t>
+      </w:r>
+    </w:p>
+    <w:p>
+      <w:pPr>
+        <w:spacing w:after="80"/>
+      </w:pPr>
+      <w:r>
+        <w:rPr>
+          <w:rFonts w:ascii="Courier New" w:hAnsi="Courier New" w:eastAsia="Courier New"/>
+          <w:b w:val="0"/>
+          <w:i w:val="0"/>
+          <w:color w:val="606060"/>
+          <w:sz w:val="20"/>
+        </w:rPr>
+        <w:t>⏱ TIMING  ~1:00</w:t>
+      </w:r>
+    </w:p>
+    <w:p>
+      <w:pPr>
+        <w:spacing w:after="80"/>
+        <w:shd w:val="clear" w:color="auto" w:fill="d4f4e3"/>
+      </w:pPr>
+      <w:r>
+        <w:rPr>
+          <w:rFonts w:ascii="Arial" w:hAnsi="Arial" w:eastAsia="Arial"/>
+          <w:b w:val="0"/>
+          <w:i w:val="0"/>
+          <w:sz w:val="22"/>
+        </w:rPr>
+        <w:t>👆 ACTION  Zoom into the Research Transparency table — the three rows only. Do not pan down to the callout box beneath it.</w:t>
+      </w:r>
+    </w:p>
+    <w:p>
+      <w:pPr>
+        <w:spacing w:after="80"/>
+        <w:shd w:val="clear" w:color="auto" w:fill="ddeeff"/>
+      </w:pPr>
+      <w:r>
+        <w:rPr>
+          <w:rFonts w:ascii="Arial" w:hAnsi="Arial" w:eastAsia="Arial"/>
+          <w:b w:val="0"/>
+          <w:i w:val="0"/>
+          <w:sz w:val="22"/>
+        </w:rPr>
+        <w:t>🖥 SCREEN  Research Transparency table — Claim / Evidence We Used / What We’d Like to Confirm With You / Open Question.</w:t>
+      </w:r>
+    </w:p>
+    <w:p>
+      <w:pPr>
+        <w:spacing w:after="160" w:line="360" w:lineRule="auto"/>
+        <w:ind w:left="360"/>
+        <w:shd w:val="clear" w:color="auto" w:fill="FFFFFF"/>
+      </w:pPr>
+      <w:r>
+        <w:rPr>
+          <w:rFonts w:ascii="Arial" w:hAnsi="Arial" w:eastAsia="Arial"/>
+          <w:b w:val="0"/>
+          <w:i w:val="0"/>
+          <w:sz w:val="24"/>
+        </w:rPr>
+        <w:t>🎙 SPEAK  “Here’s the boundary of what I can see. Everything so far is public — your site, your channel, the enrollment count on your instructor page. What I can’t see is the inside. I don’t know how many people reach that course page in a month, whether a single video description has ever pointed at it, or whether an email list exists anywhere. Dr. Dibinga, I’d be surprised if those three numbers sit in one place anywhere today — and that’s exactly where the money is.”</w:t>
+      </w:r>
+    </w:p>
+    <w:p>
+      <w:pPr>
+        <w:spacing w:after="80"/>
+        <w:shd w:val="clear" w:color="auto" w:fill="FFF3CC"/>
+      </w:pPr>
+      <w:r>
+        <w:rPr>
+          <w:rFonts w:ascii="Arial" w:hAnsi="Arial" w:eastAsia="Arial"/>
+          <w:b w:val="0"/>
+          <w:i w:val="0"/>
+          <w:sz w:val="22"/>
+        </w:rPr>
+        <w:t>📌 NOTE  Rule: aim the honesty OUTWARD. “I’d be surprised if those three numbers sit in one place anywhere today” makes the gap HIS instrumentation gap, not a confession that Abdul’s research is weak. It implies without accusing. If he DOES have the numbers, he replies to say so — which is also a reply.</w:t>
+      </w:r>
+    </w:p>
+    <w:p>
+      <w:pPr>
+        <w:spacing w:after="80"/>
+        <w:shd w:val="clear" w:color="auto" w:fill="FFF3CC"/>
+      </w:pPr>
+      <w:r>
+        <w:rPr>
+          <w:rFonts w:ascii="Arial" w:hAnsi="Arial" w:eastAsia="Arial"/>
+          <w:b w:val="0"/>
+          <w:i w:val="0"/>
+          <w:sz w:val="22"/>
+        </w:rPr>
+        <w:t>📌 NOTE  The three unknowns are drawn from p0b Discovery Questions 5 and 9 and are genuinely open in the research. Do not invent a fourth.</w:t>
+      </w:r>
+    </w:p>
+    <w:p>
+      <w:pPr>
+        <w:spacing w:after="80"/>
+        <w:shd w:val="clear" w:color="auto" w:fill="FFF3CC"/>
+      </w:pPr>
+      <w:r>
+        <w:rPr>
+          <w:rFonts w:ascii="Arial" w:hAnsi="Arial" w:eastAsia="Arial"/>
+          <w:b w:val="0"/>
+          <w:i w:val="0"/>
+          <w:sz w:val="22"/>
+        </w:rPr>
+        <w:t>📌 NOTE  Do not name a price or a session. This beat is the bridge, not the ask. “That’s exactly where the money is” is the furthest this may go.</w:t>
+      </w:r>
+    </w:p>
+    <w:p>
+      <w:pPr>
+        <w:spacing w:after="80"/>
+        <w:shd w:val="clear" w:color="auto" w:fill="FFF3CC"/>
+      </w:pPr>
+      <w:r>
+        <w:rPr>
+          <w:rFonts w:ascii="Arial" w:hAnsi="Arial" w:eastAsia="Arial"/>
+          <w:b w:val="0"/>
+          <w:i w:val="0"/>
+          <w:sz w:val="22"/>
+        </w:rPr>
+        <w:t>📌 NOTE  This is the one place Dr. Dibinga’s name is spoken in the entire video (Rule 12). Do not use it anywhere else — repetition is the tell of a mail merge.</w:t>
+      </w:r>
+    </w:p>
+    <w:p>
+      <w:pPr>
+        <w:pStyle w:val="Heading1"/>
+        <w:spacing w:before="280" w:after="120"/>
+      </w:pPr>
+      <w:r>
+        <w:rPr>
+          <w:rFonts w:ascii="Arial" w:hAnsi="Arial"/>
+          <w:b/>
+          <w:color w:val="0F1C2E"/>
+          <w:sz w:val="48"/>
+        </w:rPr>
+        <w:t>Beat 4 — The Stakes Number + the Regret Gap</w:t>
+      </w:r>
+    </w:p>
+    <w:p>
+      <w:pPr>
+        <w:spacing w:after="80"/>
+      </w:pPr>
+      <w:r>
+        <w:rPr>
+          <w:rFonts w:ascii="Arial" w:hAnsi="Arial" w:eastAsia="Arial"/>
+          <w:b w:val="0"/>
+          <w:i/>
+          <w:color w:val="475569"/>
+          <w:sz w:val="21"/>
+        </w:rPr>
+        <w:t>Make the cost real, then point it at his own ambition — FEAR OF INACTION, expressed as a CEILING</w:t>
+      </w:r>
+    </w:p>
+    <w:p>
+      <w:pPr>
+        <w:spacing w:after="80"/>
+      </w:pPr>
+      <w:r>
+        <w:rPr>
+          <w:rFonts w:ascii="Courier New" w:hAnsi="Courier New" w:eastAsia="Courier New"/>
+          <w:b w:val="0"/>
+          <w:i w:val="0"/>
+          <w:color w:val="606060"/>
+          <w:sz w:val="20"/>
+        </w:rPr>
+        <w:t>⏱ TIMING  ~1:40</w:t>
+      </w:r>
+    </w:p>
+    <w:p>
+      <w:pPr>
+        <w:spacing w:after="80"/>
+        <w:shd w:val="clear" w:color="auto" w:fill="ddeeff"/>
+      </w:pPr>
+      <w:r>
+        <w:rPr>
+          <w:rFonts w:ascii="Arial" w:hAnsi="Arial" w:eastAsia="Arial"/>
+          <w:b w:val="0"/>
+          <w:i w:val="0"/>
+          <w:sz w:val="22"/>
+        </w:rPr>
+        <w:t>🖥 SCREEN  Future-risk card r1 — “Book launches hit a site that can’t capture them.”</w:t>
+      </w:r>
+    </w:p>
+    <w:p>
+      <w:pPr>
+        <w:spacing w:after="160" w:line="360" w:lineRule="auto"/>
+        <w:ind w:left="360"/>
+        <w:shd w:val="clear" w:color="auto" w:fill="FFFFFF"/>
+      </w:pPr>
+      <w:r>
+        <w:rPr>
+          <w:rFonts w:ascii="Arial" w:hAnsi="Arial" w:eastAsia="Arial"/>
+          <w:b w:val="0"/>
+          <w:i w:val="0"/>
+          <w:sz w:val="24"/>
+        </w:rPr>
+        <w:t>🎙 SPEAK  “Here’s the number. Sixteen students, total, across both courses, since June of last year. The one course price published on your site is a hundred and ninety-nine dollars — so, roughly three thousand dollars. That’s the lifetime total. One video of yours reaches more people in a day than both courses have enrolled in their life. You’ve said three books are coming this year. This gap is the ceiling on all three — and it doesn’t shrink as you grow, it scales with you.”</w:t>
+      </w:r>
+    </w:p>
+    <w:p>
+      <w:pPr>
+        <w:spacing w:after="80"/>
+        <w:shd w:val="clear" w:color="auto" w:fill="FFF3CC"/>
+      </w:pPr>
+      <w:r>
+        <w:rPr>
+          <w:rFonts w:ascii="Arial" w:hAnsi="Arial" w:eastAsia="Arial"/>
+          <w:b w:val="0"/>
+          <w:i w:val="0"/>
+          <w:sz w:val="22"/>
+        </w:rPr>
+        <w:t>📌 NOTE  DECOUPLING CHECK (critical): the stakes number uses ONLY observables — 16 enrolled (his public instructor page) and $199 (the one price published on his site). It requires none of the three unknowns confessed in Beat 3. He cannot say “you told me you can’t see it, then priced my loss on it.”</w:t>
+      </w:r>
+    </w:p>
+    <w:p>
+      <w:pPr>
+        <w:spacing w:after="80"/>
+        <w:shd w:val="clear" w:color="auto" w:fill="FFF3CC"/>
+      </w:pPr>
+      <w:r>
+        <w:rPr>
+          <w:rFonts w:ascii="Arial" w:hAnsi="Arial" w:eastAsia="Arial"/>
+          <w:b w:val="0"/>
+          <w:i w:val="0"/>
+          <w:sz w:val="22"/>
+        </w:rPr>
+        <w:t>📌 NOTE  L2 label discipline: “roughly three thousand dollars” is deliberately rounded and deliberately soft. 16 × $199 = $3,184 ASSUMES all sixteen bought R.E.A.Ch! at the published price; the L.E.A.D. price is not visible on the site. Never say “$3,184” aloud as though it were exact. “Roughly three thousand” is the honest form and survives cross-examination.</w:t>
+      </w:r>
+    </w:p>
+    <w:p>
+      <w:pPr>
+        <w:spacing w:after="80"/>
+        <w:shd w:val="clear" w:color="auto" w:fill="FFF3CC"/>
+      </w:pPr>
+      <w:r>
+        <w:rPr>
+          <w:rFonts w:ascii="Arial" w:hAnsi="Arial" w:eastAsia="Arial"/>
+          <w:b w:val="0"/>
+          <w:i w:val="0"/>
+          <w:sz w:val="22"/>
+        </w:rPr>
+        <w:t>📌 NOTE  BANNED: the ~$49,750-at-1%-conversion figure. It rests on an L3 industry proxy (p0a §8) that p0b line 99 excludes from all claims. It must not be spoken and must not be on screen. Confirm the corrected p3a is the file being recorded.</w:t>
+      </w:r>
+    </w:p>
+    <w:p>
+      <w:pPr>
+        <w:spacing w:after="80"/>
+        <w:shd w:val="clear" w:color="auto" w:fill="FFF3CC"/>
+      </w:pPr>
+      <w:r>
+        <w:rPr>
+          <w:rFonts w:ascii="Arial" w:hAnsi="Arial" w:eastAsia="Arial"/>
+          <w:b w:val="0"/>
+          <w:i w:val="0"/>
+          <w:sz w:val="22"/>
+        </w:rPr>
+        <w:t>📌 NOTE  BANNED: the “6,000 students in one speaking year” figure. It is a January 2014 blog post (p1a line 908, omekongo.com/2014/01/…). He will know instantly.</w:t>
+      </w:r>
+    </w:p>
+    <w:p>
+      <w:pPr>
+        <w:spacing w:after="80"/>
+        <w:shd w:val="clear" w:color="auto" w:fill="FFF3CC"/>
+      </w:pPr>
+      <w:r>
+        <w:rPr>
+          <w:rFonts w:ascii="Arial" w:hAnsi="Arial" w:eastAsia="Arial"/>
+          <w:b w:val="0"/>
+          <w:i w:val="0"/>
+          <w:sz w:val="22"/>
+        </w:rPr>
+        <w:t>📌 NOTE  Rule 9 (Regulatory Fit): Dr. Dibinga is strongly PROMOTION-focused — “G.R.O.W. Towards Your Greatness,” “grow into their fullest potential,” “inspire all across the globe,” “Continue in your greatness.” He therefore gets a CEILING frame (“the ceiling on all three”), never a leak frame. NEVER say “you’re losing money.” Loss language slides off a promotion-focused founder and slightly insults him.</w:t>
+      </w:r>
+    </w:p>
+    <w:p>
+      <w:pPr>
+        <w:spacing w:after="80"/>
+        <w:shd w:val="clear" w:color="auto" w:fill="FFF3CC"/>
+      </w:pPr>
+      <w:r>
+        <w:rPr>
+          <w:rFonts w:ascii="Arial" w:hAnsi="Arial" w:eastAsia="Arial"/>
+          <w:b w:val="0"/>
+          <w:i w:val="0"/>
+          <w:sz w:val="22"/>
+        </w:rPr>
+        <w:t>📌 NOTE  Rule 4 (Scale Event): “three books are coming this year” is his own public announcement (p1c Post 17). It is a date HE set. He cannot argue with his own calendar. Never substitute a generic “as you grow.”</w:t>
+      </w:r>
+    </w:p>
+    <w:p>
+      <w:pPr>
+        <w:spacing w:after="80"/>
+        <w:shd w:val="clear" w:color="auto" w:fill="FFF3CC"/>
+      </w:pPr>
+      <w:r>
+        <w:rPr>
+          <w:rFonts w:ascii="Arial" w:hAnsi="Arial" w:eastAsia="Arial"/>
+          <w:b w:val="0"/>
+          <w:i w:val="0"/>
+          <w:sz w:val="22"/>
+        </w:rPr>
+        <w:t>📌 NOTE  Tone discipline: pressure the GOAL, never the character. No guilt, no shame, no comparison to a better-run peer.</w:t>
+      </w:r>
+    </w:p>
+    <w:p>
+      <w:pPr>
+        <w:pStyle w:val="Heading1"/>
+        <w:spacing w:before="280" w:after="120"/>
+      </w:pPr>
+      <w:r>
+        <w:rPr>
+          <w:rFonts w:ascii="Arial" w:hAnsi="Arial"/>
+          <w:b/>
+          <w:color w:val="0F1C2E"/>
+          <w:sz w:val="48"/>
+        </w:rPr>
+        <w:t>Beat 5 — The Reply Ask</w:t>
+      </w:r>
+    </w:p>
+    <w:p>
+      <w:pPr>
+        <w:spacing w:after="80"/>
+      </w:pPr>
+      <w:r>
+        <w:rPr>
+          <w:rFonts w:ascii="Arial" w:hAnsi="Arial" w:eastAsia="Arial"/>
+          <w:b w:val="0"/>
+          <w:i/>
+          <w:color w:val="475569"/>
+          <w:sz w:val="21"/>
+        </w:rPr>
+        <w:t>One low-friction next step — a reply, not a payment. No money, no price, no calendar.</w:t>
+      </w:r>
+    </w:p>
+    <w:p>
+      <w:pPr>
+        <w:spacing w:after="80"/>
+      </w:pPr>
+      <w:r>
+        <w:rPr>
+          <w:rFonts w:ascii="Courier New" w:hAnsi="Courier New" w:eastAsia="Courier New"/>
+          <w:b w:val="0"/>
+          <w:i w:val="0"/>
+          <w:color w:val="606060"/>
+          <w:sz w:val="20"/>
+        </w:rPr>
+        <w:t>⏱ TIMING  ~2:20</w:t>
+      </w:r>
+    </w:p>
+    <w:p>
+      <w:pPr>
+        <w:spacing w:after="80"/>
+        <w:shd w:val="clear" w:color="auto" w:fill="ddeeff"/>
+      </w:pPr>
+      <w:r>
+        <w:rPr>
+          <w:rFonts w:ascii="Arial" w:hAnsi="Arial" w:eastAsia="Arial"/>
+          <w:b w:val="0"/>
+          <w:i w:val="0"/>
+          <w:sz w:val="22"/>
+        </w:rPr>
+        <w:t>🖥 SCREEN  The brief’s closing CTA card — “What did I get wrong?”</w:t>
+      </w:r>
+    </w:p>
+    <w:p>
+      <w:pPr>
+        <w:spacing w:after="160" w:line="360" w:lineRule="auto"/>
+        <w:ind w:left="360"/>
+        <w:shd w:val="clear" w:color="auto" w:fill="FFFFFF"/>
+      </w:pPr>
+      <w:r>
+        <w:rPr>
+          <w:rFonts w:ascii="Arial" w:hAnsi="Arial" w:eastAsia="Arial"/>
+          <w:b w:val="0"/>
+          <w:i w:val="0"/>
+          <w:sz w:val="24"/>
+        </w:rPr>
+        <w:t>🎙 SPEAK  “You know the inside of this. I only see the outside. So tell me which one is really the bottleneck — the broken checkout, or the fact that nothing on your channel points to the course. If I’ve read this wrong, say so and I’ll leave it there.”</w:t>
+      </w:r>
+    </w:p>
+    <w:p>
+      <w:pPr>
+        <w:spacing w:after="80"/>
+        <w:shd w:val="clear" w:color="auto" w:fill="FFF3CC"/>
+      </w:pPr>
+      <w:r>
+        <w:rPr>
+          <w:rFonts w:ascii="Arial" w:hAnsi="Arial" w:eastAsia="Arial"/>
+          <w:b w:val="0"/>
+          <w:i w:val="0"/>
+          <w:sz w:val="22"/>
+        </w:rPr>
+        <w:t>📌 NOTE  PROOF-OF-COMPETENCE LINE: DELIBERATELY OMITTED. No real, specific, verifiable Dev8X result is present in any attached file — p4a_Business_Operations_Manual.docx.md documents the PROSPECT’s operations, not Dev8X’s. Per THE ONE PROOF OF COMPETENCE, a generic capability sentence (“this is the kind of operational gap we build systems to close”) is worse than silence: it is the one salesman sentence in an otherwise diagnostic piece. At this gate Abdul is selling diagnostic capability, and the preceding two minutes are the proof. If a real, nameable comparable build exists, add ONE sentence here — otherwise leave it out.</w:t>
+      </w:r>
+    </w:p>
+    <w:p>
+      <w:pPr>
+        <w:spacing w:after="80"/>
+        <w:shd w:val="clear" w:color="auto" w:fill="FFF3CC"/>
+      </w:pPr>
+      <w:r>
+        <w:rPr>
+          <w:rFonts w:ascii="Arial" w:hAnsi="Arial" w:eastAsia="Arial"/>
+          <w:b w:val="0"/>
+          <w:i w:val="0"/>
+          <w:sz w:val="22"/>
+        </w:rPr>
+        <w:t>📌 NOTE  Rule 10 (Reply Friction): a forced choice, answerable one-handed from a phone in two words (“the checkout”). Choosing is cheap; composing is expensive.</w:t>
+      </w:r>
+    </w:p>
+    <w:p>
+      <w:pPr>
+        <w:spacing w:after="80"/>
+        <w:shd w:val="clear" w:color="auto" w:fill="FFF3CC"/>
+      </w:pPr>
+      <w:r>
+        <w:rPr>
+          <w:rFonts w:ascii="Arial" w:hAnsi="Arial" w:eastAsia="Arial"/>
+          <w:b w:val="0"/>
+          <w:i w:val="0"/>
+          <w:sz w:val="22"/>
+        </w:rPr>
+        <w:t>📌 NOTE  Rule 5 (Autonomy): “If I’ve read this wrong, say so and I’ll leave it there.” Do NOT soften it, qualify it, or follow it with a re-ask. The freedom must be real or the effect inverts.</w:t>
+      </w:r>
+    </w:p>
+    <w:p>
+      <w:pPr>
+        <w:spacing w:after="80"/>
+        <w:shd w:val="clear" w:color="auto" w:fill="FFF3CC"/>
+      </w:pPr>
+      <w:r>
+        <w:rPr>
+          <w:rFonts w:ascii="Arial" w:hAnsi="Arial" w:eastAsia="Arial"/>
+          <w:b w:val="0"/>
+          <w:i w:val="0"/>
+          <w:sz w:val="22"/>
+        </w:rPr>
+        <w:t>📌 NOTE  Do NOT say: “book a call,” “I’d love to chat,” “here’s my calendar,” or name any fee. The video ends here. On reply, hand off to p3c_Messaging_Playbook.md and attach this .docx so the messages quote the exact stakes wording used on camera.</w:t>
+      </w:r>
+    </w:p>
+    <w:p>
+      <w:r>
+        <w:br w:type="page"/>
+      </w:r>
+    </w:p>
+    <w:p>
+      <w:pPr>
+        <w:pStyle w:val="Heading1"/>
+        <w:spacing w:before="280" w:after="120"/>
+      </w:pPr>
+      <w:r>
+        <w:rPr>
+          <w:rFonts w:ascii="Arial" w:hAnsi="Arial"/>
+          <w:b/>
+          <w:color w:val="0F1C2E"/>
+          <w:sz w:val="52"/>
+        </w:rPr>
+        <w:t>⚙ Internal Notes</w:t>
+      </w:r>
+    </w:p>
+    <w:p>
+      <w:pPr>
+        <w:spacing w:after="160"/>
+      </w:pPr>
+      <w:r>
+        <w:rPr>
+          <w:rFonts w:ascii="Arial" w:hAnsi="Arial" w:eastAsia="Arial"/>
+          <w:b w:val="0"/>
+          <w:i/>
+          <w:color w:val="475569"/>
+          <w:sz w:val="22"/>
+        </w:rPr>
+        <w:t>Do not share with the client — internal reference only.</w:t>
+      </w:r>
+    </w:p>
+    <w:p>
+      <w:pPr>
+        <w:pStyle w:val="Heading2"/>
+        <w:spacing w:before="280" w:after="120"/>
+      </w:pPr>
+      <w:r>
+        <w:rPr>
+          <w:rFonts w:ascii="Arial" w:hAnsi="Arial"/>
+          <w:b/>
+          <w:color w:val="0F1C2E"/>
+          <w:sz w:val="32"/>
+        </w:rPr>
+        <w:t>The Peak Line (Rule 6)</w:t>
+      </w:r>
+    </w:p>
+    <w:p>
+      <w:pPr>
+        <w:spacing w:after="120"/>
+        <w:ind w:left="360"/>
+        <w:shd w:val="clear" w:color="auto" w:fill="eef2ff"/>
+      </w:pPr>
+      <w:r>
+        <w:rPr>
+          <w:rFonts w:ascii="Arial" w:hAnsi="Arial" w:eastAsia="Arial"/>
+          <w:b/>
+          <w:i/>
+          <w:sz w:val="26"/>
+        </w:rPr>
+        <w:t>“Everything you do is about turning someone who watched into someone who takes a stand — and the one place where they can do that returns an error.”</w:t>
+      </w:r>
+    </w:p>
+    <w:p>
+      <w:pPr>
+        <w:spacing w:after="200"/>
+      </w:pPr>
+      <w:r>
+        <w:rPr>
+          <w:rFonts w:ascii="Arial" w:hAnsi="Arial" w:eastAsia="Arial"/>
+          <w:b w:val="0"/>
+          <w:i w:val="0"/>
+          <w:sz w:val="21"/>
+        </w:rPr>
+        <w:t>Location: the final sentence of Beat 2. Delivery: slow down noticeably. Land “takes a stand,” pause, then deliver the second half flatter and quieter than everything around it. Leave a full beat of silence after “error” before Beat 3 begins. This is the sentence to be quoted back in the reply, or screenshotted. It is jargon-free, survives with no context, and blames the page rather than the man.</w:t>
+      </w:r>
+    </w:p>
+    <w:p>
+      <w:pPr>
+        <w:pStyle w:val="Heading2"/>
+        <w:spacing w:before="280" w:after="120"/>
+      </w:pPr>
+      <w:r>
+        <w:rPr>
+          <w:rFonts w:ascii="Arial" w:hAnsi="Arial"/>
+          <w:b/>
+          <w:color w:val="0F1C2E"/>
+          <w:sz w:val="32"/>
+        </w:rPr>
+        <w:t>Psychological Spine — twelve-rule checklist</w:t>
+      </w:r>
+    </w:p>
+    <w:tbl>
+      <w:tblPr>
+        <w:tblStyle w:val="TableGrid"/>
+        <w:tblW w:type="auto" w:w="0"/>
+        <w:jc w:val="center"/>
+        <w:tblLook w:firstColumn="1" w:firstRow="1" w:lastColumn="0" w:lastRow="0" w:noHBand="0" w:noVBand="1" w:val="04A0"/>
+      </w:tblPr>
+      <w:tblGrid>
+        <w:gridCol w:w="3120"/>
+        <w:gridCol w:w="3120"/>
+        <w:gridCol w:w="3120"/>
+      </w:tblGrid>
+      <w:tr>
+        <w:tc>
+          <w:tcPr>
+            <w:tcW w:type="dxa" w:w="432"/>
+          </w:tcPr>
+          <w:p>
+            <w:pPr>
+              <w:shd w:val="clear" w:color="auto" w:fill="0f1c2e"/>
+            </w:pPr>
+            <w:r/>
+            <w:r>
+              <w:rPr>
+                <w:rFonts w:ascii="Arial" w:hAnsi="Arial"/>
+                <w:b/>
+                <w:color w:val="FFFFFF"/>
+                <w:sz w:val="18"/>
+              </w:rPr>
+              <w:t>#</w:t>
+            </w:r>
+          </w:p>
+        </w:tc>
+        <w:tc>
+          <w:tcPr>
+            <w:tcW w:type="dxa" w:w="2160"/>
+          </w:tcPr>
+          <w:p>
+            <w:pPr>
+              <w:shd w:val="clear" w:color="auto" w:fill="0f1c2e"/>
+            </w:pPr>
+            <w:r/>
+            <w:r>
+              <w:rPr>
+                <w:rFonts w:ascii="Arial" w:hAnsi="Arial"/>
+                <w:b/>
+                <w:color w:val="FFFFFF"/>
+                <w:sz w:val="18"/>
+              </w:rPr>
+              <w:t>Rule</w:t>
+            </w:r>
+          </w:p>
+        </w:tc>
+        <w:tc>
+          <w:tcPr>
+            <w:tcW w:type="dxa" w:w="6408"/>
+          </w:tcPr>
+          <w:p>
+            <w:pPr>
+              <w:shd w:val="clear" w:color="auto" w:fill="0f1c2e"/>
+            </w:pPr>
+            <w:r/>
+            <w:r>
+              <w:rPr>
+                <w:rFonts w:ascii="Arial" w:hAnsi="Arial"/>
+                <w:b/>
+                <w:color w:val="FFFFFF"/>
+                <w:sz w:val="18"/>
+              </w:rPr>
+              <w:t>Where it is satisfied</w:t>
+            </w:r>
+          </w:p>
+        </w:tc>
+      </w:tr>
+      <w:tr>
+        <w:tc>
+          <w:tcPr>
+            <w:tcW w:type="dxa" w:w="432"/>
+          </w:tcPr>
+          <w:p>
+            <w:r/>
+            <w:r>
+              <w:rPr>
+                <w:rFonts w:ascii="Arial" w:hAnsi="Arial"/>
+                <w:sz w:val="17"/>
+              </w:rPr>
+              <w:t>1</w:t>
+            </w:r>
+          </w:p>
+        </w:tc>
+        <w:tc>
+          <w:tcPr>
+            <w:tcW w:type="dxa" w:w="2160"/>
+          </w:tcPr>
+          <w:p>
+            <w:r/>
+            <w:r>
+              <w:rPr>
+                <w:rFonts w:ascii="Arial" w:hAnsi="Arial"/>
+                <w:sz w:val="17"/>
+              </w:rPr>
+              <w:t>Open Loop</w:t>
+            </w:r>
+          </w:p>
+        </w:tc>
+        <w:tc>
+          <w:tcPr>
+            <w:tcW w:type="dxa" w:w="6408"/>
+          </w:tcPr>
+          <w:p>
+            <w:r/>
+            <w:r>
+              <w:rPr>
+                <w:rFonts w:ascii="Arial" w:hAnsi="Arial"/>
+                <w:sz w:val="17"/>
+              </w:rPr>
+              <w:t>Two-stage. The wrapper DM poses it (“Where does a new subscriber go to buy your course? … it didn’t end where I expected”) and stops; Beat 1 sentence 2 closes it. Beat 1 sentence 3 then answers his standing public request for a site that performs (p1e line 19). No business open loop exists in p1c; the designer brief is the truest crowdsourcing ask available.</w:t>
+            </w:r>
+          </w:p>
+        </w:tc>
+      </w:tr>
+      <w:tr>
+        <w:tc>
+          <w:tcPr>
+            <w:tcW w:type="dxa" w:w="432"/>
+          </w:tcPr>
+          <w:p>
+            <w:r/>
+            <w:r>
+              <w:rPr>
+                <w:rFonts w:ascii="Arial" w:hAnsi="Arial"/>
+                <w:sz w:val="17"/>
+              </w:rPr>
+              <w:t>2</w:t>
+            </w:r>
+          </w:p>
+        </w:tc>
+        <w:tc>
+          <w:tcPr>
+            <w:tcW w:type="dxa" w:w="2160"/>
+          </w:tcPr>
+          <w:p>
+            <w:r/>
+            <w:r>
+              <w:rPr>
+                <w:rFonts w:ascii="Arial" w:hAnsi="Arial"/>
+                <w:sz w:val="17"/>
+              </w:rPr>
+              <w:t>Assembly Rule</w:t>
+            </w:r>
+          </w:p>
+        </w:tc>
+        <w:tc>
+          <w:tcPr>
+            <w:tcW w:type="dxa" w:w="6408"/>
+          </w:tcPr>
+          <w:p>
+            <w:r/>
+            <w:r>
+              <w:rPr>
+                <w:rFonts w:ascii="Arial" w:hAnsi="Arial"/>
+                <w:sz w:val="17"/>
+              </w:rPr>
+              <w:t>Beat 2: “Those look like two separate projects — grow the audience, then fix the site. I don’t think they are.” Joins his channel referrals (Posts 11, 27) to his broken checkout. He supplies the facts; Abdul supplies only the join.</w:t>
+            </w:r>
+          </w:p>
+        </w:tc>
+      </w:tr>
+      <w:tr>
+        <w:tc>
+          <w:tcPr>
+            <w:tcW w:type="dxa" w:w="432"/>
+          </w:tcPr>
+          <w:p>
+            <w:r/>
+            <w:r>
+              <w:rPr>
+                <w:rFonts w:ascii="Arial" w:hAnsi="Arial"/>
+                <w:sz w:val="17"/>
+              </w:rPr>
+              <w:t>3</w:t>
+            </w:r>
+          </w:p>
+        </w:tc>
+        <w:tc>
+          <w:tcPr>
+            <w:tcW w:type="dxa" w:w="2160"/>
+          </w:tcPr>
+          <w:p>
+            <w:r/>
+            <w:r>
+              <w:rPr>
+                <w:rFonts w:ascii="Arial" w:hAnsi="Arial"/>
+                <w:sz w:val="17"/>
+              </w:rPr>
+              <w:t>Emotional Vocabulary</w:t>
+            </w:r>
+          </w:p>
+        </w:tc>
+        <w:tc>
+          <w:tcPr>
+            <w:tcW w:type="dxa" w:w="6408"/>
+          </w:tcPr>
+          <w:p>
+            <w:r/>
+            <w:r>
+              <w:rPr>
+                <w:rFonts w:ascii="Arial" w:hAnsi="Arial"/>
+                <w:sz w:val="17"/>
+              </w:rPr>
+              <w:t>“takes a stand” (p1c Summary), used once, in the Peak Line. Capped at one mirror by choice. Grief and femicide vocabulary explicitly barred — see Beat 2 ethics note.</w:t>
+            </w:r>
+          </w:p>
+        </w:tc>
+      </w:tr>
+      <w:tr>
+        <w:tc>
+          <w:tcPr>
+            <w:tcW w:type="dxa" w:w="432"/>
+          </w:tcPr>
+          <w:p>
+            <w:r/>
+            <w:r>
+              <w:rPr>
+                <w:rFonts w:ascii="Arial" w:hAnsi="Arial"/>
+                <w:sz w:val="17"/>
+              </w:rPr>
+              <w:t>4</w:t>
+            </w:r>
+          </w:p>
+        </w:tc>
+        <w:tc>
+          <w:tcPr>
+            <w:tcW w:type="dxa" w:w="2160"/>
+          </w:tcPr>
+          <w:p>
+            <w:r/>
+            <w:r>
+              <w:rPr>
+                <w:rFonts w:ascii="Arial" w:hAnsi="Arial"/>
+                <w:sz w:val="17"/>
+              </w:rPr>
+              <w:t>Stakes indexed to a scale event</w:t>
+            </w:r>
+          </w:p>
+        </w:tc>
+        <w:tc>
+          <w:tcPr>
+            <w:tcW w:type="dxa" w:w="6408"/>
+          </w:tcPr>
+          <w:p>
+            <w:r/>
+            <w:r>
+              <w:rPr>
+                <w:rFonts w:ascii="Arial" w:hAnsi="Arial"/>
+                <w:sz w:val="17"/>
+              </w:rPr>
+              <w:t>Beat 4: “You’ve said three books are coming this year” — p1c Post 17, his own announcement, his own date.</w:t>
+            </w:r>
+          </w:p>
+        </w:tc>
+      </w:tr>
+      <w:tr>
+        <w:tc>
+          <w:tcPr>
+            <w:tcW w:type="dxa" w:w="432"/>
+          </w:tcPr>
+          <w:p>
+            <w:r/>
+            <w:r>
+              <w:rPr>
+                <w:rFonts w:ascii="Arial" w:hAnsi="Arial"/>
+                <w:sz w:val="17"/>
+              </w:rPr>
+              <w:t>5</w:t>
+            </w:r>
+          </w:p>
+        </w:tc>
+        <w:tc>
+          <w:tcPr>
+            <w:tcW w:type="dxa" w:w="2160"/>
+          </w:tcPr>
+          <w:p>
+            <w:r/>
+            <w:r>
+              <w:rPr>
+                <w:rFonts w:ascii="Arial" w:hAnsi="Arial"/>
+                <w:sz w:val="17"/>
+              </w:rPr>
+              <w:t>Autonomy Preservation</w:t>
+            </w:r>
+          </w:p>
+        </w:tc>
+        <w:tc>
+          <w:tcPr>
+            <w:tcW w:type="dxa" w:w="6408"/>
+          </w:tcPr>
+          <w:p>
+            <w:r/>
+            <w:r>
+              <w:rPr>
+                <w:rFonts w:ascii="Arial" w:hAnsi="Arial"/>
+                <w:sz w:val="17"/>
+              </w:rPr>
+              <w:t>Beat 5: “If I’ve read this wrong, say so and I’ll leave it there.” Nothing follows it.</w:t>
+            </w:r>
+          </w:p>
+        </w:tc>
+      </w:tr>
+      <w:tr>
+        <w:tc>
+          <w:tcPr>
+            <w:tcW w:type="dxa" w:w="432"/>
+          </w:tcPr>
+          <w:p>
+            <w:r/>
+            <w:r>
+              <w:rPr>
+                <w:rFonts w:ascii="Arial" w:hAnsi="Arial"/>
+                <w:sz w:val="17"/>
+              </w:rPr>
+              <w:t>6</w:t>
+            </w:r>
+          </w:p>
+        </w:tc>
+        <w:tc>
+          <w:tcPr>
+            <w:tcW w:type="dxa" w:w="2160"/>
+          </w:tcPr>
+          <w:p>
+            <w:r/>
+            <w:r>
+              <w:rPr>
+                <w:rFonts w:ascii="Arial" w:hAnsi="Arial"/>
+                <w:sz w:val="17"/>
+              </w:rPr>
+              <w:t>Peak Line designated</w:t>
+            </w:r>
+          </w:p>
+        </w:tc>
+        <w:tc>
+          <w:tcPr>
+            <w:tcW w:type="dxa" w:w="6408"/>
+          </w:tcPr>
+          <w:p>
+            <w:r/>
+            <w:r>
+              <w:rPr>
+                <w:rFonts w:ascii="Arial" w:hAnsi="Arial"/>
+                <w:sz w:val="17"/>
+              </w:rPr>
+              <w:t>Beat 2 closing sentence. Printed above with delivery direction.</w:t>
+            </w:r>
+          </w:p>
+        </w:tc>
+      </w:tr>
+      <w:tr>
+        <w:tc>
+          <w:tcPr>
+            <w:tcW w:type="dxa" w:w="432"/>
+          </w:tcPr>
+          <w:p>
+            <w:r/>
+            <w:r>
+              <w:rPr>
+                <w:rFonts w:ascii="Arial" w:hAnsi="Arial"/>
+                <w:sz w:val="17"/>
+              </w:rPr>
+              <w:t>7</w:t>
+            </w:r>
+          </w:p>
+        </w:tc>
+        <w:tc>
+          <w:tcPr>
+            <w:tcW w:type="dxa" w:w="2160"/>
+          </w:tcPr>
+          <w:p>
+            <w:r/>
+            <w:r>
+              <w:rPr>
+                <w:rFonts w:ascii="Arial" w:hAnsi="Arial"/>
+                <w:sz w:val="17"/>
+              </w:rPr>
+              <w:t>Reactance Guard</w:t>
+            </w:r>
+          </w:p>
+        </w:tc>
+        <w:tc>
+          <w:tcPr>
+            <w:tcW w:type="dxa" w:w="6408"/>
+          </w:tcPr>
+          <w:p>
+            <w:r/>
+            <w:r>
+              <w:rPr>
+                <w:rFonts w:ascii="Arial" w:hAnsi="Arial"/>
+                <w:sz w:val="17"/>
+              </w:rPr>
+              <w:t>No banned modifier describes anything Dr. Dibinga built. The single “just” modifies the hypothetical site he himself rejected. The error page is the villain throughout; no peer comparison; no “you’re losing.”</w:t>
+            </w:r>
+          </w:p>
+        </w:tc>
+      </w:tr>
+      <w:tr>
+        <w:tc>
+          <w:tcPr>
+            <w:tcW w:type="dxa" w:w="432"/>
+          </w:tcPr>
+          <w:p>
+            <w:r/>
+            <w:r>
+              <w:rPr>
+                <w:rFonts w:ascii="Arial" w:hAnsi="Arial"/>
+                <w:sz w:val="17"/>
+              </w:rPr>
+              <w:t>8</w:t>
+            </w:r>
+          </w:p>
+        </w:tc>
+        <w:tc>
+          <w:tcPr>
+            <w:tcW w:type="dxa" w:w="2160"/>
+          </w:tcPr>
+          <w:p>
+            <w:r/>
+            <w:r>
+              <w:rPr>
+                <w:rFonts w:ascii="Arial" w:hAnsi="Arial"/>
+                <w:sz w:val="17"/>
+              </w:rPr>
+              <w:t>Identity Transition</w:t>
+            </w:r>
+          </w:p>
+        </w:tc>
+        <w:tc>
+          <w:tcPr>
+            <w:tcW w:type="dxa" w:w="6408"/>
+          </w:tcPr>
+          <w:p>
+            <w:r/>
+            <w:r>
+              <w:rPr>
+                <w:rFonts w:ascii="Arial" w:hAnsi="Arial"/>
+                <w:sz w:val="17"/>
+              </w:rPr>
+              <w:t>Beat 2 Peak Line aims at his stated life’s mission (turning witnesses into people who act), not at his process. “Your process is manual” never appears.</w:t>
+            </w:r>
+          </w:p>
+        </w:tc>
+      </w:tr>
+      <w:tr>
+        <w:tc>
+          <w:tcPr>
+            <w:tcW w:type="dxa" w:w="432"/>
+          </w:tcPr>
+          <w:p>
+            <w:r/>
+            <w:r>
+              <w:rPr>
+                <w:rFonts w:ascii="Arial" w:hAnsi="Arial"/>
+                <w:sz w:val="17"/>
+              </w:rPr>
+              <w:t>9</w:t>
+            </w:r>
+          </w:p>
+        </w:tc>
+        <w:tc>
+          <w:tcPr>
+            <w:tcW w:type="dxa" w:w="2160"/>
+          </w:tcPr>
+          <w:p>
+            <w:r/>
+            <w:r>
+              <w:rPr>
+                <w:rFonts w:ascii="Arial" w:hAnsi="Arial"/>
+                <w:sz w:val="17"/>
+              </w:rPr>
+              <w:t>Regulatory Fit</w:t>
+            </w:r>
+          </w:p>
+        </w:tc>
+        <w:tc>
+          <w:tcPr>
+            <w:tcW w:type="dxa" w:w="6408"/>
+          </w:tcPr>
+          <w:p>
+            <w:r/>
+            <w:r>
+              <w:rPr>
+                <w:rFonts w:ascii="Arial" w:hAnsi="Arial"/>
+                <w:sz w:val="17"/>
+              </w:rPr>
+              <w:t>PROMOTION-focused (G.R.O.W., “greatness,” “inspire across the globe”). Beat 4 is a pure CEILING frame — “the ceiling on all three.” No erosion/loss language anywhere. Frames are not mixed.</w:t>
+            </w:r>
+          </w:p>
+        </w:tc>
+      </w:tr>
+      <w:tr>
+        <w:tc>
+          <w:tcPr>
+            <w:tcW w:type="dxa" w:w="432"/>
+          </w:tcPr>
+          <w:p>
+            <w:r/>
+            <w:r>
+              <w:rPr>
+                <w:rFonts w:ascii="Arial" w:hAnsi="Arial"/>
+                <w:sz w:val="17"/>
+              </w:rPr>
+              <w:t>10</w:t>
+            </w:r>
+          </w:p>
+        </w:tc>
+        <w:tc>
+          <w:tcPr>
+            <w:tcW w:type="dxa" w:w="2160"/>
+          </w:tcPr>
+          <w:p>
+            <w:r/>
+            <w:r>
+              <w:rPr>
+                <w:rFonts w:ascii="Arial" w:hAnsi="Arial"/>
+                <w:sz w:val="17"/>
+              </w:rPr>
+              <w:t>Reply Friction</w:t>
+            </w:r>
+          </w:p>
+        </w:tc>
+        <w:tc>
+          <w:tcPr>
+            <w:tcW w:type="dxa" w:w="6408"/>
+          </w:tcPr>
+          <w:p>
+            <w:r/>
+            <w:r>
+              <w:rPr>
+                <w:rFonts w:ascii="Arial" w:hAnsi="Arial"/>
+                <w:sz w:val="17"/>
+              </w:rPr>
+              <w:t>Beat 5 forced choice, answerable in two words from a phone. No open question, despite High Confidence permitting one.</w:t>
+            </w:r>
+          </w:p>
+        </w:tc>
+      </w:tr>
+      <w:tr>
+        <w:tc>
+          <w:tcPr>
+            <w:tcW w:type="dxa" w:w="432"/>
+          </w:tcPr>
+          <w:p>
+            <w:r/>
+            <w:r>
+              <w:rPr>
+                <w:rFonts w:ascii="Arial" w:hAnsi="Arial"/>
+                <w:sz w:val="17"/>
+              </w:rPr>
+              <w:t>11</w:t>
+            </w:r>
+          </w:p>
+        </w:tc>
+        <w:tc>
+          <w:tcPr>
+            <w:tcW w:type="dxa" w:w="2160"/>
+          </w:tcPr>
+          <w:p>
+            <w:r/>
+            <w:r>
+              <w:rPr>
+                <w:rFonts w:ascii="Arial" w:hAnsi="Arial"/>
+                <w:sz w:val="17"/>
+              </w:rPr>
+              <w:t>Never bill them for effort</w:t>
+            </w:r>
+          </w:p>
+        </w:tc>
+        <w:tc>
+          <w:tcPr>
+            <w:tcW w:type="dxa" w:w="6408"/>
+          </w:tcPr>
+          <w:p>
+            <w:r/>
+            <w:r>
+              <w:rPr>
+                <w:rFonts w:ascii="Arial" w:hAnsi="Arial"/>
+                <w:sz w:val="17"/>
+              </w:rPr>
+              <w:t>The wrapper’s “I spent an evening going through upstanderonline.com” was CUT on review. No hours figure, no “built specially for you,” no effort narration of any kind survives in either wrapper. The personalised brief carries the effort silently.</w:t>
+            </w:r>
+          </w:p>
+        </w:tc>
+      </w:tr>
+      <w:tr>
+        <w:tc>
+          <w:tcPr>
+            <w:tcW w:type="dxa" w:w="432"/>
+          </w:tcPr>
+          <w:p>
+            <w:r/>
+            <w:r>
+              <w:rPr>
+                <w:rFonts w:ascii="Arial" w:hAnsi="Arial"/>
+                <w:sz w:val="17"/>
+              </w:rPr>
+              <w:t>12</w:t>
+            </w:r>
+          </w:p>
+        </w:tc>
+        <w:tc>
+          <w:tcPr>
+            <w:tcW w:type="dxa" w:w="2160"/>
+          </w:tcPr>
+          <w:p>
+            <w:r/>
+            <w:r>
+              <w:rPr>
+                <w:rFonts w:ascii="Arial" w:hAnsi="Arial"/>
+                <w:sz w:val="17"/>
+              </w:rPr>
+              <w:t>Concreteness</w:t>
+            </w:r>
+          </w:p>
+        </w:tc>
+        <w:tc>
+          <w:tcPr>
+            <w:tcW w:type="dxa" w:w="6408"/>
+          </w:tcPr>
+          <w:p>
+            <w:r/>
+            <w:r>
+              <w:rPr>
+                <w:rFonts w:ascii="Arial" w:hAnsi="Arial"/>
+                <w:sz w:val="17"/>
+              </w:rPr>
+              <w:t>No banned abstraction appears in any SPEAK block (no visibility / optimization / leverage / streamline / “a meaningful share of X”). The spine of the script is “Add to Cart → Page Not Found.” Name used exactly once, in Beat 3.</w:t>
+            </w:r>
+          </w:p>
+        </w:tc>
+      </w:tr>
+    </w:tbl>
+    <w:p/>
+    <w:p>
+      <w:pPr>
+        <w:pStyle w:val="Heading2"/>
+        <w:spacing w:before="280" w:after="120"/>
+      </w:pPr>
+      <w:r>
+        <w:rPr>
+          <w:rFonts w:ascii="Arial" w:hAnsi="Arial"/>
+          <w:b/>
+          <w:color w:val="0F1C2E"/>
+          <w:sz w:val="32"/>
+        </w:rPr>
+        <w:t>Confidence Signal — High (4.60, per p0a)</w:t>
+      </w:r>
+    </w:p>
+    <w:p>
+      <w:pPr>
+        <w:spacing w:after="160"/>
+      </w:pPr>
+      <w:r>
+        <w:rPr>
+          <w:rFonts w:ascii="Arial" w:hAnsi="Arial" w:eastAsia="Arial"/>
+          <w:b w:val="0"/>
+          <w:i w:val="0"/>
+          <w:sz w:val="21"/>
+        </w:rPr>
+        <w:t>Stakes number is therefore stated plainly rather than hedged into a range. The one softening (“roughly three thousand” rather than “$3,184”) is not a confidence hedge — it is L2 label discipline, because the figure assumes all sixteen students bought at the R.E.A.Ch! price. High Confidence would have permitted the open-question reply ask; the forced choice was chosen anyway on Rule 10 grounds, since it costs nothing and lowers friction.</w:t>
+      </w:r>
+    </w:p>
+    <w:p>
+      <w:pPr>
+        <w:pStyle w:val="Heading2"/>
+        <w:spacing w:before="280" w:after="120"/>
+      </w:pPr>
+      <w:r>
+        <w:rPr>
+          <w:rFonts w:ascii="Arial" w:hAnsi="Arial"/>
+          <w:b/>
+          <w:color w:val="0F1C2E"/>
+          <w:sz w:val="32"/>
+        </w:rPr>
+        <w:t>Hold-Back Rules — what was withheld</w:t>
+      </w:r>
+    </w:p>
+    <w:p>
+      <w:pPr>
+        <w:spacing w:after="80"/>
+      </w:pPr>
+      <w:r>
+        <w:rPr>
+          <w:rFonts w:ascii="Arial" w:hAnsi="Arial" w:eastAsia="Arial"/>
+          <w:b w:val="0"/>
+          <w:i w:val="0"/>
+          <w:sz w:val="21"/>
+        </w:rPr>
+        <w:t>Withheld, as required: any solution, feature, or “what we’d build”; any ROI table or per-problem metric; any timeline, team, phase, or cost; the consultation itself and any price. The corrected p3a brief contains no solution, ROI, or build surfaces, so no screen needs skipping — but element-zoom framing is still mandatory (Part 0.3) to keep the Upwork spend row out of frame.</w:t>
+      </w:r>
+    </w:p>
+    <w:p>
+      <w:pPr>
+        <w:spacing w:after="160"/>
+      </w:pPr>
+      <w:r>
+        <w:rPr>
+          <w:rFonts w:ascii="Arial" w:hAnsi="Arial" w:eastAsia="Arial"/>
+          <w:b w:val="0"/>
+          <w:i w:val="0"/>
+          <w:sz w:val="21"/>
+        </w:rPr>
+        <w:t>Narrative Formula: beats 1–3 only (Future Outcome → Current Bottleneck → Proof of Understanding). Safe Change and Strategic Unlock are the consultation’s payload and do not appear.</w:t>
+      </w:r>
+    </w:p>
+    <w:p>
+      <w:pPr>
+        <w:pStyle w:val="Heading2"/>
+        <w:spacing w:before="280" w:after="120"/>
+      </w:pPr>
+      <w:r>
+        <w:rPr>
+          <w:rFonts w:ascii="Arial" w:hAnsi="Arial"/>
+          <w:b/>
+          <w:color w:val="0F1C2E"/>
+          <w:sz w:val="32"/>
+        </w:rPr>
+        <w:t>Spoken word count</w:t>
+      </w:r>
+    </w:p>
+    <w:p>
+      <w:pPr>
+        <w:spacing w:after="160"/>
+      </w:pPr>
+      <w:r>
+        <w:rPr>
+          <w:rFonts w:ascii="Arial" w:hAnsi="Arial" w:eastAsia="Arial"/>
+          <w:b w:val="0"/>
+          <w:i w:val="0"/>
+          <w:sz w:val="21"/>
+        </w:rPr>
+        <w:t>Beat 1: 43 · Beat 2: 99 · Beat 3: 85 · Beat 4: 84 · Beat 5: 48 — TOTAL 359 words. Target is 280–360. At a calm ~120 wpm this runs about 3.0 minutes, inside the 2–3 minute bar with room for the mandated pauses.</w:t>
+      </w:r>
+    </w:p>
+    <w:p>
+      <w:pPr>
+        <w:pStyle w:val="Heading2"/>
+        <w:spacing w:before="280" w:after="120"/>
+      </w:pPr>
+      <w:r>
+        <w:rPr>
+          <w:rFonts w:ascii="Arial" w:hAnsi="Arial"/>
+          <w:b/>
+          <w:color w:val="0F1C2E"/>
+          <w:sz w:val="32"/>
+        </w:rPr>
+        <w:t>Downstream handoff</w:t>
       </w:r>
     </w:p>
     <w:p>
@@ -1263,2125 +2971,11 @@
           <w:rFonts w:ascii="Arial" w:hAnsi="Arial" w:eastAsia="Arial"/>
           <w:b w:val="0"/>
           <w:i w:val="0"/>
-          <w:sz w:val="22"/>
+          <w:sz w:val="21"/>
         </w:rPr>
-        <w:t>Sent after a warming comment has received engagement (a like, reply, or profile view). No pitch — zero content. It is a handshake, not a sales letter. Wait 24–48 hours after acceptance before sending the video DM.</w:t>
+        <w:t>p3c_Messaging_Playbook.md must quote Beat 4’s stakes wording verbatim in Message 2’s tie-back: “Sixteen students, total, across both courses, since June of last year … roughly three thousand dollars … the lifetime total.” Do not let p3c re-derive its own figure — it will drift from what was said on camera. Attach this .docx as an input.</w:t>
       </w:r>
     </w:p>
-    <w:p>
-      <w:r>
-        <w:br w:type="page"/>
-      </w:r>
-    </w:p>
-    <w:p>
-      <w:pPr>
-        <w:spacing w:before="320" w:after="120"/>
-      </w:pPr>
-      <w:r>
-        <w:rPr>
-          <w:rFonts w:ascii="Arial" w:hAnsi="Arial" w:eastAsia="Arial"/>
-          <w:b/>
-          <w:i w:val="0"/>
-          <w:color w:val="1A5C8A"/>
-          <w:sz w:val="56"/>
-        </w:rPr>
-        <w:t>PART A — First Video Script</w:t>
-      </w:r>
-    </w:p>
-    <w:p>
-      <w:pPr>
-        <w:spacing w:after="160"/>
-        <w:ind w:left="120" w:right="120"/>
-        <w:shd w:val="clear" w:color="auto" w:fill="F4F4F4"/>
-      </w:pPr>
-      <w:r>
-        <w:rPr>
-          <w:rFonts w:ascii="Courier New" w:hAnsi="Courier New" w:eastAsia="Courier New"/>
-          <w:b w:val="0"/>
-          <w:i w:val="0"/>
-          <w:sz w:val="20"/>
-        </w:rPr>
-        <w:t>UPstander International — First Video</w:t>
-      </w:r>
-      <w:r>
-        <w:br/>
-      </w:r>
-      <w:r>
-        <w:rPr>
-          <w:rFonts w:ascii="Courier New" w:hAnsi="Courier New" w:eastAsia="Courier New"/>
-          <w:b w:val="0"/>
-          <w:i w:val="0"/>
-          <w:sz w:val="20"/>
-        </w:rPr>
-        <w:t>Dev8X First-Touch Script — 2–3 Minute Recording</w:t>
-      </w:r>
-      <w:r>
-        <w:br/>
-      </w:r>
-      <w:r>
-        <w:rPr>
-          <w:rFonts w:ascii="Courier New" w:hAnsi="Courier New" w:eastAsia="Courier New"/>
-          <w:b w:val="0"/>
-          <w:i w:val="0"/>
-          <w:sz w:val="20"/>
-        </w:rPr>
-        <w:t>Abdul | July 2026</w:t>
-      </w:r>
-    </w:p>
-    <w:tbl>
-      <w:tblPr>
-        <w:tblStyle w:val="TableGrid"/>
-        <w:tblW w:type="auto" w:w="0"/>
-        <w:tblLook w:firstColumn="1" w:firstRow="1" w:lastColumn="0" w:lastRow="0" w:noHBand="0" w:noVBand="1" w:val="04A0"/>
-      </w:tblPr>
-      <w:tblGrid>
-        <w:gridCol w:w="4680"/>
-        <w:gridCol w:w="4680"/>
-      </w:tblGrid>
-      <w:tr>
-        <w:tc>
-          <w:tcPr>
-            <w:tcW w:type="dxa" w:w="2304"/>
-          </w:tcPr>
-          <w:p>
-            <w:pPr>
-              <w:spacing w:after="40"/>
-            </w:pPr>
-            <w:r/>
-            <w:r>
-              <w:rPr>
-                <w:rFonts w:ascii="Arial" w:hAnsi="Arial" w:eastAsia="Arial"/>
-                <w:b w:val="0"/>
-                <w:i w:val="0"/>
-                <w:sz w:val="20"/>
-              </w:rPr>
-              <w:t>Confidence Signal</w:t>
-            </w:r>
-          </w:p>
-        </w:tc>
-        <w:tc>
-          <w:tcPr>
-            <w:tcW w:type="dxa" w:w="7056"/>
-          </w:tcPr>
-          <w:p>
-            <w:pPr>
-              <w:spacing w:after="40"/>
-            </w:pPr>
-            <w:r/>
-            <w:r>
-              <w:rPr>
-                <w:rFonts w:ascii="Arial" w:hAnsi="Arial" w:eastAsia="Arial"/>
-                <w:b w:val="0"/>
-                <w:i w:val="0"/>
-                <w:sz w:val="20"/>
-              </w:rPr>
-              <w:t>HIGH (4.60) — stakes number stated plainly; reply ask is direct, unhedged</w:t>
-            </w:r>
-          </w:p>
-        </w:tc>
-      </w:tr>
-      <w:tr>
-        <w:tc>
-          <w:tcPr>
-            <w:tcW w:type="dxa" w:w="2304"/>
-          </w:tcPr>
-          <w:p>
-            <w:pPr>
-              <w:spacing w:after="40"/>
-            </w:pPr>
-            <w:r/>
-            <w:r>
-              <w:rPr>
-                <w:rFonts w:ascii="Arial" w:hAnsi="Arial" w:eastAsia="Arial"/>
-                <w:b w:val="0"/>
-                <w:i w:val="0"/>
-                <w:sz w:val="20"/>
-              </w:rPr>
-              <w:t>Word target</w:t>
-            </w:r>
-          </w:p>
-        </w:tc>
-        <w:tc>
-          <w:tcPr>
-            <w:tcW w:type="dxa" w:w="7056"/>
-          </w:tcPr>
-          <w:p>
-            <w:pPr>
-              <w:spacing w:after="40"/>
-            </w:pPr>
-            <w:r/>
-            <w:r>
-              <w:rPr>
-                <w:rFonts w:ascii="Arial" w:hAnsi="Arial" w:eastAsia="Arial"/>
-                <w:b w:val="0"/>
-                <w:i w:val="0"/>
-                <w:sz w:val="20"/>
-              </w:rPr>
-              <w:t>280–360 spoken words at a calm ~120 wpm. This script: 359.</w:t>
-            </w:r>
-          </w:p>
-        </w:tc>
-      </w:tr>
-      <w:tr>
-        <w:tc>
-          <w:tcPr>
-            <w:tcW w:type="dxa" w:w="2304"/>
-          </w:tcPr>
-          <w:p>
-            <w:pPr>
-              <w:spacing w:after="40"/>
-            </w:pPr>
-            <w:r/>
-            <w:r>
-              <w:rPr>
-                <w:rFonts w:ascii="Arial" w:hAnsi="Arial" w:eastAsia="Arial"/>
-                <w:b w:val="0"/>
-                <w:i w:val="0"/>
-                <w:sz w:val="20"/>
-              </w:rPr>
-              <w:t>Narrative arc</w:t>
-            </w:r>
-          </w:p>
-        </w:tc>
-        <w:tc>
-          <w:tcPr>
-            <w:tcW w:type="dxa" w:w="7056"/>
-          </w:tcPr>
-          <w:p>
-            <w:pPr>
-              <w:spacing w:after="40"/>
-            </w:pPr>
-            <w:r/>
-            <w:r>
-              <w:rPr>
-                <w:rFonts w:ascii="Arial" w:hAnsi="Arial" w:eastAsia="Arial"/>
-                <w:b w:val="0"/>
-                <w:i w:val="0"/>
-                <w:sz w:val="20"/>
-              </w:rPr>
-              <w:t>Future Outcome → Current Bottleneck → Proof of Understanding. STOPS before Safe Change and Strategic Unlock — those are the consultation's payload.</w:t>
-            </w:r>
-          </w:p>
-        </w:tc>
-      </w:tr>
-    </w:tbl>
-    <w:p>
-      <w:pPr>
-        <w:spacing w:before="240" w:after="80"/>
-      </w:pPr>
-      <w:r>
-        <w:rPr>
-          <w:rFonts w:ascii="Arial" w:hAnsi="Arial" w:eastAsia="Arial"/>
-          <w:b/>
-          <w:i w:val="0"/>
-          <w:color w:val="2A7AAA"/>
-          <w:sz w:val="36"/>
-        </w:rPr>
-        <w:t>BEAT 1 — Cold Open: name his exact bottleneck</w:t>
-      </w:r>
-    </w:p>
-    <w:p>
-      <w:pPr>
-        <w:spacing w:after="80"/>
-      </w:pPr>
-      <w:r>
-        <w:rPr>
-          <w:rFonts w:ascii="Arial" w:hAnsi="Arial" w:eastAsia="Arial"/>
-          <w:b w:val="0"/>
-          <w:i/>
-          <w:color w:val="555555"/>
-          <w:sz w:val="22"/>
-        </w:rPr>
-        <w:t>Purpose: First 20 seconds — trigger RECOGNITION</w:t>
-      </w:r>
-    </w:p>
-    <w:p>
-      <w:pPr>
-        <w:spacing w:after="80"/>
-      </w:pPr>
-      <w:r>
-        <w:rPr>
-          <w:rFonts w:ascii="Courier New" w:hAnsi="Courier New" w:eastAsia="Courier New"/>
-          <w:b w:val="0"/>
-          <w:i w:val="0"/>
-          <w:color w:val="888888"/>
-          <w:sz w:val="20"/>
-        </w:rPr>
-        <w:t>⏱ TIMING</w:t>
-        <w:tab/>
-        <w:t>0:00</w:t>
-      </w:r>
-    </w:p>
-    <w:p>
-      <w:pPr>
-        <w:spacing w:after="80"/>
-        <w:shd w:val="clear" w:color="auto" w:fill="ddeeff"/>
-      </w:pPr>
-      <w:r>
-        <w:rPr>
-          <w:rFonts w:ascii="Arial" w:hAnsi="Arial" w:eastAsia="Arial"/>
-          <w:b/>
-          <w:i w:val="0"/>
-          <w:color w:val="1A3A5C"/>
-          <w:sz w:val="22"/>
-        </w:rPr>
-        <w:t xml:space="preserve">🖥 SCREEN  </w:t>
-      </w:r>
-      <w:r>
-        <w:rPr>
-          <w:rFonts w:ascii="Arial" w:hAnsi="Arial" w:eastAsia="Arial"/>
-          <w:b w:val="0"/>
-          <w:i w:val="0"/>
-          <w:sz w:val="22"/>
-        </w:rPr>
-        <w:t>Hero of the brief. Headline: "25,000 people subscribed to you — but your website hasn't caught up with the audience you've already built." Hero stat visible: 16 of 25,000.</w:t>
-      </w:r>
-    </w:p>
-    <w:p>
-      <w:pPr>
-        <w:spacing w:line="360" w:lineRule="auto" w:after="120"/>
-        <w:ind w:left="360"/>
-      </w:pPr>
-      <w:r>
-        <w:rPr>
-          <w:rFonts w:ascii="Arial" w:hAnsi="Arial" w:eastAsia="Arial"/>
-          <w:b/>
-          <w:i w:val="0"/>
-          <w:color w:val="1A3A5C"/>
-          <w:sz w:val="22"/>
-        </w:rPr>
-        <w:t xml:space="preserve">🎙 SPEAK  </w:t>
-      </w:r>
-      <w:r>
-        <w:rPr>
-          <w:rFonts w:ascii="Arial" w:hAnsi="Arial" w:eastAsia="Arial"/>
-          <w:b w:val="0"/>
-          <w:i w:val="0"/>
-          <w:sz w:val="22"/>
-        </w:rPr>
-        <w:t>"Twenty-five thousand people are subscribed to your YouTube channel. Sixteen are enrolled in your course, and after an hour on your site the reason is clear: anyone who tries to buy that course lands on a page that doesn't exist."</w:t>
-      </w:r>
-    </w:p>
-    <w:p>
-      <w:pPr>
-        <w:spacing w:after="80"/>
-        <w:shd w:val="clear" w:color="auto" w:fill="FFF3CC"/>
-      </w:pPr>
-      <w:r>
-        <w:rPr>
-          <w:rFonts w:ascii="Arial" w:hAnsi="Arial" w:eastAsia="Arial"/>
-          <w:b/>
-          <w:i w:val="0"/>
-          <w:color w:val="1A3A5C"/>
-          <w:sz w:val="22"/>
-        </w:rPr>
-        <w:t xml:space="preserve">📌 NOTE  </w:t>
-      </w:r>
-      <w:r>
-        <w:rPr>
-          <w:rFonts w:ascii="Arial" w:hAnsi="Arial" w:eastAsia="Arial"/>
-          <w:b w:val="0"/>
-          <w:i/>
-          <w:sz w:val="22"/>
-        </w:rPr>
-        <w:t>No intro. No "Hi, I'm Abdul." The who-and-why context lives in the wrapper DM, so the open stays a pure problem-first hook. Two sentences, 40 words. The two numbers do the work — do not explain them. Note the causal claim is stated in ONE direction only: the shortfall is the checkout, not the audience. That ordering is deliberate — Decision Card §10 names criticism of his own effort as the primary defensiveness trigger, and the first sentence he hears must clear him of blame. Let the silence after "doesn't exist" sit a full beat before Beat 2.</w:t>
-      </w:r>
-    </w:p>
-    <w:p>
-      <w:pPr>
-        <w:spacing w:before="240" w:after="80"/>
-      </w:pPr>
-      <w:r>
-        <w:rPr>
-          <w:rFonts w:ascii="Arial" w:hAnsi="Arial" w:eastAsia="Arial"/>
-          <w:b/>
-          <w:i w:val="0"/>
-          <w:color w:val="2A7AAA"/>
-          <w:sz w:val="36"/>
-        </w:rPr>
-        <w:t>BEAT 2 — The Homework: his real problems, in his words</w:t>
-      </w:r>
-    </w:p>
-    <w:p>
-      <w:pPr>
-        <w:spacing w:after="80"/>
-      </w:pPr>
-      <w:r>
-        <w:rPr>
-          <w:rFonts w:ascii="Arial" w:hAnsi="Arial" w:eastAsia="Arial"/>
-          <w:b w:val="0"/>
-          <w:i/>
-          <w:color w:val="555555"/>
-          <w:sz w:val="22"/>
-        </w:rPr>
-        <w:t>Purpose: Prove this is not a template — RECOGNITION deepens</w:t>
-      </w:r>
-    </w:p>
-    <w:p>
-      <w:pPr>
-        <w:spacing w:after="80"/>
-      </w:pPr>
-      <w:r>
-        <w:rPr>
-          <w:rFonts w:ascii="Courier New" w:hAnsi="Courier New" w:eastAsia="Courier New"/>
-          <w:b w:val="0"/>
-          <w:i w:val="0"/>
-          <w:color w:val="888888"/>
-          <w:sz w:val="20"/>
-        </w:rPr>
-        <w:t>⏱ TIMING</w:t>
-        <w:tab/>
-        <w:t>~0:20</w:t>
-      </w:r>
-    </w:p>
-    <w:p>
-      <w:pPr>
-        <w:spacing w:after="80"/>
-        <w:shd w:val="clear" w:color="auto" w:fill="d4f4e3"/>
-      </w:pPr>
-      <w:r>
-        <w:rPr>
-          <w:rFonts w:ascii="Arial" w:hAnsi="Arial" w:eastAsia="Arial"/>
-          <w:b/>
-          <w:i w:val="0"/>
-          <w:color w:val="1A3A5C"/>
-          <w:sz w:val="22"/>
-        </w:rPr>
-        <w:t xml:space="preserve">👆 ACTION  </w:t>
-      </w:r>
-      <w:r>
-        <w:rPr>
-          <w:rFonts w:ascii="Arial" w:hAnsi="Arial" w:eastAsia="Arial"/>
-          <w:b w:val="0"/>
-          <w:i w:val="0"/>
-          <w:sz w:val="22"/>
-        </w:rPr>
-        <w:t>Zoom into the Current Problem Register table. Advance ONE row at a time, in the order the subscriber hits them — never show the full table at once. Each dead end gets its own screen moment, landing exactly on the sentence that names it.</w:t>
-      </w:r>
-    </w:p>
-    <w:p>
-      <w:pPr>
-        <w:spacing w:after="80"/>
-        <w:shd w:val="clear" w:color="auto" w:fill="ddeeff"/>
-      </w:pPr>
-      <w:r>
-        <w:rPr>
-          <w:rFonts w:ascii="Arial" w:hAnsi="Arial" w:eastAsia="Arial"/>
-          <w:b/>
-          <w:i w:val="0"/>
-          <w:color w:val="1A3A5C"/>
-          <w:sz w:val="22"/>
-        </w:rPr>
-        <w:t xml:space="preserve">🖥 SCREEN  </w:t>
-      </w:r>
-      <w:r>
-        <w:rPr>
-          <w:rFonts w:ascii="Arial" w:hAnsi="Arial" w:eastAsia="Arial"/>
-          <w:b w:val="0"/>
-          <w:i w:val="0"/>
-          <w:sz w:val="22"/>
-        </w:rPr>
-        <w:t>Problem table in JOURNEY order, not table order: row 2 (no email capture) → row 3 (course content invisible) → row 1 (checkout 404) → row 5 (no speaker inquiry path).</w:t>
-      </w:r>
-    </w:p>
-    <w:p>
-      <w:pPr>
-        <w:spacing w:line="360" w:lineRule="auto" w:after="120"/>
-        <w:ind w:left="360"/>
-      </w:pPr>
-      <w:r>
-        <w:rPr>
-          <w:rFonts w:ascii="Arial" w:hAnsi="Arial" w:eastAsia="Arial"/>
-          <w:b/>
-          <w:i w:val="0"/>
-          <w:color w:val="1A3A5C"/>
-          <w:sz w:val="22"/>
-        </w:rPr>
-        <w:t xml:space="preserve">🎙 SPEAK  </w:t>
-      </w:r>
-      <w:r>
-        <w:rPr>
-          <w:rFonts w:ascii="Arial" w:hAnsi="Arial" w:eastAsia="Arial"/>
-          <w:b w:val="0"/>
-          <w:i w:val="0"/>
-          <w:sz w:val="22"/>
-        </w:rPr>
-        <w:t>"Here's what anyone who looked would see. Someone finishes one of your videos and wants more. No email capture anywhere — fifty pages, not one opt-in form. Say they find the course anyway. No modules, no preview, no reason to hand over $199. Say they buy it regardless: add R.E.A.Ch! to the cart, and the page you land on returns a 404. Don't take my word for it — try it on your own site. And if they try to book you to speak instead, your contact page has no form. Four ways in. All four closed."</w:t>
-      </w:r>
-    </w:p>
-    <w:p>
-      <w:pPr>
-        <w:spacing w:after="80"/>
-        <w:shd w:val="clear" w:color="auto" w:fill="FFF3CC"/>
-      </w:pPr>
-      <w:r>
-        <w:rPr>
-          <w:rFonts w:ascii="Arial" w:hAnsi="Arial" w:eastAsia="Arial"/>
-          <w:b/>
-          <w:i w:val="0"/>
-          <w:color w:val="1A3A5C"/>
-          <w:sz w:val="22"/>
-        </w:rPr>
-        <w:t xml:space="preserve">📌 NOTE  </w:t>
-      </w:r>
-      <w:r>
-        <w:rPr>
-          <w:rFonts w:ascii="Arial" w:hAnsi="Arial" w:eastAsia="Arial"/>
-          <w:b w:val="0"/>
-          <w:i/>
-          <w:sz w:val="22"/>
-        </w:rPr>
-        <w:t>STRUCTURE: this beat is a single person's journey, not a list of four findings. One subscriber finishes a video and tries, four separate ways, to give him money — and every door is shut. Four facts get checked; one person walking into four closed doors gets felt. The four problems are reordered out of table order into the order a real visitor meets them, and the beat closes on the count: "Four ways in. All four closed."</w:t>
-      </w:r>
-    </w:p>
-    <w:p>
-      <w:pPr>
-        <w:spacing w:after="80"/>
-        <w:shd w:val="clear" w:color="auto" w:fill="FFF3CC"/>
-      </w:pPr>
-      <w:r>
-        <w:rPr>
-          <w:rFonts w:ascii="Arial" w:hAnsi="Arial" w:eastAsia="Arial"/>
-          <w:b/>
-          <w:i w:val="0"/>
-          <w:color w:val="1A3A5C"/>
-          <w:sz w:val="22"/>
-        </w:rPr>
-        <w:t xml:space="preserve">📌 NOTE  </w:t>
-      </w:r>
-      <w:r>
-        <w:rPr>
-          <w:rFonts w:ascii="Arial" w:hAnsi="Arial" w:eastAsia="Arial"/>
-          <w:b w:val="0"/>
-          <w:i/>
-          <w:sz w:val="22"/>
-        </w:rPr>
-        <w:t>THE VERIFICATION CHALLENGE — do not cut this line. "Don't take my word for it — try it on your own site" is the highest-leverage sentence in the video. It costs him twenty seconds, it is the one claim he can check without leaving his desk, and the moment the 404 renders for him personally, every other statement in this video inherits that credibility. It also converts a passive watcher into someone who has already taken an action about the problem. Only make this offer on the R.E.A.Ch! 404 — it is the single claim verified as a literal 404 (p1a p.37). Never invite him to test L.E.A.D.</w:t>
-      </w:r>
-    </w:p>
-    <w:p>
-      <w:pPr>
-        <w:spacing w:after="80"/>
-        <w:shd w:val="clear" w:color="auto" w:fill="FFF3CC"/>
-      </w:pPr>
-      <w:r>
-        <w:rPr>
-          <w:rFonts w:ascii="Arial" w:hAnsi="Arial" w:eastAsia="Arial"/>
-          <w:b/>
-          <w:i w:val="0"/>
-          <w:color w:val="1A3A5C"/>
-          <w:sz w:val="22"/>
-        </w:rPr>
-        <w:t xml:space="preserve">📌 NOTE  </w:t>
-      </w:r>
-      <w:r>
-        <w:rPr>
-          <w:rFonts w:ascii="Arial" w:hAnsi="Arial" w:eastAsia="Arial"/>
-          <w:b w:val="0"/>
-          <w:i/>
-          <w:sz w:val="22"/>
-        </w:rPr>
-        <w:t>Sources cited by name, all public: the 50-page review for the missing opt-in forms, the course pages, the live cart, the contact page. Frame as diligence — "anyone who looked" — never as surveillance of internal systems. Deliberately excluded: the MailPoet pages (they render blank by design and prove nothing) and the $19,900 Upwork figure (lifetime spend across 19 jobs, not this site — attributing it here is both wrong and the fastest way to trigger defensiveness).</w:t>
-      </w:r>
-    </w:p>
-    <w:p>
-      <w:pPr>
-        <w:spacing w:before="240" w:after="80"/>
-      </w:pPr>
-      <w:r>
-        <w:rPr>
-          <w:rFonts w:ascii="Arial" w:hAnsi="Arial" w:eastAsia="Arial"/>
-          <w:b/>
-          <w:i w:val="0"/>
-          <w:color w:val="2A7AAA"/>
-          <w:sz w:val="36"/>
-        </w:rPr>
-        <w:t>BEAT 3 — The Honest Limit: what I can't see yet</w:t>
-      </w:r>
-    </w:p>
-    <w:p>
-      <w:pPr>
-        <w:spacing w:after="80"/>
-      </w:pPr>
-      <w:r>
-        <w:rPr>
-          <w:rFonts w:ascii="Arial" w:hAnsi="Arial" w:eastAsia="Arial"/>
-          <w:b w:val="0"/>
-          <w:i/>
-          <w:color w:val="555555"/>
-          <w:sz w:val="22"/>
-        </w:rPr>
-        <w:t>Purpose: TRUST — the most important beat; also the bridge to the paid session</w:t>
-      </w:r>
-    </w:p>
-    <w:p>
-      <w:pPr>
-        <w:spacing w:after="80"/>
-      </w:pPr>
-      <w:r>
-        <w:rPr>
-          <w:rFonts w:ascii="Courier New" w:hAnsi="Courier New" w:eastAsia="Courier New"/>
-          <w:b w:val="0"/>
-          <w:i w:val="0"/>
-          <w:color w:val="888888"/>
-          <w:sz w:val="20"/>
-        </w:rPr>
-        <w:t>⏱ TIMING</w:t>
-        <w:tab/>
-        <w:t>~1:00</w:t>
-      </w:r>
-    </w:p>
-    <w:p>
-      <w:pPr>
-        <w:spacing w:after="80"/>
-        <w:shd w:val="clear" w:color="auto" w:fill="d4f4e3"/>
-      </w:pPr>
-      <w:r>
-        <w:rPr>
-          <w:rFonts w:ascii="Arial" w:hAnsi="Arial" w:eastAsia="Arial"/>
-          <w:b/>
-          <w:i w:val="0"/>
-          <w:color w:val="1A3A5C"/>
-          <w:sz w:val="22"/>
-        </w:rPr>
-        <w:t xml:space="preserve">👆 ACTION  </w:t>
-      </w:r>
-      <w:r>
-        <w:rPr>
-          <w:rFonts w:ascii="Arial" w:hAnsi="Arial" w:eastAsia="Arial"/>
-          <w:b w:val="0"/>
-          <w:i w:val="0"/>
-          <w:sz w:val="22"/>
-        </w:rPr>
-        <w:t>Zoom to the Research Transparency table. Hover the "What We'd Like to Confirm With You" column so it is legible at phone size.</w:t>
-      </w:r>
-    </w:p>
-    <w:p>
-      <w:pPr>
-        <w:spacing w:after="80"/>
-        <w:shd w:val="clear" w:color="auto" w:fill="ddeeff"/>
-      </w:pPr>
-      <w:r>
-        <w:rPr>
-          <w:rFonts w:ascii="Arial" w:hAnsi="Arial" w:eastAsia="Arial"/>
-          <w:b/>
-          <w:i w:val="0"/>
-          <w:color w:val="1A3A5C"/>
-          <w:sz w:val="22"/>
-        </w:rPr>
-        <w:t xml:space="preserve">🖥 SCREEN  </w:t>
-      </w:r>
-      <w:r>
-        <w:rPr>
-          <w:rFonts w:ascii="Arial" w:hAnsi="Arial" w:eastAsia="Arial"/>
-          <w:b w:val="0"/>
-          <w:i w:val="0"/>
-          <w:sz w:val="22"/>
-        </w:rPr>
-        <w:t>Research Transparency table — Claim / Evidence We Used / What We'd Like to Confirm / Open Question.</w:t>
-      </w:r>
-    </w:p>
-    <w:p>
-      <w:pPr>
-        <w:spacing w:line="360" w:lineRule="auto" w:after="120"/>
-        <w:ind w:left="360"/>
-      </w:pPr>
-      <w:r>
-        <w:rPr>
-          <w:rFonts w:ascii="Arial" w:hAnsi="Arial" w:eastAsia="Arial"/>
-          <w:b/>
-          <w:i w:val="0"/>
-          <w:color w:val="1A3A5C"/>
-          <w:sz w:val="22"/>
-        </w:rPr>
-        <w:t xml:space="preserve">🎙 SPEAK  </w:t>
-      </w:r>
-      <w:r>
-        <w:rPr>
-          <w:rFonts w:ascii="Arial" w:hAnsi="Arial" w:eastAsia="Arial"/>
-          <w:b w:val="0"/>
-          <w:i w:val="0"/>
-          <w:sz w:val="22"/>
-        </w:rPr>
-        <w:t>"Here's where my read stops. I can see the broken checkout, the missing forms, the empty course pages. I can't see whether you have an email list. I can't see where your video descriptions send people — and either way, the diagnosis holds. If they don't link to the course, that's the leak. If they do, they point at that 404. And I can't see how often you've paid someone this year to make the site work again. Those are the first things I'd map with you, and where the real money is."</w:t>
-      </w:r>
-    </w:p>
-    <w:p>
-      <w:pPr>
-        <w:spacing w:after="80"/>
-        <w:shd w:val="clear" w:color="auto" w:fill="FFF3CC"/>
-      </w:pPr>
-      <w:r>
-        <w:rPr>
-          <w:rFonts w:ascii="Arial" w:hAnsi="Arial" w:eastAsia="Arial"/>
-          <w:b/>
-          <w:i w:val="0"/>
-          <w:color w:val="1A3A5C"/>
-          <w:sz w:val="22"/>
-        </w:rPr>
-        <w:t xml:space="preserve">📌 NOTE  </w:t>
-      </w:r>
-      <w:r>
-        <w:rPr>
-          <w:rFonts w:ascii="Arial" w:hAnsi="Arial" w:eastAsia="Arial"/>
-          <w:b w:val="0"/>
-          <w:i/>
-          <w:sz w:val="22"/>
-        </w:rPr>
-        <w:t>THE LOCK — the strongest single move in this video. The obvious hole in the whole diagnosis is "maybe his videos never link to the course anyway." Rather than hide that, this beat names it and then closes it: if the descriptions don't link to the course, that IS the leak; if they do, they point at a 404. Both branches land on the same conclusion, so the unknown cannot be used to escape the diagnosis. Delivered as a confession, it reads as honesty; structurally it is the tightest proof in the script. Deliver it evenly — no triumph in the voice. If it sounds like a trap springing, it stops working.</w:t>
-      </w:r>
-    </w:p>
-    <w:p>
-      <w:pPr>
-        <w:spacing w:after="80"/>
-        <w:shd w:val="clear" w:color="auto" w:fill="FFF3CC"/>
-      </w:pPr>
-      <w:r>
-        <w:rPr>
-          <w:rFonts w:ascii="Arial" w:hAnsi="Arial" w:eastAsia="Arial"/>
-          <w:b/>
-          <w:i w:val="0"/>
-          <w:color w:val="1A3A5C"/>
-          <w:sz w:val="22"/>
-        </w:rPr>
-        <w:t xml:space="preserve">📌 NOTE  </w:t>
-      </w:r>
-      <w:r>
-        <w:rPr>
-          <w:rFonts w:ascii="Arial" w:hAnsi="Arial" w:eastAsia="Arial"/>
-          <w:b w:val="0"/>
-          <w:i/>
-          <w:sz w:val="22"/>
-        </w:rPr>
-        <w:t>DECOUPLING GUARD — read before changing a word of Beat 3 or Beat 4. The three unknowns confessed here are: (1) email list existence and size, (2) where video descriptions send people, (3) freelancer re-hire frequency. Beat 4's stakes number uses NONE of them — it is built from 25,000 subscribers × $199 at a declared 1% floor. Do not add "I can't see your conversion rate" to this beat: Beat 4 openly assumes a conversion rate, and confessing it here would let a sharp CEO catch "you said you can't see it, then priced my loss on it." That contradiction is the exact failure this beat exists to prevent. Note the Lock survives the guard: it resolves an unknown into a conclusion, but contributes no input to the stakes arithmetic. Authority comes from method rigor, never from pretending to know internal numbers.</w:t>
-      </w:r>
-    </w:p>
-    <w:p>
-      <w:pPr>
-        <w:spacing w:before="240" w:after="80"/>
-      </w:pPr>
-      <w:r>
-        <w:rPr>
-          <w:rFonts w:ascii="Arial" w:hAnsi="Arial" w:eastAsia="Arial"/>
-          <w:b/>
-          <w:i w:val="0"/>
-          <w:color w:val="2A7AAA"/>
-          <w:sz w:val="36"/>
-        </w:rPr>
-        <w:t>BEAT 4 — The Stakes Number + The Regret Gap</w:t>
-      </w:r>
-    </w:p>
-    <w:p>
-      <w:pPr>
-        <w:spacing w:after="80"/>
-      </w:pPr>
-      <w:r>
-        <w:rPr>
-          <w:rFonts w:ascii="Arial" w:hAnsi="Arial" w:eastAsia="Arial"/>
-          <w:b w:val="0"/>
-          <w:i/>
-          <w:color w:val="555555"/>
-          <w:sz w:val="22"/>
-        </w:rPr>
-        <w:t>Purpose: Fear of Inaction — make the cost real, then point it at his own ambition</w:t>
-      </w:r>
-    </w:p>
-    <w:p>
-      <w:pPr>
-        <w:spacing w:after="80"/>
-      </w:pPr>
-      <w:r>
-        <w:rPr>
-          <w:rFonts w:ascii="Courier New" w:hAnsi="Courier New" w:eastAsia="Courier New"/>
-          <w:b w:val="0"/>
-          <w:i w:val="0"/>
-          <w:color w:val="888888"/>
-          <w:sz w:val="20"/>
-        </w:rPr>
-        <w:t>⏱ TIMING</w:t>
-        <w:tab/>
-        <w:t>~1:40</w:t>
-      </w:r>
-    </w:p>
-    <w:p>
-      <w:pPr>
-        <w:spacing w:after="80"/>
-        <w:shd w:val="clear" w:color="auto" w:fill="d4f4e3"/>
-      </w:pPr>
-      <w:r>
-        <w:rPr>
-          <w:rFonts w:ascii="Arial" w:hAnsi="Arial" w:eastAsia="Arial"/>
-          <w:b/>
-          <w:i w:val="0"/>
-          <w:color w:val="1A3A5C"/>
-          <w:sz w:val="22"/>
-        </w:rPr>
-        <w:t xml:space="preserve">👆 ACTION  </w:t>
-      </w:r>
-      <w:r>
-        <w:rPr>
-          <w:rFonts w:ascii="Arial" w:hAnsi="Arial" w:eastAsia="Arial"/>
-          <w:b w:val="0"/>
-          <w:i w:val="0"/>
-          <w:sz w:val="22"/>
-        </w:rPr>
-        <w:t>Zoom to the first future-risk card (red accent, "0–12 months out — Book launches hit a site that can't capture them").</w:t>
-      </w:r>
-    </w:p>
-    <w:p>
-      <w:pPr>
-        <w:spacing w:after="80"/>
-        <w:shd w:val="clear" w:color="auto" w:fill="ddeeff"/>
-      </w:pPr>
-      <w:r>
-        <w:rPr>
-          <w:rFonts w:ascii="Arial" w:hAnsi="Arial" w:eastAsia="Arial"/>
-          <w:b/>
-          <w:i w:val="0"/>
-          <w:color w:val="1A3A5C"/>
-          <w:sz w:val="22"/>
-        </w:rPr>
-        <w:t xml:space="preserve">🖥 SCREEN  </w:t>
-      </w:r>
-      <w:r>
-        <w:rPr>
-          <w:rFonts w:ascii="Arial" w:hAnsi="Arial" w:eastAsia="Arial"/>
-          <w:b w:val="0"/>
-          <w:i w:val="0"/>
-          <w:sz w:val="22"/>
-        </w:rPr>
-        <w:t>Risk card R1 — red top bar, 0–12 months out.</w:t>
-      </w:r>
-    </w:p>
-    <w:p>
-      <w:pPr>
-        <w:spacing w:line="360" w:lineRule="auto" w:after="120"/>
-        <w:ind w:left="360"/>
-      </w:pPr>
-      <w:r>
-        <w:rPr>
-          <w:rFonts w:ascii="Arial" w:hAnsi="Arial" w:eastAsia="Arial"/>
-          <w:b/>
-          <w:i w:val="0"/>
-          <w:color w:val="1A3A5C"/>
-          <w:sz w:val="22"/>
-        </w:rPr>
-        <w:t xml:space="preserve">🎙 SPEAK  </w:t>
-      </w:r>
-      <w:r>
-        <w:rPr>
-          <w:rFonts w:ascii="Arial" w:hAnsi="Arial" w:eastAsia="Arial"/>
-          <w:b w:val="0"/>
-          <w:i w:val="0"/>
-          <w:sz w:val="22"/>
-        </w:rPr>
-        <w:t>"Twenty-five thousand people chose to subscribe to you. Sixteen bought the course. Six hundredths of one percent. Even at one percent — the industry floor for a solo educator, not a number from your business — that base is worth roughly $49,750 in course revenue. You've collected $3,184. Tomorrow you'll publish again: two thousand more people hearing you, with nowhere working to send them. Three books are coming in 2026, and this gap doesn't shrink as you grow. It compounds every day you post."</w:t>
-      </w:r>
-    </w:p>
-    <w:p>
-      <w:pPr>
-        <w:spacing w:after="80"/>
-        <w:shd w:val="clear" w:color="auto" w:fill="FFF3CC"/>
-      </w:pPr>
-      <w:r>
-        <w:rPr>
-          <w:rFonts w:ascii="Arial" w:hAnsi="Arial" w:eastAsia="Arial"/>
-          <w:b/>
-          <w:i w:val="0"/>
-          <w:color w:val="1A3A5C"/>
-          <w:sz w:val="22"/>
-        </w:rPr>
-        <w:t xml:space="preserve">📌 NOTE  </w:t>
-      </w:r>
-      <w:r>
-        <w:rPr>
-          <w:rFonts w:ascii="Arial" w:hAnsi="Arial" w:eastAsia="Arial"/>
-          <w:b w:val="0"/>
-          <w:i/>
-          <w:sz w:val="22"/>
-        </w:rPr>
-        <w:t>THE ONE STAKES NUMBER: ~$49,750 [Estimated]. Construction: 25,000 subscribers (L1, directly observable on the channel, verified 2026-07-09) × 1% × $199 course price (L1, published). Against $3,184 collected (16 × $199, both L1). The 1% is spoken aloud as "the industry floor for a solo educator, not a number from your business" — the L3 proxy is disclosed as a benchmark in the same breath, never smuggled in. Only ONE stakes number is permitted; $3,184 and 0.064% are not estimates, they are L1 arithmetic on published figures.</w:t>
-      </w:r>
-    </w:p>
-    <w:p>
-      <w:pPr>
-        <w:spacing w:after="80"/>
-        <w:shd w:val="clear" w:color="auto" w:fill="FFF3CC"/>
-      </w:pPr>
-      <w:r>
-        <w:rPr>
-          <w:rFonts w:ascii="Arial" w:hAnsi="Arial" w:eastAsia="Arial"/>
-          <w:b/>
-          <w:i w:val="0"/>
-          <w:color w:val="1A3A5C"/>
-          <w:sz w:val="22"/>
-        </w:rPr>
-        <w:t xml:space="preserve">📌 NOTE  </w:t>
-      </w:r>
-      <w:r>
-        <w:rPr>
-          <w:rFonts w:ascii="Arial" w:hAnsi="Arial" w:eastAsia="Arial"/>
-          <w:b w:val="0"/>
-          <w:i/>
-          <w:sz w:val="22"/>
-        </w:rPr>
-        <w:t>"SIX HUNDREDTHS OF ONE PERCENT" (16 ÷ 25,000 = 0.064%) — say it as its own sentence, then stop. Do not round it to "less than a tenth of a percent": the specificity is the point, and the listener must not have to do the division himself. This is the line that makes the gap physical.</w:t>
-      </w:r>
-    </w:p>
-    <w:p>
-      <w:pPr>
-        <w:spacing w:after="80"/>
-        <w:shd w:val="clear" w:color="auto" w:fill="FFF3CC"/>
-      </w:pPr>
-      <w:r>
-        <w:rPr>
-          <w:rFonts w:ascii="Arial" w:hAnsi="Arial" w:eastAsia="Arial"/>
-          <w:b/>
-          <w:i w:val="0"/>
-          <w:color w:val="1A3A5C"/>
-          <w:sz w:val="22"/>
-        </w:rPr>
-        <w:t xml:space="preserve">📌 NOTE  </w:t>
-      </w:r>
-      <w:r>
-        <w:rPr>
-          <w:rFonts w:ascii="Arial" w:hAnsi="Arial" w:eastAsia="Arial"/>
-          <w:b w:val="0"/>
-          <w:i/>
-          <w:sz w:val="22"/>
-        </w:rPr>
-        <w:t>COMPOUNDING, MADE PRESENT-TENSE: "Tomorrow you'll publish again" converts an abstract trend into an appointment he already has. The speaking calendar resets once a year; the channel does not. Note the careful phrasing — "two thousand more people hearing you, with nowhere working to send them" claims only that no working destination exists, never that all viewers visit the site. That restraint is what keeps the sentence true and consistent with the Lock in Beat 3. REGRET GAP: the three 2026 books are Dr. Dibinga's own publicly stated plan (p1c Post 17). Pressure the GOAL, never the character — no guilt, no shame. Beat 4 stays under budget because the proof-of-competence line lives in Beat 5.</w:t>
-      </w:r>
-    </w:p>
-    <w:p>
-      <w:pPr>
-        <w:spacing w:before="240" w:after="80"/>
-      </w:pPr>
-      <w:r>
-        <w:rPr>
-          <w:rFonts w:ascii="Arial" w:hAnsi="Arial" w:eastAsia="Arial"/>
-          <w:b/>
-          <w:i w:val="0"/>
-          <w:color w:val="2A7AAA"/>
-          <w:sz w:val="36"/>
-        </w:rPr>
-        <w:t>BEAT 5 — The Reply Ask</w:t>
-      </w:r>
-    </w:p>
-    <w:p>
-      <w:pPr>
-        <w:spacing w:after="80"/>
-      </w:pPr>
-      <w:r>
-        <w:rPr>
-          <w:rFonts w:ascii="Arial" w:hAnsi="Arial" w:eastAsia="Arial"/>
-          <w:b w:val="0"/>
-          <w:i/>
-          <w:color w:val="555555"/>
-          <w:sz w:val="22"/>
-        </w:rPr>
-        <w:t>Purpose: Momentum — one low-friction next step; a reply, never a payment</w:t>
-      </w:r>
-    </w:p>
-    <w:p>
-      <w:pPr>
-        <w:spacing w:after="80"/>
-      </w:pPr>
-      <w:r>
-        <w:rPr>
-          <w:rFonts w:ascii="Courier New" w:hAnsi="Courier New" w:eastAsia="Courier New"/>
-          <w:b w:val="0"/>
-          <w:i w:val="0"/>
-          <w:color w:val="888888"/>
-          <w:sz w:val="20"/>
-        </w:rPr>
-        <w:t>⏱ TIMING</w:t>
-        <w:tab/>
-        <w:t>~2:20</w:t>
-      </w:r>
-    </w:p>
-    <w:p>
-      <w:pPr>
-        <w:spacing w:after="80"/>
-        <w:shd w:val="clear" w:color="auto" w:fill="d4f4e3"/>
-      </w:pPr>
-      <w:r>
-        <w:rPr>
-          <w:rFonts w:ascii="Arial" w:hAnsi="Arial" w:eastAsia="Arial"/>
-          <w:b/>
-          <w:i w:val="0"/>
-          <w:color w:val="1A3A5C"/>
-          <w:sz w:val="22"/>
-        </w:rPr>
-        <w:t xml:space="preserve">👆 ACTION  </w:t>
-      </w:r>
-      <w:r>
-        <w:rPr>
-          <w:rFonts w:ascii="Arial" w:hAnsi="Arial" w:eastAsia="Arial"/>
-          <w:b w:val="0"/>
-          <w:i w:val="0"/>
-          <w:sz w:val="22"/>
-        </w:rPr>
-        <w:t>Zoom to the CTA panel of the brief. Nothing else on screen.</w:t>
-      </w:r>
-    </w:p>
-    <w:p>
-      <w:pPr>
-        <w:spacing w:after="80"/>
-        <w:shd w:val="clear" w:color="auto" w:fill="ddeeff"/>
-      </w:pPr>
-      <w:r>
-        <w:rPr>
-          <w:rFonts w:ascii="Arial" w:hAnsi="Arial" w:eastAsia="Arial"/>
-          <w:b/>
-          <w:i w:val="0"/>
-          <w:color w:val="1A3A5C"/>
-          <w:sz w:val="22"/>
-        </w:rPr>
-        <w:t xml:space="preserve">🖥 SCREEN  </w:t>
-      </w:r>
-      <w:r>
-        <w:rPr>
-          <w:rFonts w:ascii="Arial" w:hAnsi="Arial" w:eastAsia="Arial"/>
-          <w:b w:val="0"/>
-          <w:i w:val="0"/>
-          <w:sz w:val="22"/>
-        </w:rPr>
-        <w:t>CTA section — "What did I get wrong?" on navy. No buttons, no calendar, no price anywhere in frame.</w:t>
-      </w:r>
-    </w:p>
-    <w:p>
-      <w:pPr>
-        <w:spacing w:line="360" w:lineRule="auto" w:after="120"/>
-        <w:ind w:left="360"/>
-      </w:pPr>
-      <w:r>
-        <w:rPr>
-          <w:rFonts w:ascii="Arial" w:hAnsi="Arial" w:eastAsia="Arial"/>
-          <w:b/>
-          <w:i w:val="0"/>
-          <w:color w:val="1A3A5C"/>
-          <w:sz w:val="22"/>
-        </w:rPr>
-        <w:t xml:space="preserve">🎙 SPEAK  </w:t>
-      </w:r>
-      <w:r>
-        <w:rPr>
-          <w:rFonts w:ascii="Arial" w:hAnsi="Arial" w:eastAsia="Arial"/>
-          <w:b w:val="0"/>
-          <w:i w:val="0"/>
-          <w:sz w:val="22"/>
-        </w:rPr>
-        <w:t>"You've built the audience; the infrastructure hasn't caught up. That's the kind of operational problem we build systems to close. You know the inside of this — I only see the outside. Whichever of these you push back on tells me what matters most. Reply with the one I got wrong."</w:t>
-      </w:r>
-    </w:p>
-    <w:p>
-      <w:pPr>
-        <w:spacing w:after="80"/>
-        <w:shd w:val="clear" w:color="auto" w:fill="FFF3CC"/>
-      </w:pPr>
-      <w:r>
-        <w:rPr>
-          <w:rFonts w:ascii="Arial" w:hAnsi="Arial" w:eastAsia="Arial"/>
-          <w:b/>
-          <w:i w:val="0"/>
-          <w:color w:val="1A3A5C"/>
-          <w:sz w:val="22"/>
-        </w:rPr>
-        <w:t xml:space="preserve">📌 NOTE  </w:t>
-      </w:r>
-      <w:r>
-        <w:rPr>
-          <w:rFonts w:ascii="Arial" w:hAnsi="Arial" w:eastAsia="Arial"/>
-          <w:b w:val="0"/>
-          <w:i/>
-          <w:sz w:val="22"/>
-        </w:rPr>
-        <w:t>THE REFRAME — "You've built the audience; the infrastructure hasn't caught up." This is the mandated framing from Decision Card §10, and it is the last thing he hears before the ask. Everything before it has been a catalogue of what is broken; this line places every one of those failures on the infrastructure and none on him. Without it, a proud founder who has spent real money on this site hears three minutes of criticism. With it, he hears that the hard part is already done. Do not cut it to save words.</w:t>
-      </w:r>
-    </w:p>
-    <w:p>
-      <w:pPr>
-        <w:spacing w:after="80"/>
-        <w:shd w:val="clear" w:color="auto" w:fill="FFF3CC"/>
-      </w:pPr>
-      <w:r>
-        <w:rPr>
-          <w:rFonts w:ascii="Arial" w:hAnsi="Arial" w:eastAsia="Arial"/>
-          <w:b/>
-          <w:i w:val="0"/>
-          <w:color w:val="1A3A5C"/>
-          <w:sz w:val="22"/>
-        </w:rPr>
-        <w:t xml:space="preserve">📌 NOTE  </w:t>
-      </w:r>
-      <w:r>
-        <w:rPr>
-          <w:rFonts w:ascii="Arial" w:hAnsi="Arial" w:eastAsia="Arial"/>
-          <w:b w:val="0"/>
-          <w:i/>
-          <w:sz w:val="22"/>
-        </w:rPr>
-        <w:t>PROOF OF COMPETENCE: "That's the kind of operational problem we build systems to close" — it rides directly on the reframe, keeping Beat 4 from overloading. A capability statement from real Dev8X context, never a fabricated client or result. REPLY ASK: framed as his benefit — he sets the record straight about his own business. Control over that record is the motivator, not a favour to us. HIGH confidence, so the ask is direct: "Reply with the one I got wrong." No "I'd love to hear from you." No calendar link. No price. The consultation is never mentioned in this video.</w:t>
-      </w:r>
-    </w:p>
-    <w:p>
-      <w:pPr>
-        <w:spacing w:before="240" w:after="80"/>
-      </w:pPr>
-      <w:r>
-        <w:rPr>
-          <w:rFonts w:ascii="Arial" w:hAnsi="Arial" w:eastAsia="Arial"/>
-          <w:b/>
-          <w:i w:val="0"/>
-          <w:color w:val="2A7AAA"/>
-          <w:sz w:val="36"/>
-        </w:rPr>
-        <w:t>Word Count &amp; Timing</w:t>
-      </w:r>
-    </w:p>
-    <w:tbl>
-      <w:tblPr>
-        <w:tblStyle w:val="TableGrid"/>
-        <w:tblW w:type="auto" w:w="0"/>
-        <w:tblLook w:firstColumn="1" w:firstRow="1" w:lastColumn="0" w:lastRow="0" w:noHBand="0" w:noVBand="1" w:val="04A0"/>
-      </w:tblPr>
-      <w:tblGrid>
-        <w:gridCol w:w="3120"/>
-        <w:gridCol w:w="3120"/>
-        <w:gridCol w:w="3120"/>
-      </w:tblGrid>
-      <w:tr>
-        <w:tc>
-          <w:tcPr>
-            <w:tcW w:type="dxa" w:w="1728"/>
-          </w:tcPr>
-          <w:p>
-            <w:pPr>
-              <w:spacing w:after="40"/>
-              <w:shd w:val="clear" w:color="auto" w:fill="E8EEF4"/>
-            </w:pPr>
-            <w:r/>
-            <w:r>
-              <w:rPr>
-                <w:rFonts w:ascii="Arial" w:hAnsi="Arial" w:eastAsia="Arial"/>
-                <w:b/>
-                <w:i w:val="0"/>
-                <w:sz w:val="20"/>
-              </w:rPr>
-              <w:t>Beat</w:t>
-            </w:r>
-          </w:p>
-        </w:tc>
-        <w:tc>
-          <w:tcPr>
-            <w:tcW w:type="dxa" w:w="2592"/>
-          </w:tcPr>
-          <w:p>
-            <w:pPr>
-              <w:spacing w:after="40"/>
-              <w:shd w:val="clear" w:color="auto" w:fill="E8EEF4"/>
-            </w:pPr>
-            <w:r/>
-            <w:r>
-              <w:rPr>
-                <w:rFonts w:ascii="Arial" w:hAnsi="Arial" w:eastAsia="Arial"/>
-                <w:b/>
-                <w:i w:val="0"/>
-                <w:sz w:val="20"/>
-              </w:rPr>
-              <w:t>Spoken words</w:t>
-            </w:r>
-          </w:p>
-        </w:tc>
-        <w:tc>
-          <w:tcPr>
-            <w:tcW w:type="dxa" w:w="5040"/>
-          </w:tcPr>
-          <w:p>
-            <w:pPr>
-              <w:spacing w:after="40"/>
-              <w:shd w:val="clear" w:color="auto" w:fill="E8EEF4"/>
-            </w:pPr>
-            <w:r/>
-            <w:r>
-              <w:rPr>
-                <w:rFonts w:ascii="Arial" w:hAnsi="Arial" w:eastAsia="Arial"/>
-                <w:b/>
-                <w:i w:val="0"/>
-                <w:sz w:val="20"/>
-              </w:rPr>
-              <w:t>Window</w:t>
-            </w:r>
-          </w:p>
-        </w:tc>
-      </w:tr>
-      <w:tr>
-        <w:tc>
-          <w:tcPr>
-            <w:tcW w:type="dxa" w:w="1728"/>
-          </w:tcPr>
-          <w:p>
-            <w:pPr>
-              <w:spacing w:after="40"/>
-            </w:pPr>
-            <w:r/>
-            <w:r>
-              <w:rPr>
-                <w:rFonts w:ascii="Arial" w:hAnsi="Arial" w:eastAsia="Arial"/>
-                <w:b w:val="0"/>
-                <w:i w:val="0"/>
-                <w:sz w:val="20"/>
-              </w:rPr>
-              <w:t>Beat 1</w:t>
-            </w:r>
-          </w:p>
-        </w:tc>
-        <w:tc>
-          <w:tcPr>
-            <w:tcW w:type="dxa" w:w="2592"/>
-          </w:tcPr>
-          <w:p>
-            <w:pPr>
-              <w:spacing w:after="40"/>
-            </w:pPr>
-            <w:r/>
-            <w:r>
-              <w:rPr>
-                <w:rFonts w:ascii="Arial" w:hAnsi="Arial" w:eastAsia="Arial"/>
-                <w:b w:val="0"/>
-                <w:i w:val="0"/>
-                <w:sz w:val="20"/>
-              </w:rPr>
-              <w:t>40</w:t>
-            </w:r>
-          </w:p>
-        </w:tc>
-        <w:tc>
-          <w:tcPr>
-            <w:tcW w:type="dxa" w:w="5040"/>
-          </w:tcPr>
-          <w:p>
-            <w:pPr>
-              <w:spacing w:after="40"/>
-            </w:pPr>
-            <w:r/>
-            <w:r>
-              <w:rPr>
-                <w:rFonts w:ascii="Arial" w:hAnsi="Arial" w:eastAsia="Arial"/>
-                <w:b w:val="0"/>
-                <w:i w:val="0"/>
-                <w:sz w:val="20"/>
-              </w:rPr>
-              <w:t>0:00 – 0:20</w:t>
-            </w:r>
-          </w:p>
-        </w:tc>
-      </w:tr>
-      <w:tr>
-        <w:tc>
-          <w:tcPr>
-            <w:tcW w:type="dxa" w:w="1728"/>
-          </w:tcPr>
-          <w:p>
-            <w:pPr>
-              <w:spacing w:after="40"/>
-            </w:pPr>
-            <w:r/>
-            <w:r>
-              <w:rPr>
-                <w:rFonts w:ascii="Arial" w:hAnsi="Arial" w:eastAsia="Arial"/>
-                <w:b w:val="0"/>
-                <w:i w:val="0"/>
-                <w:sz w:val="20"/>
-              </w:rPr>
-              <w:t>Beat 2</w:t>
-            </w:r>
-          </w:p>
-        </w:tc>
-        <w:tc>
-          <w:tcPr>
-            <w:tcW w:type="dxa" w:w="2592"/>
-          </w:tcPr>
-          <w:p>
-            <w:pPr>
-              <w:spacing w:after="40"/>
-            </w:pPr>
-            <w:r/>
-            <w:r>
-              <w:rPr>
-                <w:rFonts w:ascii="Arial" w:hAnsi="Arial" w:eastAsia="Arial"/>
-                <w:b w:val="0"/>
-                <w:i w:val="0"/>
-                <w:sz w:val="20"/>
-              </w:rPr>
-              <w:t>95</w:t>
-            </w:r>
-          </w:p>
-        </w:tc>
-        <w:tc>
-          <w:tcPr>
-            <w:tcW w:type="dxa" w:w="5040"/>
-          </w:tcPr>
-          <w:p>
-            <w:pPr>
-              <w:spacing w:after="40"/>
-            </w:pPr>
-            <w:r/>
-            <w:r>
-              <w:rPr>
-                <w:rFonts w:ascii="Arial" w:hAnsi="Arial" w:eastAsia="Arial"/>
-                <w:b w:val="0"/>
-                <w:i w:val="0"/>
-                <w:sz w:val="20"/>
-              </w:rPr>
-              <w:t>0:20 – 1:00</w:t>
-            </w:r>
-          </w:p>
-        </w:tc>
-      </w:tr>
-      <w:tr>
-        <w:tc>
-          <w:tcPr>
-            <w:tcW w:type="dxa" w:w="1728"/>
-          </w:tcPr>
-          <w:p>
-            <w:pPr>
-              <w:spacing w:after="40"/>
-            </w:pPr>
-            <w:r/>
-            <w:r>
-              <w:rPr>
-                <w:rFonts w:ascii="Arial" w:hAnsi="Arial" w:eastAsia="Arial"/>
-                <w:b w:val="0"/>
-                <w:i w:val="0"/>
-                <w:sz w:val="20"/>
-              </w:rPr>
-              <w:t>Beat 3</w:t>
-            </w:r>
-          </w:p>
-        </w:tc>
-        <w:tc>
-          <w:tcPr>
-            <w:tcW w:type="dxa" w:w="2592"/>
-          </w:tcPr>
-          <w:p>
-            <w:pPr>
-              <w:spacing w:after="40"/>
-            </w:pPr>
-            <w:r/>
-            <w:r>
-              <w:rPr>
-                <w:rFonts w:ascii="Arial" w:hAnsi="Arial" w:eastAsia="Arial"/>
-                <w:b w:val="0"/>
-                <w:i w:val="0"/>
-                <w:sz w:val="20"/>
-              </w:rPr>
-              <w:t>92</w:t>
-            </w:r>
-          </w:p>
-        </w:tc>
-        <w:tc>
-          <w:tcPr>
-            <w:tcW w:type="dxa" w:w="5040"/>
-          </w:tcPr>
-          <w:p>
-            <w:pPr>
-              <w:spacing w:after="40"/>
-            </w:pPr>
-            <w:r/>
-            <w:r>
-              <w:rPr>
-                <w:rFonts w:ascii="Arial" w:hAnsi="Arial" w:eastAsia="Arial"/>
-                <w:b w:val="0"/>
-                <w:i w:val="0"/>
-                <w:sz w:val="20"/>
-              </w:rPr>
-              <w:t>1:00 – 1:40</w:t>
-            </w:r>
-          </w:p>
-        </w:tc>
-      </w:tr>
-      <w:tr>
-        <w:tc>
-          <w:tcPr>
-            <w:tcW w:type="dxa" w:w="1728"/>
-          </w:tcPr>
-          <w:p>
-            <w:pPr>
-              <w:spacing w:after="40"/>
-            </w:pPr>
-            <w:r/>
-            <w:r>
-              <w:rPr>
-                <w:rFonts w:ascii="Arial" w:hAnsi="Arial" w:eastAsia="Arial"/>
-                <w:b w:val="0"/>
-                <w:i w:val="0"/>
-                <w:sz w:val="20"/>
-              </w:rPr>
-              <w:t>Beat 4</w:t>
-            </w:r>
-          </w:p>
-        </w:tc>
-        <w:tc>
-          <w:tcPr>
-            <w:tcW w:type="dxa" w:w="2592"/>
-          </w:tcPr>
-          <w:p>
-            <w:pPr>
-              <w:spacing w:after="40"/>
-            </w:pPr>
-            <w:r/>
-            <w:r>
-              <w:rPr>
-                <w:rFonts w:ascii="Arial" w:hAnsi="Arial" w:eastAsia="Arial"/>
-                <w:b w:val="0"/>
-                <w:i w:val="0"/>
-                <w:sz w:val="20"/>
-              </w:rPr>
-              <w:t>82</w:t>
-            </w:r>
-          </w:p>
-        </w:tc>
-        <w:tc>
-          <w:tcPr>
-            <w:tcW w:type="dxa" w:w="5040"/>
-          </w:tcPr>
-          <w:p>
-            <w:pPr>
-              <w:spacing w:after="40"/>
-            </w:pPr>
-            <w:r/>
-            <w:r>
-              <w:rPr>
-                <w:rFonts w:ascii="Arial" w:hAnsi="Arial" w:eastAsia="Arial"/>
-                <w:b w:val="0"/>
-                <w:i w:val="0"/>
-                <w:sz w:val="20"/>
-              </w:rPr>
-              <w:t>1:40 – 2:20</w:t>
-            </w:r>
-          </w:p>
-        </w:tc>
-      </w:tr>
-      <w:tr>
-        <w:tc>
-          <w:tcPr>
-            <w:tcW w:type="dxa" w:w="1728"/>
-          </w:tcPr>
-          <w:p>
-            <w:pPr>
-              <w:spacing w:after="40"/>
-            </w:pPr>
-            <w:r/>
-            <w:r>
-              <w:rPr>
-                <w:rFonts w:ascii="Arial" w:hAnsi="Arial" w:eastAsia="Arial"/>
-                <w:b w:val="0"/>
-                <w:i w:val="0"/>
-                <w:sz w:val="20"/>
-              </w:rPr>
-              <w:t>Beat 5</w:t>
-            </w:r>
-          </w:p>
-        </w:tc>
-        <w:tc>
-          <w:tcPr>
-            <w:tcW w:type="dxa" w:w="2592"/>
-          </w:tcPr>
-          <w:p>
-            <w:pPr>
-              <w:spacing w:after="40"/>
-            </w:pPr>
-            <w:r/>
-            <w:r>
-              <w:rPr>
-                <w:rFonts w:ascii="Arial" w:hAnsi="Arial" w:eastAsia="Arial"/>
-                <w:b w:val="0"/>
-                <w:i w:val="0"/>
-                <w:sz w:val="20"/>
-              </w:rPr>
-              <w:t>50</w:t>
-            </w:r>
-          </w:p>
-        </w:tc>
-        <w:tc>
-          <w:tcPr>
-            <w:tcW w:type="dxa" w:w="5040"/>
-          </w:tcPr>
-          <w:p>
-            <w:pPr>
-              <w:spacing w:after="40"/>
-            </w:pPr>
-            <w:r/>
-            <w:r>
-              <w:rPr>
-                <w:rFonts w:ascii="Arial" w:hAnsi="Arial" w:eastAsia="Arial"/>
-                <w:b w:val="0"/>
-                <w:i w:val="0"/>
-                <w:sz w:val="20"/>
-              </w:rPr>
-              <w:t>2:20 – 3:00</w:t>
-            </w:r>
-          </w:p>
-        </w:tc>
-      </w:tr>
-      <w:tr>
-        <w:tc>
-          <w:tcPr>
-            <w:tcW w:type="dxa" w:w="1728"/>
-          </w:tcPr>
-          <w:p>
-            <w:pPr>
-              <w:spacing w:after="40"/>
-            </w:pPr>
-            <w:r/>
-            <w:r>
-              <w:rPr>
-                <w:rFonts w:ascii="Arial" w:hAnsi="Arial" w:eastAsia="Arial"/>
-                <w:b w:val="0"/>
-                <w:i w:val="0"/>
-                <w:sz w:val="20"/>
-              </w:rPr>
-              <w:t>TOTAL</w:t>
-            </w:r>
-          </w:p>
-        </w:tc>
-        <w:tc>
-          <w:tcPr>
-            <w:tcW w:type="dxa" w:w="2592"/>
-          </w:tcPr>
-          <w:p>
-            <w:pPr>
-              <w:spacing w:after="40"/>
-            </w:pPr>
-            <w:r/>
-            <w:r>
-              <w:rPr>
-                <w:rFonts w:ascii="Arial" w:hAnsi="Arial" w:eastAsia="Arial"/>
-                <w:b w:val="0"/>
-                <w:i w:val="0"/>
-                <w:sz w:val="20"/>
-              </w:rPr>
-              <w:t>359 words</w:t>
-            </w:r>
-          </w:p>
-        </w:tc>
-        <w:tc>
-          <w:tcPr>
-            <w:tcW w:type="dxa" w:w="5040"/>
-          </w:tcPr>
-          <w:p>
-            <w:pPr>
-              <w:spacing w:after="40"/>
-            </w:pPr>
-            <w:r/>
-            <w:r>
-              <w:rPr>
-                <w:rFonts w:ascii="Arial" w:hAnsi="Arial" w:eastAsia="Arial"/>
-                <w:b w:val="0"/>
-                <w:i w:val="0"/>
-                <w:sz w:val="20"/>
-              </w:rPr>
-              <w:t>~3:00 at a calm 120 wpm</w:t>
-            </w:r>
-          </w:p>
-        </w:tc>
-      </w:tr>
-    </w:tbl>
-    <w:p>
-      <w:pPr>
-        <w:spacing w:after="120"/>
-      </w:pPr>
-      <w:r>
-        <w:rPr>
-          <w:rFonts w:ascii="Arial" w:hAnsi="Arial" w:eastAsia="Arial"/>
-          <w:b w:val="0"/>
-          <w:i/>
-          <w:sz w:val="22"/>
-        </w:rPr>
-        <w:t>Counted mechanically from the SPEAK blocks above, which are also the source of the caption transcript in §0.2 — the two cannot drift. 359 words sits inside the 280–360 target and the 2–3 minute spec.</w:t>
-      </w:r>
-    </w:p>
-    <w:p>
-      <w:pPr>
-        <w:spacing w:before="240" w:after="80"/>
-      </w:pPr>
-      <w:r>
-        <w:rPr>
-          <w:rFonts w:ascii="Arial" w:hAnsi="Arial" w:eastAsia="Arial"/>
-          <w:b/>
-          <w:i w:val="0"/>
-          <w:color w:val="2A7AAA"/>
-          <w:sz w:val="36"/>
-        </w:rPr>
-        <w:t>Confidence Signal: HIGH — Applied Adjustments</w:t>
-      </w:r>
-    </w:p>
-    <w:p>
-      <w:pPr>
-        <w:pStyle w:val="ListBullet"/>
-        <w:spacing w:after="40"/>
-      </w:pPr>
-      <w:r>
-        <w:rPr>
-          <w:rFonts w:ascii="Arial" w:hAnsi="Arial" w:eastAsia="Arial"/>
-          <w:b w:val="0"/>
-          <w:i w:val="0"/>
-          <w:sz w:val="22"/>
-        </w:rPr>
-        <w:t>Stakes number stated plainly. The only qualifiers present — "even at one percent" and the industry-floor disclosure — are required by the decoupling and ROI-integrity rules, not by any lack of confidence.</w:t>
-      </w:r>
-    </w:p>
-    <w:p>
-      <w:pPr>
-        <w:pStyle w:val="ListBullet"/>
-        <w:spacing w:after="40"/>
-      </w:pPr>
-      <w:r>
-        <w:rPr>
-          <w:rFonts w:ascii="Arial" w:hAnsi="Arial" w:eastAsia="Arial"/>
-          <w:b w:val="0"/>
-          <w:i w:val="0"/>
-          <w:sz w:val="22"/>
-        </w:rPr>
-        <w:t>Reply ask is direct: "Reply with the one I got wrong." No softening, no "if you have a moment."</w:t>
-      </w:r>
-    </w:p>
-    <w:p>
-      <w:pPr>
-        <w:pStyle w:val="ListBullet"/>
-        <w:spacing w:after="40"/>
-      </w:pPr>
-      <w:r>
-        <w:rPr>
-          <w:rFonts w:ascii="Arial" w:hAnsi="Arial" w:eastAsia="Arial"/>
-          <w:b w:val="0"/>
-          <w:i w:val="0"/>
-          <w:sz w:val="22"/>
-        </w:rPr>
-        <w:t>The broken checkout and the missing opt-in forms are stated without hedge — both are L1, and Beat 2 hands him the means to check the strongest of them himself. Only a High-confidence script can afford to invite verification; a shaky diagnosis would never survive the prospect testing it live.</w:t>
-      </w:r>
-    </w:p>
-    <w:p>
-      <w:pPr>
-        <w:pStyle w:val="ListBullet"/>
-        <w:spacing w:after="40"/>
-      </w:pPr>
-      <w:r>
-        <w:rPr>
-          <w:rFonts w:ascii="Arial" w:hAnsi="Arial" w:eastAsia="Arial"/>
-          <w:b w:val="0"/>
-          <w:i w:val="0"/>
-          <w:sz w:val="22"/>
-        </w:rPr>
-        <w:t>Beat 3's honesty is sourced from method rigor, never from pretending to know figures we cannot see — and the Lock ensures the one unknown a sceptic would reach for cannot be used to dismiss the diagnosis.</w:t>
-      </w:r>
-    </w:p>
-    <w:p>
-      <w:pPr>
-        <w:spacing w:before="240" w:after="80"/>
-      </w:pPr>
-      <w:r>
-        <w:rPr>
-          <w:rFonts w:ascii="Arial" w:hAnsi="Arial" w:eastAsia="Arial"/>
-          <w:b/>
-          <w:i w:val="0"/>
-          <w:color w:val="2A7AAA"/>
-          <w:sz w:val="36"/>
-        </w:rPr>
-        <w:t>Handoff to p3c_Messaging_Playbook</w:t>
-      </w:r>
-    </w:p>
-    <w:p>
-      <w:pPr>
-        <w:spacing w:after="120"/>
-      </w:pPr>
-      <w:r>
-        <w:rPr>
-          <w:rFonts w:ascii="Arial" w:hAnsi="Arial" w:eastAsia="Arial"/>
-          <w:b w:val="0"/>
-          <w:i w:val="0"/>
-          <w:sz w:val="22"/>
-        </w:rPr>
-        <w:t>The video ends at Beat 5. The paid consultation is never mentioned. Once Dr. Dibinga replies, attach this finalized script to p3c_Messaging_Playbook.md so every message quotes what was actually said on camera. Drift between the two creates a disconnect he will notice.</w:t>
-      </w:r>
-    </w:p>
-    <w:tbl>
-      <w:tblPr>
-        <w:tblStyle w:val="TableGrid"/>
-        <w:tblW w:type="auto" w:w="0"/>
-        <w:tblLook w:firstColumn="1" w:firstRow="1" w:lastColumn="0" w:lastRow="0" w:noHBand="0" w:noVBand="1" w:val="04A0"/>
-      </w:tblPr>
-      <w:tblGrid>
-        <w:gridCol w:w="4680"/>
-        <w:gridCol w:w="4680"/>
-      </w:tblGrid>
-      <w:tr>
-        <w:tc>
-          <w:tcPr>
-            <w:tcW w:type="dxa" w:w="3024"/>
-          </w:tcPr>
-          <w:p>
-            <w:pPr>
-              <w:spacing w:after="40"/>
-              <w:shd w:val="clear" w:color="auto" w:fill="E8EEF4"/>
-            </w:pPr>
-            <w:r/>
-            <w:r>
-              <w:rPr>
-                <w:rFonts w:ascii="Arial" w:hAnsi="Arial" w:eastAsia="Arial"/>
-                <w:b/>
-                <w:i w:val="0"/>
-                <w:sz w:val="20"/>
-              </w:rPr>
-              <w:t>What p3c must quote verbatim</w:t>
-            </w:r>
-          </w:p>
-        </w:tc>
-        <w:tc>
-          <w:tcPr>
-            <w:tcW w:type="dxa" w:w="6336"/>
-          </w:tcPr>
-          <w:p>
-            <w:pPr>
-              <w:spacing w:after="40"/>
-              <w:shd w:val="clear" w:color="auto" w:fill="E8EEF4"/>
-            </w:pPr>
-            <w:r/>
-            <w:r>
-              <w:rPr>
-                <w:rFonts w:ascii="Arial" w:hAnsi="Arial" w:eastAsia="Arial"/>
-                <w:b/>
-                <w:i w:val="0"/>
-                <w:sz w:val="20"/>
-              </w:rPr>
-              <w:t>Exact wording</w:t>
-            </w:r>
-          </w:p>
-        </w:tc>
-      </w:tr>
-      <w:tr>
-        <w:tc>
-          <w:tcPr>
-            <w:tcW w:type="dxa" w:w="3024"/>
-          </w:tcPr>
-          <w:p>
-            <w:pPr>
-              <w:spacing w:after="40"/>
-            </w:pPr>
-            <w:r/>
-            <w:r>
-              <w:rPr>
-                <w:rFonts w:ascii="Arial" w:hAnsi="Arial" w:eastAsia="Arial"/>
-                <w:b w:val="0"/>
-                <w:i w:val="0"/>
-                <w:sz w:val="20"/>
-              </w:rPr>
-              <w:t>Stakes number</w:t>
-            </w:r>
-          </w:p>
-        </w:tc>
-        <w:tc>
-          <w:tcPr>
-            <w:tcW w:type="dxa" w:w="6336"/>
-          </w:tcPr>
-          <w:p>
-            <w:pPr>
-              <w:spacing w:after="40"/>
-            </w:pPr>
-            <w:r/>
-            <w:r>
-              <w:rPr>
-                <w:rFonts w:ascii="Arial" w:hAnsi="Arial" w:eastAsia="Arial"/>
-                <w:b w:val="0"/>
-                <w:i w:val="0"/>
-                <w:sz w:val="20"/>
-              </w:rPr>
-              <w:t>"roughly $49,750 in course revenue" — from 25,000 subscribers at a 1% industry floor × $199, against $3,184 collected [Estimated]</w:t>
-            </w:r>
-          </w:p>
-        </w:tc>
-      </w:tr>
-      <w:tr>
-        <w:tc>
-          <w:tcPr>
-            <w:tcW w:type="dxa" w:w="3024"/>
-          </w:tcPr>
-          <w:p>
-            <w:pPr>
-              <w:spacing w:after="40"/>
-            </w:pPr>
-            <w:r/>
-            <w:r>
-              <w:rPr>
-                <w:rFonts w:ascii="Arial" w:hAnsi="Arial" w:eastAsia="Arial"/>
-                <w:b w:val="0"/>
-                <w:i w:val="0"/>
-                <w:sz w:val="20"/>
-              </w:rPr>
-              <w:t>The gap, said aloud</w:t>
-            </w:r>
-          </w:p>
-        </w:tc>
-        <w:tc>
-          <w:tcPr>
-            <w:tcW w:type="dxa" w:w="6336"/>
-          </w:tcPr>
-          <w:p>
-            <w:pPr>
-              <w:spacing w:after="40"/>
-            </w:pPr>
-            <w:r/>
-            <w:r>
-              <w:rPr>
-                <w:rFonts w:ascii="Arial" w:hAnsi="Arial" w:eastAsia="Arial"/>
-                <w:b w:val="0"/>
-                <w:i w:val="0"/>
-                <w:sz w:val="20"/>
-              </w:rPr>
-              <w:t>"Six hundredths of one percent." (16 ÷ 25,000)</w:t>
-            </w:r>
-          </w:p>
-        </w:tc>
-      </w:tr>
-      <w:tr>
-        <w:tc>
-          <w:tcPr>
-            <w:tcW w:type="dxa" w:w="3024"/>
-          </w:tcPr>
-          <w:p>
-            <w:pPr>
-              <w:spacing w:after="40"/>
-            </w:pPr>
-            <w:r/>
-            <w:r>
-              <w:rPr>
-                <w:rFonts w:ascii="Arial" w:hAnsi="Arial" w:eastAsia="Arial"/>
-                <w:b w:val="0"/>
-                <w:i w:val="0"/>
-                <w:sz w:val="20"/>
-              </w:rPr>
-              <w:t>Problems named in Beat 2, in JOURNEY order</w:t>
-            </w:r>
-          </w:p>
-        </w:tc>
-        <w:tc>
-          <w:tcPr>
-            <w:tcW w:type="dxa" w:w="6336"/>
-          </w:tcPr>
-          <w:p>
-            <w:pPr>
-              <w:spacing w:after="40"/>
-            </w:pPr>
-            <w:r/>
-            <w:r>
-              <w:rPr>
-                <w:rFonts w:ascii="Arial" w:hAnsi="Arial" w:eastAsia="Arial"/>
-                <w:b w:val="0"/>
-                <w:i w:val="0"/>
-                <w:sz w:val="20"/>
-              </w:rPr>
-              <w:t>1. No email capture — 50 pages, not one opt-in form  ·  2. Course pages show no modules or preview  ·  3. R.E.A.Ch! add-to-cart page returns a 404  ·  4. Contact page has no inquiry form. Closing line: "Four ways in. All four closed."</w:t>
-            </w:r>
-          </w:p>
-        </w:tc>
-      </w:tr>
-      <w:tr>
-        <w:tc>
-          <w:tcPr>
-            <w:tcW w:type="dxa" w:w="3024"/>
-          </w:tcPr>
-          <w:p>
-            <w:pPr>
-              <w:spacing w:after="40"/>
-            </w:pPr>
-            <w:r/>
-            <w:r>
-              <w:rPr>
-                <w:rFonts w:ascii="Arial" w:hAnsi="Arial" w:eastAsia="Arial"/>
-                <w:b w:val="0"/>
-                <w:i w:val="0"/>
-                <w:sz w:val="20"/>
-              </w:rPr>
-              <w:t>The verification challenge</w:t>
-            </w:r>
-          </w:p>
-        </w:tc>
-        <w:tc>
-          <w:tcPr>
-            <w:tcW w:type="dxa" w:w="6336"/>
-          </w:tcPr>
-          <w:p>
-            <w:pPr>
-              <w:spacing w:after="40"/>
-            </w:pPr>
-            <w:r/>
-            <w:r>
-              <w:rPr>
-                <w:rFonts w:ascii="Arial" w:hAnsi="Arial" w:eastAsia="Arial"/>
-                <w:b w:val="0"/>
-                <w:i w:val="0"/>
-                <w:sz w:val="20"/>
-              </w:rPr>
-              <w:t>"Don't take my word for it — try it on your own site." Applies to the R.E.A.Ch! 404 only.</w:t>
-            </w:r>
-          </w:p>
-        </w:tc>
-      </w:tr>
-      <w:tr>
-        <w:tc>
-          <w:tcPr>
-            <w:tcW w:type="dxa" w:w="3024"/>
-          </w:tcPr>
-          <w:p>
-            <w:pPr>
-              <w:spacing w:after="40"/>
-            </w:pPr>
-            <w:r/>
-            <w:r>
-              <w:rPr>
-                <w:rFonts w:ascii="Arial" w:hAnsi="Arial" w:eastAsia="Arial"/>
-                <w:b w:val="0"/>
-                <w:i w:val="0"/>
-                <w:sz w:val="20"/>
-              </w:rPr>
-              <w:t>The Lock (Beat 3)</w:t>
-            </w:r>
-          </w:p>
-        </w:tc>
-        <w:tc>
-          <w:tcPr>
-            <w:tcW w:type="dxa" w:w="6336"/>
-          </w:tcPr>
-          <w:p>
-            <w:pPr>
-              <w:spacing w:after="40"/>
-            </w:pPr>
-            <w:r/>
-            <w:r>
-              <w:rPr>
-                <w:rFonts w:ascii="Arial" w:hAnsi="Arial" w:eastAsia="Arial"/>
-                <w:b w:val="0"/>
-                <w:i w:val="0"/>
-                <w:sz w:val="20"/>
-              </w:rPr>
-              <w:t>"Either way, the diagnosis holds. If they don't link to the course, that's the leak. If they do, they point at that 404."</w:t>
-            </w:r>
-          </w:p>
-        </w:tc>
-      </w:tr>
-      <w:tr>
-        <w:tc>
-          <w:tcPr>
-            <w:tcW w:type="dxa" w:w="3024"/>
-          </w:tcPr>
-          <w:p>
-            <w:pPr>
-              <w:spacing w:after="40"/>
-            </w:pPr>
-            <w:r/>
-            <w:r>
-              <w:rPr>
-                <w:rFonts w:ascii="Arial" w:hAnsi="Arial" w:eastAsia="Arial"/>
-                <w:b w:val="0"/>
-                <w:i w:val="0"/>
-                <w:sz w:val="20"/>
-              </w:rPr>
-              <w:t>The reframe (opens Beat 5)</w:t>
-            </w:r>
-          </w:p>
-        </w:tc>
-        <w:tc>
-          <w:tcPr>
-            <w:tcW w:type="dxa" w:w="6336"/>
-          </w:tcPr>
-          <w:p>
-            <w:pPr>
-              <w:spacing w:after="40"/>
-            </w:pPr>
-            <w:r/>
-            <w:r>
-              <w:rPr>
-                <w:rFonts w:ascii="Arial" w:hAnsi="Arial" w:eastAsia="Arial"/>
-                <w:b w:val="0"/>
-                <w:i w:val="0"/>
-                <w:sz w:val="20"/>
-              </w:rPr>
-              <w:t>"You've built the audience; the infrastructure hasn't caught up."</w:t>
-            </w:r>
-          </w:p>
-        </w:tc>
-      </w:tr>
-      <w:tr>
-        <w:tc>
-          <w:tcPr>
-            <w:tcW w:type="dxa" w:w="3024"/>
-          </w:tcPr>
-          <w:p>
-            <w:pPr>
-              <w:spacing w:after="40"/>
-            </w:pPr>
-            <w:r/>
-            <w:r>
-              <w:rPr>
-                <w:rFonts w:ascii="Arial" w:hAnsi="Arial" w:eastAsia="Arial"/>
-                <w:b w:val="0"/>
-                <w:i w:val="0"/>
-                <w:sz w:val="20"/>
-              </w:rPr>
-              <w:t>Proof-of-competence line</w:t>
-            </w:r>
-          </w:p>
-        </w:tc>
-        <w:tc>
-          <w:tcPr>
-            <w:tcW w:type="dxa" w:w="6336"/>
-          </w:tcPr>
-          <w:p>
-            <w:pPr>
-              <w:spacing w:after="40"/>
-            </w:pPr>
-            <w:r/>
-            <w:r>
-              <w:rPr>
-                <w:rFonts w:ascii="Arial" w:hAnsi="Arial" w:eastAsia="Arial"/>
-                <w:b w:val="0"/>
-                <w:i w:val="0"/>
-                <w:sz w:val="20"/>
-              </w:rPr>
-              <w:t>"That's the kind of operational problem we build systems to close."</w:t>
-            </w:r>
-          </w:p>
-        </w:tc>
-      </w:tr>
-      <w:tr>
-        <w:tc>
-          <w:tcPr>
-            <w:tcW w:type="dxa" w:w="3024"/>
-          </w:tcPr>
-          <w:p>
-            <w:pPr>
-              <w:spacing w:after="40"/>
-            </w:pPr>
-            <w:r/>
-            <w:r>
-              <w:rPr>
-                <w:rFonts w:ascii="Arial" w:hAnsi="Arial" w:eastAsia="Arial"/>
-                <w:b w:val="0"/>
-                <w:i w:val="0"/>
-                <w:sz w:val="20"/>
-              </w:rPr>
-              <w:t>Reply ask (closes Beat 5)</w:t>
-            </w:r>
-          </w:p>
-        </w:tc>
-        <w:tc>
-          <w:tcPr>
-            <w:tcW w:type="dxa" w:w="6336"/>
-          </w:tcPr>
-          <w:p>
-            <w:pPr>
-              <w:spacing w:after="40"/>
-            </w:pPr>
-            <w:r/>
-            <w:r>
-              <w:rPr>
-                <w:rFonts w:ascii="Arial" w:hAnsi="Arial" w:eastAsia="Arial"/>
-                <w:b w:val="0"/>
-                <w:i w:val="0"/>
-                <w:sz w:val="20"/>
-              </w:rPr>
-              <w:t>"Reply with the one I got wrong."</w:t>
-            </w:r>
-          </w:p>
-        </w:tc>
-      </w:tr>
-      <w:tr>
-        <w:tc>
-          <w:tcPr>
-            <w:tcW w:type="dxa" w:w="3024"/>
-          </w:tcPr>
-          <w:p>
-            <w:pPr>
-              <w:spacing w:after="40"/>
-            </w:pPr>
-            <w:r/>
-            <w:r>
-              <w:rPr>
-                <w:rFonts w:ascii="Arial" w:hAnsi="Arial" w:eastAsia="Arial"/>
-                <w:b w:val="0"/>
-                <w:i w:val="0"/>
-                <w:sz w:val="20"/>
-              </w:rPr>
-              <w:t>Research-transparency confessions</w:t>
-            </w:r>
-          </w:p>
-        </w:tc>
-        <w:tc>
-          <w:tcPr>
-            <w:tcW w:type="dxa" w:w="6336"/>
-          </w:tcPr>
-          <w:p>
-            <w:pPr>
-              <w:spacing w:after="40"/>
-            </w:pPr>
-            <w:r/>
-            <w:r>
-              <w:rPr>
-                <w:rFonts w:ascii="Arial" w:hAnsi="Arial" w:eastAsia="Arial"/>
-                <w:b w:val="0"/>
-                <w:i w:val="0"/>
-                <w:sz w:val="20"/>
-              </w:rPr>
-              <w:t>Email list existence and size unknown  ·  where video descriptions send people unknown  ·  freelancer re-hire frequency unknown</w:t>
-            </w:r>
-          </w:p>
-        </w:tc>
-      </w:tr>
-      <w:tr>
-        <w:tc>
-          <w:tcPr>
-            <w:tcW w:type="dxa" w:w="3024"/>
-          </w:tcPr>
-          <w:p>
-            <w:pPr>
-              <w:spacing w:after="40"/>
-            </w:pPr>
-            <w:r/>
-            <w:r>
-              <w:rPr>
-                <w:rFonts w:ascii="Arial" w:hAnsi="Arial" w:eastAsia="Arial"/>
-                <w:b w:val="0"/>
-                <w:i w:val="0"/>
-                <w:sz w:val="20"/>
-              </w:rPr>
-              <w:t>Never spoken — do not reintroduce</w:t>
-            </w:r>
-          </w:p>
-        </w:tc>
-        <w:tc>
-          <w:tcPr>
-            <w:tcW w:type="dxa" w:w="6336"/>
-          </w:tcPr>
-          <w:p>
-            <w:pPr>
-              <w:spacing w:after="40"/>
-            </w:pPr>
-            <w:r/>
-            <w:r>
-              <w:rPr>
-                <w:rFonts w:ascii="Arial" w:hAnsi="Arial" w:eastAsia="Arial"/>
-                <w:b w:val="0"/>
-                <w:i w:val="0"/>
-                <w:sz w:val="20"/>
-              </w:rPr>
-              <w:t>The 6,000-students figure (2014 source)  ·  the MailPoet empty pages (prove nothing)  ·  the $19,900 Upwork spend (lifetime, not this site)  ·  L.E.A.D. as a confirmed 404</w:t>
-            </w:r>
-          </w:p>
-        </w:tc>
-      </w:tr>
-    </w:tbl>
     <w:sectPr>
       <w:pgSz w:w="12240" w:h="15840"/>
       <w:pgMar w:top="1440" w:right="1440" w:bottom="1440" w:left="1440" w:header="720" w:footer="720" w:gutter="0"/>
@@ -3757,7 +3351,7 @@
     <w:rsid w:val="00FC693F"/>
     <w:rPr>
       <w:rFonts w:ascii="Arial" w:hAnsi="Arial" w:eastAsia="Arial"/>
-      <w:sz w:val="24"/>
+      <w:sz w:val="22"/>
     </w:rPr>
   </w:style>
   <w:style w:type="paragraph" w:styleId="Header">

--- a/microfrontend/upstander_international/artifacts/p3b_First_Video_Script_UpstanderInternational.docx
+++ b/microfrontend/upstander_international/artifacts/p3b_First_Video_Script_UpstanderInternational.docx
@@ -996,7 +996,7 @@
           <w:i w:val="0"/>
           <w:sz w:val="22"/>
         </w:rPr>
-        <w:t>📌 NOTE  If unwatched after 5–7 days, send this second, shorter wrapper — a different angle. Never a third.</w:t>
+        <w:t>📌 NOTE  If unwatched after 5–7 days, send this second, shorter wrapper — a different angle. Never a third. The WRAPPER is shorter; the VIDEO is the same one. An earlier draft said “recorded two minutes on it,” which advertises a second, shorter film that does not exist and makes the first message look like it was describing something else. Always say three minutes, in both wrappers.</w:t>
       </w:r>
     </w:p>
     <w:p>
@@ -1011,7 +1011,7 @@
           <w:i w:val="0"/>
           <w:sz w:val="24"/>
         </w:rPr>
-        <w:t>You tell people to subscribe, and twenty-five thousand have. I followed where that actually leads on your site, and recorded two minutes on it. Different angle from last time — still no pitch.</w:t>
+        <w:t>You tell people to subscribe, and twenty-five thousand have. I followed where that actually leads on your site — it’s the same three minutes I sent last week, different angle on why it matters. Still no pitch.</w:t>
       </w:r>
     </w:p>
     <w:p>
@@ -1111,7 +1111,7 @@
           <w:i w:val="0"/>
           <w:sz w:val="20"/>
         </w:rPr>
-        <w:t>Here’s the number. Sixteen students, total, across both courses, since June of last year. The one course price published on your site is a hundred and ninety-nine dollars — so, roughly three thousand dollars. That’s the lifetime total. One video of yours reaches more people in a day than both courses have enrolled in their life. You’ve said three books are coming this year. This gap is the ceiling on all three — and it doesn’t shrink as you grow, it scales with you.</w:t>
+        <w:t>Here’s the number. Sixteen students, total, across both courses, since June of last year. The one course price published on your site is a hundred and ninety-nine dollars — so, roughly three thousand dollars. That’s the lifetime total. One video of yours gets more views in a day than both courses have enrolled in their life. You’ve said three books are coming this year. This gap is the ceiling on all three — and it doesn’t shrink as you grow, it scales with you.</w:t>
       </w:r>
     </w:p>
     <w:p>
@@ -1125,7 +1125,7 @@
           <w:i w:val="0"/>
           <w:sz w:val="20"/>
         </w:rPr>
-        <w:t>You know the inside of this. I only see the outside. So tell me which one is really the bottleneck — the broken checkout, or the fact that nothing on your channel points to the course. If I’ve read this wrong, say so and I’ll leave it there.</w:t>
+        <w:t>You know the inside of this. I only see the outside. So tell me which one is really the bottleneck — the broken checkout, or the path from your channel to the course. If I’ve read this wrong, say so and I’ll leave it there.</w:t>
       </w:r>
     </w:p>
     <w:p>
@@ -1867,7 +1867,7 @@
           <w:i w:val="0"/>
           <w:sz w:val="24"/>
         </w:rPr>
-        <w:t>🎙 SPEAK  “Here’s the number. Sixteen students, total, across both courses, since June of last year. The one course price published on your site is a hundred and ninety-nine dollars — so, roughly three thousand dollars. That’s the lifetime total. One video of yours reaches more people in a day than both courses have enrolled in their life. You’ve said three books are coming this year. This gap is the ceiling on all three — and it doesn’t shrink as you grow, it scales with you.”</w:t>
+        <w:t>🎙 SPEAK  “Here’s the number. Sixteen students, total, across both courses, since June of last year. The one course price published on your site is a hundred and ninety-nine dollars — so, roughly three thousand dollars. That’s the lifetime total. One video of yours gets more views in a day than both courses have enrolled in their life. You’ve said three books are coming this year. This gap is the ceiling on all three — and it doesn’t shrink as you grow, it scales with you.”</w:t>
       </w:r>
     </w:p>
     <w:p>
@@ -1972,6 +1972,21 @@
           <w:i w:val="0"/>
           <w:sz w:val="22"/>
         </w:rPr>
+        <w:t>📌 NOTE  ⚠ VIEWS ARE NOT PEOPLE. The line says “gets more views in a day,” never “reaches more people.” p1f’s own caveat is explicit: 2,000–3,500 views is not 2,000–3,500 distinct humans, and a meaningful share are returning subscribers. The comparison survives either way — 2,000 views dwarfs 16 enrolments — so there is no reason to take the overstatement. Do not restore “reaches more people.”</w:t>
+      </w:r>
+    </w:p>
+    <w:p>
+      <w:pPr>
+        <w:spacing w:after="80"/>
+        <w:shd w:val="clear" w:color="auto" w:fill="FFF3CC"/>
+      </w:pPr>
+      <w:r>
+        <w:rPr>
+          <w:rFonts w:ascii="Arial" w:hAnsi="Arial" w:eastAsia="Arial"/>
+          <w:b w:val="0"/>
+          <w:i w:val="0"/>
+          <w:sz w:val="22"/>
+        </w:rPr>
         <w:t>📌 NOTE  Tone discipline: pressure the GOAL, never the character. No guilt, no shame, no comparison to a better-run peer.</w:t>
       </w:r>
     </w:p>
@@ -2048,7 +2063,7 @@
           <w:i w:val="0"/>
           <w:sz w:val="24"/>
         </w:rPr>
-        <w:t>🎙 SPEAK  “You know the inside of this. I only see the outside. So tell me which one is really the bottleneck — the broken checkout, or the fact that nothing on your channel points to the course. If I’ve read this wrong, say so and I’ll leave it there.”</w:t>
+        <w:t>🎙 SPEAK  “You know the inside of this. I only see the outside. So tell me which one is really the bottleneck — the broken checkout, or the path from your channel to the course. If I’ve read this wrong, say so and I’ll leave it there.”</w:t>
       </w:r>
     </w:p>
     <w:p>
@@ -2064,6 +2079,21 @@
           <w:sz w:val="22"/>
         </w:rPr>
         <w:t>📌 NOTE  PROOF-OF-COMPETENCE LINE: DELIBERATELY OMITTED. No real, specific, verifiable Dev8X result is present in any attached file — p4a_Business_Operations_Manual.docx.md documents the PROSPECT’s operations, not Dev8X’s. Per THE ONE PROOF OF COMPETENCE, a generic capability sentence (“this is the kind of operational gap we build systems to close”) is worse than silence: it is the one salesman sentence in an otherwise diagnostic piece. At this gate Abdul is selling diagnostic capability, and the preceding two minutes are the proof. If a real, nameable comparable build exists, add ONE sentence here — otherwise leave it out.</w:t>
+      </w:r>
+    </w:p>
+    <w:p>
+      <w:pPr>
+        <w:spacing w:after="80"/>
+        <w:shd w:val="clear" w:color="auto" w:fill="FFF3CC"/>
+      </w:pPr>
+      <w:r>
+        <w:rPr>
+          <w:rFonts w:ascii="Arial" w:hAnsi="Arial" w:eastAsia="Arial"/>
+          <w:b w:val="0"/>
+          <w:i w:val="0"/>
+          <w:sz w:val="22"/>
+        </w:rPr>
+        <w:t>📌 NOTE  ⚠ BEAT 3 / BEAT 5 CONSISTENCY — the reason this line reads “the path from your channel to the course” and NOT “the fact that nothing on your channel points to the course.” Beat 3 confesses “I don’t know whether a single video description has ever pointed at it,” and p0b’s cross-check marks the YouTube-to-course link OPEN and unverified. Asserting in Beat 5 the very thing Beat 3 said it could not see is the same contradiction the Decoupling rule exists to prevent — and it lands in the last sentence of the video, where it is most remembered. The neutral phrasing keeps the forced choice intact without claiming a fact Abdul does not have. Do not tighten it back.</w:t>
       </w:r>
     </w:p>
     <w:p>
@@ -2944,7 +2974,7 @@
           <w:i w:val="0"/>
           <w:sz w:val="21"/>
         </w:rPr>
-        <w:t>Beat 1: 43 · Beat 2: 99 · Beat 3: 85 · Beat 4: 84 · Beat 5: 48 — TOTAL 359 words. Target is 280–360. At a calm ~120 wpm this runs about 3.0 minutes, inside the 2–3 minute bar with room for the mandated pauses.</w:t>
+        <w:t>Beat 1: 43 · Beat 2: 99 · Beat 3: 85 · Beat 4: 84 · Beat 5: 45 — TOTAL 356 words. Target is 280–360. At a calm ~120 wpm this runs about 3.0 minutes, inside the 2–3 minute bar with room for the mandated pauses.</w:t>
       </w:r>
     </w:p>
     <w:p>

--- a/microfrontend/upstander_international/artifacts/p3b_First_Video_Script_UpstanderInternational.docx
+++ b/microfrontend/upstander_international/artifacts/p3b_First_Video_Script_UpstanderInternational.docx
@@ -43,7 +43,7 @@
           <w:color w:val="475569"/>
           <w:sz w:val="26"/>
         </w:rPr>
-        <w:t>Dev8X First-Touch Script — 2–3 Minute Recording</w:t>
+        <w:t>Dev8X First-Touch Script — 2–3 Minute Recording — REBUILT 2026-07-11</w:t>
       </w:r>
     </w:p>
     <w:p>
@@ -59,6 +59,49 @@
           <w:sz w:val="26"/>
         </w:rPr>
         <w:t>Abdul | July 2026</w:t>
+      </w:r>
+    </w:p>
+    <w:p>
+      <w:pPr>
+        <w:spacing w:after="80"/>
+        <w:shd w:val="clear" w:color="auto" w:fill="FDE2E2"/>
+      </w:pPr>
+      <w:r>
+        <w:rPr>
+          <w:rFonts w:ascii="Arial" w:hAnsi="Arial" w:eastAsia="Arial"/>
+          <w:b/>
+          <w:i w:val="0"/>
+          <w:sz w:val="24"/>
+        </w:rPr>
+        <w:t>⛔  THE ORIGINAL VIDEO (BUILT AROUND A BROKEN CHECKOUT) MUST NOT BE RECORDED. IT WAS SUPERSEDED 2026-07-11.</w:t>
+      </w:r>
+    </w:p>
+    <w:p>
+      <w:pPr>
+        <w:spacing w:after="160"/>
+      </w:pPr>
+      <w:r>
+        <w:rPr>
+          <w:rFonts w:ascii="Arial" w:hAnsi="Arial" w:eastAsia="Arial"/>
+          <w:b w:val="0"/>
+          <w:i w:val="0"/>
+          <w:sz w:val="21"/>
+        </w:rPr>
+        <w:t>The first version of this script opened on a live 404: Add to Cart on the R.E.A.Ch! course landing on “Page Not Found.” A live re-check of upstanderonline.com on 2026-07-11 — 52 days after the p1a scrape — found the checkout page, cart page, contact page, and R.E.A.Ch! course content page all now render working content. Decisive evidence, supplied by the client directly: a second Upwork job, “LMS Website Access Control &amp; Digital Learning Platform Optimization,” $225 fixed-price, posted 2026-07-08 — three days before this check — scoped explicitly to “course permissions, user access, and enrollment workflows,” with 1 hire already made. That is a live, paid, in-progress engagement on exactly the problem the original Beat 1 was going to open on. Recording that script would have meant confidently describing a bug the client is actively paying someone else to fix — the single most expensive failure this framework's QA gate exists to prevent. See p0a and p0b's matching 2026-07-11 addenda for the full row-by-row evidence. This document is the full rebuild, anchored only to what was verified live today.</w:t>
+      </w:r>
+    </w:p>
+    <w:p>
+      <w:pPr>
+        <w:spacing w:after="200"/>
+      </w:pPr>
+      <w:r>
+        <w:rPr>
+          <w:rFonts w:ascii="Arial" w:hAnsi="Arial" w:eastAsia="Arial"/>
+          <w:b w:val="0"/>
+          <w:i w:val="0"/>
+          <w:sz w:val="21"/>
+        </w:rPr>
+        <w:t>What survived the re-check, independently confirmed on both domains today: omekongo.com (his bio/brand site) runs a working newsletter that never mentions either course; upstanderonline.com (the commerce site) runs both courses with no working opt-in of its own — MailPoet still renders only an unconfigured shortcode. This is a different technical layer (front-end marketing links) from the one the new $225 job covers (backend enrollment permissions), so it is not at risk of being fixed out from under this script by that same engagement. It is the anchor for this rebuild.</w:t>
       </w:r>
     </w:p>
     <w:p>
@@ -101,7 +144,7 @@
           <w:i w:val="0"/>
           <w:sz w:val="21"/>
         </w:rPr>
-        <w:t>Specificity:  PASS — 4 problems traced to named public sources. (1) Add-to-Cart resolves to a “Page Not Found” page; (2) /contact/ returns an error; (3) no email opt-in exists on any of the 50 pages of upstanderonline.com; (4) 16 students across both courses, shown on his own public instructor profile.</w:t>
+        <w:t>Specificity:  PASS — 3+ problems traced to named public sources, all verified live 2026-07-11. (1) omekongo.com's newsletter never mentions either course; (2) upstanderonline.com's own opt-in page is still an unrendered MailPoet shortcode; (3) the L.E.A.D. corporate course page shows no description or modules and sits behind an unexplained access prompt.</w:t>
       </w:r>
     </w:p>
     <w:p>
@@ -115,7 +158,7 @@
           <w:i w:val="0"/>
           <w:sz w:val="21"/>
         </w:rPr>
-        <w:t>Bottleneck:  PASS — the broken purchase path is corroborated by 23 distinct error/empty pages across a 50-page capture, including /cart/, /account/, /contact/, and BOTH course detail pages. Not a single weak signal.</w:t>
+        <w:t>Bottleneck:  PASS — the domain split is independently confirmed on both properties today, by direct navigation, not inference. Not a single weak signal.</w:t>
       </w:r>
     </w:p>
     <w:p>
@@ -129,7 +172,7 @@
           <w:i w:val="0"/>
           <w:sz w:val="21"/>
         </w:rPr>
-        <w:t>Stakes number:  PASS (L2, labelled) — ~$3,184 lifetime course revenue. Built only from observables: 16 enrolled (public instructor page) × $199 (the one course price published on the site). See the Decoupling Check in Internal Notes.</w:t>
+        <w:t>Stakes number:  Trap 2 applies — NO defensible L1/L2 dollar figure exists (the prior enrollment count is retracted; see below). Per the framework's own rule, a directional volume statement is used instead, and no figure is invented. See the Decoupling Check in Internal Notes.</w:t>
       </w:r>
     </w:p>
     <w:p>
@@ -143,7 +186,7 @@
           <w:i w:val="0"/>
           <w:sz w:val="21"/>
         </w:rPr>
-        <w:t>Version guard:  PASS — p3a_New_Output_Report.html confirmed TRIMMED. Its &lt;body&gt; contains hero, outcome, problem table, research transparency, future-risk cards, reply-ask CTA, footer. NO solution cards, NO ROI dashboard, NO build timeline, NO “Watch the Demo” button. (The stylesheet retains unused .sol-card/.roi-stat/.timeline-strip rules, but no such elements render.)</w:t>
+        <w:t>Version guard:  PASS — p3a_New_Output_Report.html was rebuilt 2026-07-11 alongside this script. Its &lt;body&gt; contains hero, outcome, problem table, research transparency, future-risk cards, reply-ask CTA, footer. NO solution cards, NO ROI dashboard, NO build timeline, NO price of any kind, NO reference to the client's Upwork spend or hire count anywhere in the client-facing text.</w:t>
       </w:r>
     </w:p>
     <w:p>
@@ -171,7 +214,7 @@
           <w:i w:val="0"/>
           <w:sz w:val="22"/>
         </w:rPr>
-        <w:t>⛔  BLOCKING PRE-RECORD ACTION — live re-verification required</w:t>
+        <w:t>⛔  BLOCKING PRE-RECORD ACTION — live re-verification required, again, on the day of recording</w:t>
       </w:r>
     </w:p>
     <w:p>
@@ -185,7 +228,7 @@
           <w:i w:val="0"/>
           <w:sz w:val="21"/>
         </w:rPr>
-        <w:t>p1a_Website.md was captured 2026-05-21 — roughly seven weeks before this script. Per p1e_Job_Posting.md, Dr. Dibinga has 2 hires made and 3 active contracts on a website job posted 2026-03-07. The site may have been repaired since the capture. Beat 1 stakes the entire video on a live 404. On the day of recording, Abdul must personally re-verify, in a clean browser session: (a) Add to Cart on the R.E.A.Ch! course still lands on a Page Not Found; (b) upstanderonline.com/contact/ still errors; (c) no email opt-in has appeared. If ANY has been fixed, do not record — the cold open must be re-cut. Confidently describing a bug the client just paid to fix is the single most expensive failure available here.</w:t>
+        <w:t>This script is anchored to a live check performed 2026-07-11. The site is under confirmed, active, paid development (1 hire made 3 days before this check, on a job explicitly targeting enrollment/access — a different layer than this script's anchor, but the general rate of change on this site is now established as fast). On the day of recording, Abdul must personally re-verify, in a clean browser: (a) omekongo.com's newsletter section still makes no mention of either course; (b) upstanderonline.com's MailPoet/opt-in page still fails to render a working form. If EITHER has changed, do not record — return to research and rebuild again rather than record on stale findings. This is now the second time this exact failure mode has occurred on this prospect in under two months; treat any further delay before recording as another likely site-drift event, not a formality.</w:t>
       </w:r>
     </w:p>
     <w:p>
@@ -214,7 +257,7 @@
           <w:i/>
           <w:sz w:val="20"/>
         </w:rPr>
-        <w:t>Re-verified against the raw p1* research files in this run. NOTHING in the final script is spoken as a verbatim quotation of the prospect — row 1 was downgraded to an attributed requirement after checking the source. Every other line is a fact stated in Abdul's own words.</w:t>
+        <w:t>Re-verified live on 2026-07-11, not against the stale p1a scrape. Nothing in this script is spoken as a verbatim quotation of the prospect; every line is a fact Abdul states in his own words, sourced to what he found today.</w:t>
       </w:r>
     </w:p>
     <w:tbl>
@@ -232,7 +275,7 @@
       <w:tr>
         <w:tc>
           <w:tcPr>
-            <w:tcW w:type="dxa" w:w="2880"/>
+            <w:tcW w:type="dxa" w:w="3096"/>
           </w:tcPr>
           <w:p>
             <w:pPr>
@@ -252,7 +295,7 @@
         </w:tc>
         <w:tc>
           <w:tcPr>
-            <w:tcW w:type="dxa" w:w="4752"/>
+            <w:tcW w:type="dxa" w:w="4608"/>
           </w:tcPr>
           <w:p>
             <w:pPr>
@@ -266,13 +309,13 @@
                 <w:color w:val="FFFFFF"/>
                 <w:sz w:val="18"/>
               </w:rPr>
-              <w:t>Raw source — verified this run</w:t>
+              <w:t>Source — verified live 2026-07-11</w:t>
             </w:r>
           </w:p>
         </w:tc>
         <w:tc>
           <w:tcPr>
-            <w:tcW w:type="dxa" w:w="1368"/>
+            <w:tcW w:type="dxa" w:w="1296"/>
           </w:tcPr>
           <w:p>
             <w:pPr>
@@ -294,7 +337,7 @@
       <w:tr>
         <w:tc>
           <w:tcPr>
-            <w:tcW w:type="dxa" w:w="2880"/>
+            <w:tcW w:type="dxa" w:w="3096"/>
           </w:tcPr>
           <w:p>
             <w:r/>
@@ -303,13 +346,13 @@
                 <w:rFonts w:ascii="Arial" w:hAnsi="Arial"/>
                 <w:sz w:val="17"/>
               </w:rPr>
-              <w:t>“you asked for a site that performs — not one that just looks good” (attributed REQUIREMENT, not a quote)</w:t>
+              <w:t>Newsletter lives on omekongo.com, never mentions either course</w:t>
             </w:r>
           </w:p>
         </w:tc>
         <w:tc>
           <w:tcPr>
-            <w:tcW w:type="dxa" w:w="4752"/>
+            <w:tcW w:type="dxa" w:w="4608"/>
           </w:tcPr>
           <w:p>
             <w:r/>
@@ -318,13 +361,13 @@
                 <w:rFonts w:ascii="Arial" w:hAnsi="Arial"/>
                 <w:sz w:val="17"/>
               </w:rPr>
-              <w:t>p1e_Job_Posting.md · Role Summary · line 19 · “one that performs, not just looks good”. ⚠ p1e is a third-person SUMMARY of the posting (“The hired designer will build…”), not raw client text. The requirement is his; the sentence may be the summariser’s. Script therefore says “you asked for,” never “you wrote.”</w:t>
+              <w:t>Live fetch of omekongo.com — working “Subscribe to UPstander News” newsletter section; no mention of R.E.A.Ch! or L.E.A.D. anywhere on the page</w:t>
             </w:r>
           </w:p>
         </w:tc>
         <w:tc>
           <w:tcPr>
-            <w:tcW w:type="dxa" w:w="1368"/>
+            <w:tcW w:type="dxa" w:w="1296"/>
           </w:tcPr>
           <w:p>
             <w:r/>
@@ -333,7 +376,7 @@
                 <w:rFonts w:ascii="Arial" w:hAnsi="Arial"/>
                 <w:sz w:val="17"/>
               </w:rPr>
-              <w:t>⚠ downgraded</w:t>
+              <w:t>✅ verified live</w:t>
             </w:r>
           </w:p>
         </w:tc>
@@ -341,7 +384,7 @@
       <w:tr>
         <w:tc>
           <w:tcPr>
-            <w:tcW w:type="dxa" w:w="2880"/>
+            <w:tcW w:type="dxa" w:w="3096"/>
           </w:tcPr>
           <w:p>
             <w:r/>
@@ -350,13 +393,13 @@
                 <w:rFonts w:ascii="Arial" w:hAnsi="Arial"/>
                 <w:sz w:val="17"/>
               </w:rPr>
-              <w:t>Add to Cart → “Page Not Found”</w:t>
+              <w:t>R.E.A.Ch! course lives on upstanderonline.com, priced $199</w:t>
             </w:r>
           </w:p>
         </w:tc>
         <w:tc>
           <w:tcPr>
-            <w:tcW w:type="dxa" w:w="4752"/>
+            <w:tcW w:type="dxa" w:w="4608"/>
           </w:tcPr>
           <w:p>
             <w:r/>
@@ -365,13 +408,154 @@
                 <w:rFonts w:ascii="Arial" w:hAnsi="Arial"/>
                 <w:sz w:val="17"/>
               </w:rPr>
-              <w:t>p1a_Website.md · §37 &amp; §48 · url .../?product_added_to_cart=183&amp;quantity=1 · titled “Page Not Found”</w:t>
+              <w:t>Live fetch of the R.E.A.Ch! product page — full 8-module breakdown, 3 testimonials, “Price: $199.00”</w:t>
             </w:r>
           </w:p>
         </w:tc>
         <w:tc>
           <w:tcPr>
-            <w:tcW w:type="dxa" w:w="1368"/>
+            <w:tcW w:type="dxa" w:w="1296"/>
+          </w:tcPr>
+          <w:p>
+            <w:r/>
+            <w:r>
+              <w:rPr>
+                <w:rFonts w:ascii="Arial" w:hAnsi="Arial"/>
+                <w:sz w:val="17"/>
+              </w:rPr>
+              <w:t>✅ verified live</w:t>
+            </w:r>
+          </w:p>
+        </w:tc>
+      </w:tr>
+      <w:tr>
+        <w:tc>
+          <w:tcPr>
+            <w:tcW w:type="dxa" w:w="3096"/>
+          </w:tcPr>
+          <w:p>
+            <w:r/>
+            <w:r>
+              <w:rPr>
+                <w:rFonts w:ascii="Arial" w:hAnsi="Arial"/>
+                <w:sz w:val="17"/>
+              </w:rPr>
+              <w:t>No link between the two properties</w:t>
+            </w:r>
+          </w:p>
+        </w:tc>
+        <w:tc>
+          <w:tcPr>
+            <w:tcW w:type="dxa" w:w="4608"/>
+          </w:tcPr>
+          <w:p>
+            <w:r/>
+            <w:r>
+              <w:rPr>
+                <w:rFonts w:ascii="Arial" w:hAnsi="Arial"/>
+                <w:sz w:val="17"/>
+              </w:rPr>
+              <w:t>Live fetch of both domains; omekongo.com nav (About, Speaking, Courses [external link only], Meeting Professionals, Press &amp; Media, Blog, Podcast, Books &amp; Music) has no direct course mention beyond a bare external link</w:t>
+            </w:r>
+          </w:p>
+        </w:tc>
+        <w:tc>
+          <w:tcPr>
+            <w:tcW w:type="dxa" w:w="1296"/>
+          </w:tcPr>
+          <w:p>
+            <w:r/>
+            <w:r>
+              <w:rPr>
+                <w:rFonts w:ascii="Arial" w:hAnsi="Arial"/>
+                <w:sz w:val="17"/>
+              </w:rPr>
+              <w:t>✅ verified live</w:t>
+            </w:r>
+          </w:p>
+        </w:tc>
+      </w:tr>
+      <w:tr>
+        <w:tc>
+          <w:tcPr>
+            <w:tcW w:type="dxa" w:w="3096"/>
+          </w:tcPr>
+          <w:p>
+            <w:r/>
+            <w:r>
+              <w:rPr>
+                <w:rFonts w:ascii="Arial" w:hAnsi="Arial"/>
+                <w:sz w:val="17"/>
+              </w:rPr>
+              <w:t>upstanderonline.com's own signup is a placeholder, not a form</w:t>
+            </w:r>
+          </w:p>
+        </w:tc>
+        <w:tc>
+          <w:tcPr>
+            <w:tcW w:type="dxa" w:w="4608"/>
+          </w:tcPr>
+          <w:p>
+            <w:r/>
+            <w:r>
+              <w:rPr>
+                <w:rFonts w:ascii="Arial" w:hAnsi="Arial"/>
+                <w:sz w:val="17"/>
+              </w:rPr>
+              <w:t>Live fetch of /?mailpoet_page=subscriptions — renders only the heading “MailPoet Page” and the unrendered shortcode text [mailpoet_page]</w:t>
+            </w:r>
+          </w:p>
+        </w:tc>
+        <w:tc>
+          <w:tcPr>
+            <w:tcW w:type="dxa" w:w="1296"/>
+          </w:tcPr>
+          <w:p>
+            <w:r/>
+            <w:r>
+              <w:rPr>
+                <w:rFonts w:ascii="Arial" w:hAnsi="Arial"/>
+                <w:sz w:val="17"/>
+              </w:rPr>
+              <w:t>✅ verified live</w:t>
+            </w:r>
+          </w:p>
+        </w:tc>
+      </w:tr>
+      <w:tr>
+        <w:tc>
+          <w:tcPr>
+            <w:tcW w:type="dxa" w:w="3096"/>
+          </w:tcPr>
+          <w:p>
+            <w:r/>
+            <w:r>
+              <w:rPr>
+                <w:rFonts w:ascii="Arial" w:hAnsi="Arial"/>
+                <w:sz w:val="17"/>
+              </w:rPr>
+              <w:t>Posts almost every day; 25,000 subscribers</w:t>
+            </w:r>
+          </w:p>
+        </w:tc>
+        <w:tc>
+          <w:tcPr>
+            <w:tcW w:type="dxa" w:w="4608"/>
+          </w:tcPr>
+          <w:p>
+            <w:r/>
+            <w:r>
+              <w:rPr>
+                <w:rFonts w:ascii="Arial" w:hAnsi="Arial"/>
+                <w:sz w:val="17"/>
+              </w:rPr>
+              <w:t>p1f_Youtube_Owner.md · frontmatter lines 6–8 · manually verified 2026-07-09 (external to the website; unaffected by site changes)</w:t>
+            </w:r>
+          </w:p>
+        </w:tc>
+        <w:tc>
+          <w:tcPr>
+            <w:tcW w:type="dxa" w:w="1296"/>
           </w:tcPr>
           <w:p>
             <w:r/>
@@ -388,7 +572,7 @@
       <w:tr>
         <w:tc>
           <w:tcPr>
-            <w:tcW w:type="dxa" w:w="2880"/>
+            <w:tcW w:type="dxa" w:w="3096"/>
           </w:tcPr>
           <w:p>
             <w:r/>
@@ -397,13 +581,13 @@
                 <w:rFonts w:ascii="Arial" w:hAnsi="Arial"/>
                 <w:sz w:val="17"/>
               </w:rPr>
-              <w:t>Contact page returns an error</w:t>
+              <w:t>“two to three thousand views a video”</w:t>
             </w:r>
           </w:p>
         </w:tc>
         <w:tc>
           <w:tcPr>
-            <w:tcW w:type="dxa" w:w="4752"/>
+            <w:tcW w:type="dxa" w:w="4608"/>
           </w:tcPr>
           <w:p>
             <w:r/>
@@ -412,13 +596,13 @@
                 <w:rFonts w:ascii="Arial" w:hAnsi="Arial"/>
                 <w:sz w:val="17"/>
               </w:rPr>
-              <w:t>p1a_Website.md · §33 · url /contact/ · type: error</w:t>
+              <w:t>p1f_Youtube_Owner.md · frontmatter line 8 and Key Metrics table · “Views per video (typical range): 2,000–3,500 · Direct channel review.” L1 Sourced per p0a §8 (“Lead — daily, compounding exposure”). The wider ~912,500-annual-views figure is a SEPARATE, L2 Estimated derivation and is NOT used here — only the raw per-video range is spoken, which needs no [Estimated] hedge.</w:t>
             </w:r>
           </w:p>
         </w:tc>
         <w:tc>
           <w:tcPr>
-            <w:tcW w:type="dxa" w:w="1368"/>
+            <w:tcW w:type="dxa" w:w="1296"/>
           </w:tcPr>
           <w:p>
             <w:r/>
@@ -435,7 +619,7 @@
       <w:tr>
         <w:tc>
           <w:tcPr>
-            <w:tcW w:type="dxa" w:w="2880"/>
+            <w:tcW w:type="dxa" w:w="3096"/>
           </w:tcPr>
           <w:p>
             <w:r/>
@@ -444,13 +628,13 @@
                 <w:rFonts w:ascii="Arial" w:hAnsi="Arial"/>
                 <w:sz w:val="17"/>
               </w:rPr>
-              <w:t>Fifty pages, nowhere to leave an email address</w:t>
+              <w:t>“three books are coming this year” (scale event, Rule 4)</w:t>
             </w:r>
           </w:p>
         </w:tc>
         <w:tc>
           <w:tcPr>
-            <w:tcW w:type="dxa" w:w="4752"/>
+            <w:tcW w:type="dxa" w:w="4608"/>
           </w:tcPr>
           <w:p>
             <w:r/>
@@ -459,13 +643,13 @@
                 <w:rFonts w:ascii="Arial" w:hAnsi="Arial"/>
                 <w:sz w:val="17"/>
               </w:rPr>
-              <w:t>p1a_Website.md · 50 page sections; grep for opt-in/subscribe/newsletter returns only an INSTRUCTOR registration form and an account signup — no lead-capture opt-in</w:t>
+              <w:t>p1c_Linkedin_Owner.md · Post 17 · line 265 · “this is one of THREE books I have coming out this year”</w:t>
             </w:r>
           </w:p>
         </w:tc>
         <w:tc>
           <w:tcPr>
-            <w:tcW w:type="dxa" w:w="1368"/>
+            <w:tcW w:type="dxa" w:w="1296"/>
           </w:tcPr>
           <w:p>
             <w:r/>
@@ -482,242 +666,7 @@
       <w:tr>
         <w:tc>
           <w:tcPr>
-            <w:tcW w:type="dxa" w:w="2880"/>
-          </w:tcPr>
-          <w:p>
-            <w:r/>
-            <w:r>
-              <w:rPr>
-                <w:rFonts w:ascii="Arial" w:hAnsi="Arial"/>
-                <w:sz w:val="17"/>
-              </w:rPr>
-              <w:t>Posts to the channel almost every day; 25,000 subscribers</w:t>
-            </w:r>
-          </w:p>
-        </w:tc>
-        <w:tc>
-          <w:tcPr>
-            <w:tcW w:type="dxa" w:w="4752"/>
-          </w:tcPr>
-          <w:p>
-            <w:r/>
-            <w:r>
-              <w:rPr>
-                <w:rFonts w:ascii="Arial" w:hAnsi="Arial"/>
-                <w:sz w:val="17"/>
-              </w:rPr>
-              <w:t>p1f_Youtube_Owner.md · frontmatter lines 6–8 · manually verified 2026-07-09</w:t>
-            </w:r>
-          </w:p>
-        </w:tc>
-        <w:tc>
-          <w:tcPr>
-            <w:tcW w:type="dxa" w:w="1368"/>
-          </w:tcPr>
-          <w:p>
-            <w:r/>
-            <w:r>
-              <w:rPr>
-                <w:rFonts w:ascii="Arial" w:hAnsi="Arial"/>
-                <w:sz w:val="17"/>
-              </w:rPr>
-              <w:t>✅ verified</w:t>
-            </w:r>
-          </w:p>
-        </w:tc>
-      </w:tr>
-      <w:tr>
-        <w:tc>
-          <w:tcPr>
-            <w:tcW w:type="dxa" w:w="2880"/>
-          </w:tcPr>
-          <w:p>
-            <w:r/>
-            <w:r>
-              <w:rPr>
-                <w:rFonts w:ascii="Arial" w:hAnsi="Arial"/>
-                <w:sz w:val="17"/>
-              </w:rPr>
-              <w:t>On LinkedIn he points people to the channel and says to subscribe</w:t>
-            </w:r>
-          </w:p>
-        </w:tc>
-        <w:tc>
-          <w:tcPr>
-            <w:tcW w:type="dxa" w:w="4752"/>
-          </w:tcPr>
-          <w:p>
-            <w:r/>
-            <w:r>
-              <w:rPr>
-                <w:rFonts w:ascii="Arial" w:hAnsi="Arial"/>
-                <w:sz w:val="17"/>
-              </w:rPr>
-              <w:t>p1c_Linkedin_Owner.md · Post 27 · line 429 · “definitely subscribe”; Post 11 · line 197 · “please head there to follow”</w:t>
-            </w:r>
-          </w:p>
-        </w:tc>
-        <w:tc>
-          <w:tcPr>
-            <w:tcW w:type="dxa" w:w="1368"/>
-          </w:tcPr>
-          <w:p>
-            <w:r/>
-            <w:r>
-              <w:rPr>
-                <w:rFonts w:ascii="Arial" w:hAnsi="Arial"/>
-                <w:sz w:val="17"/>
-              </w:rPr>
-              <w:t>✅ verified</w:t>
-            </w:r>
-          </w:p>
-        </w:tc>
-      </w:tr>
-      <w:tr>
-        <w:tc>
-          <w:tcPr>
-            <w:tcW w:type="dxa" w:w="2880"/>
-          </w:tcPr>
-          <w:p>
-            <w:r/>
-            <w:r>
-              <w:rPr>
-                <w:rFonts w:ascii="Arial" w:hAnsi="Arial"/>
-                <w:sz w:val="17"/>
-              </w:rPr>
-              <w:t>Sixteen students, across both courses, since June of last year</w:t>
-            </w:r>
-          </w:p>
-        </w:tc>
-        <w:tc>
-          <w:tcPr>
-            <w:tcW w:type="dxa" w:w="4752"/>
-          </w:tcPr>
-          <w:p>
-            <w:r/>
-            <w:r>
-              <w:rPr>
-                <w:rFonts w:ascii="Arial" w:hAnsi="Arial"/>
-                <w:sz w:val="17"/>
-              </w:rPr>
-              <w:t>p1a_Website.md · line 164 · “Lists 1 instructor — Omekongo, 2 courses, 16 students, joined June 16, 2025.”</w:t>
-            </w:r>
-          </w:p>
-        </w:tc>
-        <w:tc>
-          <w:tcPr>
-            <w:tcW w:type="dxa" w:w="1368"/>
-          </w:tcPr>
-          <w:p>
-            <w:r/>
-            <w:r>
-              <w:rPr>
-                <w:rFonts w:ascii="Arial" w:hAnsi="Arial"/>
-                <w:sz w:val="17"/>
-              </w:rPr>
-              <w:t>✅ verified</w:t>
-            </w:r>
-          </w:p>
-        </w:tc>
-      </w:tr>
-      <w:tr>
-        <w:tc>
-          <w:tcPr>
-            <w:tcW w:type="dxa" w:w="2880"/>
-          </w:tcPr>
-          <w:p>
-            <w:r/>
-            <w:r>
-              <w:rPr>
-                <w:rFonts w:ascii="Arial" w:hAnsi="Arial"/>
-                <w:sz w:val="17"/>
-              </w:rPr>
-              <w:t>The one course price published on the site is $199</w:t>
-            </w:r>
-          </w:p>
-        </w:tc>
-        <w:tc>
-          <w:tcPr>
-            <w:tcW w:type="dxa" w:w="4752"/>
-          </w:tcPr>
-          <w:p>
-            <w:r/>
-            <w:r>
-              <w:rPr>
-                <w:rFonts w:ascii="Arial" w:hAnsi="Arial"/>
-                <w:sz w:val="17"/>
-              </w:rPr>
-              <w:t>p1a_Website.md · line 385 · R.E.A.Ch! product page · “Price: $199.00”. L.E.A.D. detail pages (§19, §38, §44) are error/empty — no price rendered.</w:t>
-            </w:r>
-          </w:p>
-        </w:tc>
-        <w:tc>
-          <w:tcPr>
-            <w:tcW w:type="dxa" w:w="1368"/>
-          </w:tcPr>
-          <w:p>
-            <w:r/>
-            <w:r>
-              <w:rPr>
-                <w:rFonts w:ascii="Arial" w:hAnsi="Arial"/>
-                <w:sz w:val="17"/>
-              </w:rPr>
-              <w:t>✅ verified</w:t>
-            </w:r>
-          </w:p>
-        </w:tc>
-      </w:tr>
-      <w:tr>
-        <w:tc>
-          <w:tcPr>
-            <w:tcW w:type="dxa" w:w="2880"/>
-          </w:tcPr>
-          <w:p>
-            <w:r/>
-            <w:r>
-              <w:rPr>
-                <w:rFonts w:ascii="Arial" w:hAnsi="Arial"/>
-                <w:sz w:val="17"/>
-              </w:rPr>
-              <w:t>“three books are coming this year” (scale event, Rule 4)</w:t>
-            </w:r>
-          </w:p>
-        </w:tc>
-        <w:tc>
-          <w:tcPr>
-            <w:tcW w:type="dxa" w:w="4752"/>
-          </w:tcPr>
-          <w:p>
-            <w:r/>
-            <w:r>
-              <w:rPr>
-                <w:rFonts w:ascii="Arial" w:hAnsi="Arial"/>
-                <w:sz w:val="17"/>
-              </w:rPr>
-              <w:t>p1c_Linkedin_Owner.md · Post 17 · line 265 · “this is one of THREE books I have coming out this year”</w:t>
-            </w:r>
-          </w:p>
-        </w:tc>
-        <w:tc>
-          <w:tcPr>
-            <w:tcW w:type="dxa" w:w="1368"/>
-          </w:tcPr>
-          <w:p>
-            <w:r/>
-            <w:r>
-              <w:rPr>
-                <w:rFonts w:ascii="Arial" w:hAnsi="Arial"/>
-                <w:sz w:val="17"/>
-              </w:rPr>
-              <w:t>✅ verified</w:t>
-            </w:r>
-          </w:p>
-        </w:tc>
-      </w:tr>
-      <w:tr>
-        <w:tc>
-          <w:tcPr>
-            <w:tcW w:type="dxa" w:w="2880"/>
+            <w:tcW w:type="dxa" w:w="3096"/>
           </w:tcPr>
           <w:p>
             <w:r/>
@@ -732,7 +681,7 @@
         </w:tc>
         <w:tc>
           <w:tcPr>
-            <w:tcW w:type="dxa" w:w="4752"/>
+            <w:tcW w:type="dxa" w:w="4608"/>
           </w:tcPr>
           <w:p>
             <w:r/>
@@ -747,7 +696,7 @@
         </w:tc>
         <w:tc>
           <w:tcPr>
-            <w:tcW w:type="dxa" w:w="1368"/>
+            <w:tcW w:type="dxa" w:w="1296"/>
           </w:tcPr>
           <w:p>
             <w:r/>
@@ -789,7 +738,7 @@
           <w:i w:val="0"/>
           <w:sz w:val="21"/>
         </w:rPr>
-        <w:t>Confirmed by content, not by post number. Every post p0a/p0b relies on still resolves in p1c by distinctive phrase: Post 17 (“THREE books”), Post 1 (AARP “World Culture Day”), Post 28 (Berkeley Carroll), Post 29 (Montgomery County Community College), Posts 14–16 (“Lies About Black People” paperback), Posts 11 &amp; 27 (channel referrals), Posts 23 &amp; 26 (Special Needs Network). No drift in the LinkedIn corpus.</w:t>
+        <w:t>Confirmed by content, not by post number. The LinkedIn posts this script relies on (Post 17 “THREE books,” Post 27/“O.D. Thee MC” channel referrals) are unaffected by the website changes — they are a separate research surface and have not drifted. The WEBSITE surface (p1a_Website.md, scraped 2026-05-21) is the one that drifted, which is the entire reason this document exists.</w:t>
       </w:r>
     </w:p>
     <w:p>
@@ -804,7 +753,7 @@
           <w:i w:val="0"/>
           <w:sz w:val="22"/>
         </w:rPr>
-        <w:t>⚠  THREE DERIVED-ARTIFACT DEFECTS FOUND — all corrected before writing</w:t>
+        <w:t>⚠  FOUR DERIVED-ARTIFACT DEFECTS FOUND ACROSS THE FULL RESEARCH LIFECYCLE — all corrected before writing</w:t>
       </w:r>
     </w:p>
     <w:p>
@@ -818,7 +767,7 @@
           <w:i w:val="0"/>
           <w:sz w:val="21"/>
         </w:rPr>
-        <w:t>1. The “6,000+ students in one speaking year” figure is NOT current. p0a §8 ranks it an L1 hero metric and §10 calls it a personally-built audience; but the source (p1a_Website.md line 908, blog “The Future of Youth: What 6,000 Students Just Taught Me”) sits at url omekongo.com/2014/01/… and describes the Aaron Rodgers / Raise Hope for Congo rally at UW-Madison — circa 2011. It is a twelve-year-old figure. p0b’s own Proof Ledger anticipates the objection (“That 6,000 number is from years ago”). It is EXCLUDED from this script. Speaking it to the man who lived it would end the relationship in one sentence.</w:t>
+        <w:t>1. The “6,000+ students in one speaking year” figure was never current. It traces to a January 2014 blog post (p1a_Website.md line 908) describing a 2011-era rally — twelve years old. EXCLUDED from every version of this script.</w:t>
       </w:r>
     </w:p>
     <w:p>
@@ -832,7 +781,21 @@
           <w:i w:val="0"/>
           <w:sz w:val="21"/>
         </w:rPr>
-        <w:t>2. “16 students” is platform-wide across TWO courses, not 16 R.E.A.Ch! buyers. p1a line 164 reads “2 courses, 16 students.” p0a §8’s hero metric (“16 students enrolled on a $199 course”) drifted. Consequently 16 × $199 is an ASSUMPTION, not arithmetic on two L1 facts — it is L2 and is spoken with its assumption stated. The p3a brief has been corrected to match.</w:t>
+        <w:t>2. The “16 students” enrollment figure, already downgraded to L2 in the prior version of this script, is now RETRACTED ENTIRELY. Live re-check of the instructor page on 2026-07-11 found two unlabeled numbers with no “students” label resolving. It cannot be spoken at any confidence level until a human confirms the current figure directly in a browser.</w:t>
+      </w:r>
+    </w:p>
+    <w:p>
+      <w:pPr>
+        <w:spacing w:after="80"/>
+      </w:pPr>
+      <w:r>
+        <w:rPr>
+          <w:rFonts w:ascii="Arial" w:hAnsi="Arial" w:eastAsia="Arial"/>
+          <w:b w:val="0"/>
+          <w:i w:val="0"/>
+          <w:sz w:val="21"/>
+        </w:rPr>
+        <w:t>3. A ~$49,750 L3-proxy stakes figure, and later a ~$3,184 L2 lifetime-revenue figure built from the now-retracted enrollment count, were both used in earlier versions of this deliverable and are both EXCLUDED here. No dollar stakes figure is spoken in this version — Trap 2 (no defensible L1/L2 figure) applies, and the framework's own rule is to use a directional volume statement rather than invent one.</w:t>
       </w:r>
     </w:p>
     <w:p>
@@ -846,7 +809,7 @@
           <w:i w:val="0"/>
           <w:sz w:val="21"/>
         </w:rPr>
-        <w:t>3. p3a’s previous “~$49,750 [Estimated]” stakes figure was derived from the 1% solo-educator conversion benchmark — an L3 Proxy that p0a §8 marks “NEVER in headlines” and p0b line 99 excludes from all Proof Ledger claims. Beat 3 films that exact table, so it would have leaked a larger, indefensible number on screen beside the one spoken. The p3a callout has been rewritten to the L1/L2 $3,184 framing this script uses. Brief and video now state one number, and the same one.</w:t>
+        <w:t>4. THE ENTIRE ORIGINAL BOTTLENECK (broken checkout) is superseded, detailed in full at the top of this document. This is not a metric-level drift like defects 1–3 — it is the primary claim of the whole video turning out to be unconfirmable, live, mid-pipeline, after a full script and QA gate had already been built and passed once. The lesson for this account specifically: re-verify the live site immediately before every future deliverable, not just before recording.</w:t>
       </w:r>
     </w:p>
     <w:p>
@@ -906,7 +869,7 @@
           <w:i w:val="0"/>
           <w:sz w:val="22"/>
         </w:rPr>
-        <w:t>📌 NOTE  THE HOOK POSES THE LOOP; THE VIDEO CLOSES IT. The first ~7 words are all LinkedIn shows in the inbox row and the push notification, so they must earn the open — but they must NOT name the finding, and they must NEVER put Abdul in the role of a customer.</w:t>
+        <w:t>📌 NOTE  The first ~7 words are all LinkedIn shows in the inbox row and push notification. The hook must earn the open without naming the finding, and must not touch the enrollment/checkout domain at all — that layer is under active paid repair right now, and even an accurate-sounding reference to it risks landing wrong if it changes again before he reads the message.</w:t>
       </w:r>
     </w:p>
     <w:p>
@@ -921,7 +884,22 @@
           <w:i w:val="0"/>
           <w:sz w:val="22"/>
         </w:rPr>
-        <w:t>📌 NOTE  ⚠ TWO REJECTED DRAFTS, AND WHY — do not reintroduce either. (1) “Your Add to Cart goes to Page Not Found” hands over the whole diagnosis, so nothing is left to watch; it is a bug report, whose natural reply is “thanks, I’ll pass it to my developer,” ending the thread with him grateful and gone; and it tells a man who posted a job about his broken site in March something he has known for four months, while touching the one nerve p0a §10 says sinks the deal. (2) “I clicked Add to Cart on your R.E.A.Ch! course” IMPERSONATES A BUYER. In a bare preview it reads as a customer stuck at checkout — so he opens it expecting a sale and finds a stranger pitching him. That is a bait-and-switch in the first seven words, and no amount of Beat 3 honesty recovers from it.</w:t>
+        <w:t>📌 NOTE  The hook below asks about NAVIGATION between two things he owns, not about a PURCHASE. This sidesteps the LMS/enrollment domain entirely — a permissions-and-access freelancer would never touch front-end marketing links between two separate WordPress sites, so this finding cannot be fixed out from under the message the way the checkout finding already was once.</w:t>
+      </w:r>
+    </w:p>
+    <w:p>
+      <w:pPr>
+        <w:spacing w:after="120"/>
+        <w:shd w:val="clear" w:color="auto" w:fill="eef2ff"/>
+      </w:pPr>
+      <w:r>
+        <w:rPr>
+          <w:rFonts w:ascii="Arial" w:hAnsi="Arial" w:eastAsia="Arial"/>
+          <w:b w:val="0"/>
+          <w:i w:val="0"/>
+          <w:sz w:val="24"/>
+        </w:rPr>
+        <w:t>Where does your newsletter send someone who wants your course? I looked, and it doesn’t quite get there — on either of your two sites. You’ve seen my name in your comments a few times; I run a small dev studio, Dev8X. Three minutes on what I found, no pitch; tell me if I’ve read it wrong.</w:t>
       </w:r>
     </w:p>
     <w:p>
@@ -936,7 +914,37 @@
           <w:i w:val="0"/>
           <w:sz w:val="22"/>
         </w:rPr>
-        <w:t>📌 NOTE  The hook below is a QUESTION about his operation, and the body makes clear Abdul walked the buyer’s path as an auditor, never as a buyer. It names nothing, reveals nothing, flatters nothing, and cannot be answered with “I’ve already hired someone.”</w:t>
+        <w:t>📌 NOTE  Rule 11 compliance: no hours figure, no “built specially for you,” no narration of effort. The personalised brief carries the effort silently.</w:t>
+      </w:r>
+    </w:p>
+    <w:p>
+      <w:pPr>
+        <w:spacing w:after="80"/>
+        <w:shd w:val="clear" w:color="auto" w:fill="FFF3CC"/>
+      </w:pPr>
+      <w:r>
+        <w:rPr>
+          <w:rFonts w:ascii="Arial" w:hAnsi="Arial" w:eastAsia="Arial"/>
+          <w:b w:val="0"/>
+          <w:i w:val="0"/>
+          <w:sz w:val="22"/>
+        </w:rPr>
+        <w:t>📌 NOTE  “It doesn’t quite get there” is the loop. It reveals nothing — not which site, not what’s missing — so it cannot be answered from the preview and cannot be dismissed with “I already have someone on that,” since it plainly isn’t a bug-fix request.</w:t>
+      </w:r>
+    </w:p>
+    <w:p>
+      <w:pPr>
+        <w:spacing w:after="80"/>
+        <w:shd w:val="clear" w:color="auto" w:fill="FFF3CC"/>
+      </w:pPr>
+      <w:r>
+        <w:rPr>
+          <w:rFonts w:ascii="Arial" w:hAnsi="Arial" w:eastAsia="Arial"/>
+          <w:b w:val="0"/>
+          <w:i w:val="0"/>
+          <w:sz w:val="22"/>
+        </w:rPr>
+        <w:t>📌 NOTE  If unwatched after 5–7 days, send this second, shorter wrapper — a different angle. Never a third. Both wrappers say three minutes; the video is the same one, only the DM changes.</w:t>
       </w:r>
     </w:p>
     <w:p>
@@ -951,7 +959,7 @@
           <w:i w:val="0"/>
           <w:sz w:val="24"/>
         </w:rPr>
-        <w:t>Where does a new subscriber go to buy your course? I followed that path on your site and it didn’t end where I expected — you’ve seen my name in your comments a few times; I run a small dev studio, Dev8X. Three minutes on what I found, no pitch; tell me if I’ve read it wrong.</w:t>
+        <w:t>You post to your channel almost every day — twenty-five thousand people follow along. I checked what happens to that audience once they’re ready for more, on your actual site. Same three minutes I sent last week, different angle on why it matters. Still no pitch.</w:t>
       </w:r>
     </w:p>
     <w:p>
@@ -966,67 +974,7 @@
           <w:i w:val="0"/>
           <w:sz w:val="22"/>
         </w:rPr>
-        <w:t>📌 NOTE  Rule 11 compliance: the earlier draft said “I spent an evening going through upstanderonline.com.” It is CUT. Even the sanctioned “I spent an hour…” shape narrates effort, and this wrapper does not need it — the personalised brief carries the effort silently. Never add an hours figure, and never say “built specially for you.”</w:t>
-      </w:r>
-    </w:p>
-    <w:p>
-      <w:pPr>
-        <w:spacing w:after="80"/>
-        <w:shd w:val="clear" w:color="auto" w:fill="FFF3CC"/>
-      </w:pPr>
-      <w:r>
-        <w:rPr>
-          <w:rFonts w:ascii="Arial" w:hAnsi="Arial" w:eastAsia="Arial"/>
-          <w:b w:val="0"/>
-          <w:i w:val="0"/>
-          <w:sz w:val="22"/>
-        </w:rPr>
-        <w:t>📌 NOTE  “It didn’t end where I expected” is the loop. It teases the Assembly (Beat 2’s join) without stating it, and it frames Abdul as someone tracing a route, not attempting a purchase. Do not sharpen it into a summary — the moment it explains itself, the video is redundant.</w:t>
-      </w:r>
-    </w:p>
-    <w:p>
-      <w:pPr>
-        <w:spacing w:after="80"/>
-        <w:shd w:val="clear" w:color="auto" w:fill="FFF3CC"/>
-      </w:pPr>
-      <w:r>
-        <w:rPr>
-          <w:rFonts w:ascii="Arial" w:hAnsi="Arial" w:eastAsia="Arial"/>
-          <w:b w:val="0"/>
-          <w:i w:val="0"/>
-          <w:sz w:val="22"/>
-        </w:rPr>
-        <w:t>📌 NOTE  If unwatched after 5–7 days, send this second, shorter wrapper — a different angle. Never a third. The WRAPPER is shorter; the VIDEO is the same one. An earlier draft said “recorded two minutes on it,” which advertises a second, shorter film that does not exist and makes the first message look like it was describing something else. Always say three minutes, in both wrappers.</w:t>
-      </w:r>
-    </w:p>
-    <w:p>
-      <w:pPr>
-        <w:spacing w:after="120"/>
-        <w:shd w:val="clear" w:color="auto" w:fill="eef2ff"/>
-      </w:pPr>
-      <w:r>
-        <w:rPr>
-          <w:rFonts w:ascii="Arial" w:hAnsi="Arial" w:eastAsia="Arial"/>
-          <w:b w:val="0"/>
-          <w:i w:val="0"/>
-          <w:sz w:val="24"/>
-        </w:rPr>
-        <w:t>You tell people to subscribe, and twenty-five thousand have. I followed where that actually leads on your site — it’s the same three minutes I sent last week, different angle on why it matters. Still no pitch.</w:t>
-      </w:r>
-    </w:p>
-    <w:p>
-      <w:pPr>
-        <w:spacing w:after="80"/>
-        <w:shd w:val="clear" w:color="auto" w:fill="FFF3CC"/>
-      </w:pPr>
-      <w:r>
-        <w:rPr>
-          <w:rFonts w:ascii="Arial" w:hAnsi="Arial" w:eastAsia="Arial"/>
-          <w:b w:val="0"/>
-          <w:i w:val="0"/>
-          <w:sz w:val="22"/>
-        </w:rPr>
-        <w:t>📌 NOTE  The earlier second wrapper opened “Twenty-five thousand subscribers, sixteen course students.” It is CUT. In a bare preview window, with no context and no voice, that juxtaposition reads as a scoreboard on a proud man’s failure to sell — a status attack, not an insight. This version names the same gap from the end he is proud of, and still opens a loop.</w:t>
+        <w:t>📌 NOTE  Neither wrapper mentions “buy,” “cart,” “checkout,” or “enrollment.” Both are strictly about where content and audience LEAD, not about whether a purchase completes — a deliberate, permanent separation from the domain currently under third-party repair.</w:t>
       </w:r>
     </w:p>
     <w:p>
@@ -1069,7 +1017,7 @@
           <w:i w:val="0"/>
           <w:sz w:val="20"/>
         </w:rPr>
-        <w:t>I followed the path a subscriber takes to buy your R.E.A.Ch! course. It ends on a page that says: Page Not Found. When you went looking for a designer, you asked for a site that performs — not one that just looks good.</w:t>
+        <w:t>Your newsletter lives on omekongo.com. Your R.E.A.Ch! course lives on upstanderonline.com, priced at a hundred and ninety-nine dollars. I looked for a link between the two — a mention, a signup, anything — and there isn’t one.</w:t>
       </w:r>
     </w:p>
     <w:p>
@@ -1083,7 +1031,7 @@
           <w:i w:val="0"/>
           <w:sz w:val="20"/>
         </w:rPr>
-        <w:t>Your contact page returns an error too. And across the fifty pages of upstanderonline.com, there’s nowhere to leave an email address. That’s not a guess — it’s what anyone gets clicking your navigation. Meanwhile you post to your channel almost every day, and tell people on LinkedIn to subscribe. Twenty-five thousand have. Those look like two separate projects — grow the audience, then fix the site. I don’t think they are. Everything you do is about turning someone who watched into someone who takes a stand — and the one place where they can do that returns an error.</w:t>
+        <w:t>You post to YouTube almost every day — two to three thousand views a video, twenty-five thousand subscribers. Neither one mentions the other. The course site’s own signup shows a placeholder, not a working form — so even someone who tracks it down has nowhere to leave an email. Three real things you’ve built — reach, a list, two courses — and none of them talk to each other. Everything you publish is built to turn someone who’s watching into someone who takes a stand, and right now nothing connects the watching to what comes next.</w:t>
       </w:r>
     </w:p>
     <w:p>
@@ -1097,7 +1045,7 @@
           <w:i w:val="0"/>
           <w:sz w:val="20"/>
         </w:rPr>
-        <w:t>Here’s the boundary of what I can see. Everything so far is public — your site, your channel, the enrollment count on your instructor page. What I can’t see is the inside. I don’t know how many people reach that course page in a month, whether a single video description has ever pointed at it, or whether an email list exists anywhere. Dr. Dibinga, I’d be surprised if those three numbers sit in one place anywhere today — and that’s exactly where the money is.</w:t>
+        <w:t>Here’s the boundary of what I can see. Both sites are public, and so is the newsletter signup. What I can’t see: whether any of your videos have ever linked to a course, how large that newsletter list really is, or how many people cross from one site to the other in a given month. Dr. Dibinga, I’d be surprised if those three sit in one place anywhere today — and that’s exactly where the money is.</w:t>
       </w:r>
     </w:p>
     <w:p>
@@ -1111,7 +1059,7 @@
           <w:i w:val="0"/>
           <w:sz w:val="20"/>
         </w:rPr>
-        <w:t>Here’s the number. Sixteen students, total, across both courses, since June of last year. The one course price published on your site is a hundred and ninety-nine dollars — so, roughly three thousand dollars. That’s the lifetime total. One video of yours gets more views in a day than both courses have enrolled in their life. You’ve said three books are coming this year. This gap is the ceiling on all three — and it doesn’t shrink as you grow, it scales with you.</w:t>
+        <w:t>There’s no clean number to put on this, and I won’t invent one. What I can tell you: every day you publish, that audience grows — and right now neither of your sites can hand any of it to the other. You’ve said three books are coming this year. Each one will send people to omekongo.com, and from there, none of them currently have a way to find either course. That’s not a leak, it’s a ceiling — the more you publish, the more of it hits the same wall.</w:t>
       </w:r>
     </w:p>
     <w:p>
@@ -1125,7 +1073,7 @@
           <w:i w:val="0"/>
           <w:sz w:val="20"/>
         </w:rPr>
-        <w:t>You know the inside of this. I only see the outside. So tell me which one is really the bottleneck — the broken checkout, or the path from your channel to the course. If I’ve read this wrong, say so and I’ll leave it there.</w:t>
+        <w:t>You know the inside of this — I only see the outside. So which costs you more: two sites that don’t talk to each other, or a course page that can’t catch anyone even on its own? If I’ve read this wrong, say so and I’ll leave it there.</w:t>
       </w:r>
     </w:p>
     <w:p>
@@ -1154,7 +1102,7 @@
           <w:i w:val="0"/>
           <w:sz w:val="22"/>
         </w:rPr>
-        <w:t>Do NOT film a continuous full-page scroll. The brief is a dense scan-first dashboard and is unreadable as a full-page scroll at phone size. Zoom into one narrated element at a time, matched to the beat being spoken.</w:t>
+        <w:t>Do NOT film a continuous full-page scroll. The brief is a dense scan-first dashboard and is unreadable as a full-page scroll at phone size. Zoom into one element at a time, matched to the beat being spoken.</w:t>
       </w:r>
     </w:p>
     <w:p>
@@ -1169,7 +1117,7 @@
           <w:i w:val="0"/>
           <w:sz w:val="22"/>
         </w:rPr>
-        <w:t>📌 NOTE  Beat 1: the hero headline + the live browser tab showing Add to Cart → Page Not Found. Beat 2: problem-table rows 1, then 5, then 2 — in that spoken order, one at a time, cutting between them. Beat 3: the three-row Research Transparency table. Beat 4: risk card r1 (“Book launches hit a site that can’t capture them”). Beat 5: the closing CTA card.</w:t>
+        <w:t>📌 NOTE  Beat 1: split-screen or quick cut between the omekongo.com newsletter section and the upstanderonline.com R.E.A.Ch! page — BOTH shown live and working, not an error page. Beat 2: the “25,000” YouTube hero stat, then problem-table rows 1 and 2 — three elements, one at a time, cutting between them. Beat 3: the three-row Research Transparency table. Beat 4: risk card r1 (“Book launches will feed the site that can’t keep them”). Beat 5: the closing CTA card.</w:t>
       </w:r>
     </w:p>
     <w:p>
@@ -1184,7 +1132,7 @@
           <w:i w:val="0"/>
           <w:sz w:val="22"/>
         </w:rPr>
-        <w:t>📌 NOTE  FRAMING GUARD — problem-table row 4 and risk card r3 both display “24 Upwork hires and $19,900 in lifetime spend.” Never bring either into frame and never speak them. p0a §10 names this the single emotional risk that sinks the deal: criticism of his existing investment triggers defensiveness. Element-zoom framing (mandated above anyway) is what keeps it off camera — a continuous scroll would leak it even in silence. Recommend Abdul consider softening that row in p3a before any screen recording.</w:t>
+        <w:t>📌 NOTE  FRAMING GUARD — problem-table row 5 (“site updates have needed outside help”) must never be sharpened on camera into anything naming Upwork, hire counts, or dollar amounts, even though the current p3a draft no longer contains those figures itself. p0a §10 remains the standing rule regardless of what is or isn’t currently on screen: criticism of his existing investment is the single emotional risk that sinks the deal.</w:t>
       </w:r>
     </w:p>
     <w:p>
@@ -1263,7 +1211,7 @@
           <w:color w:val="475569"/>
           <w:sz w:val="24"/>
         </w:rPr>
-        <w:t>Dev8X First-Touch Script — 2–3 Minute Recording</w:t>
+        <w:t>Dev8X First-Touch Script — 2–3 Minute Recording — REBUILT 2026-07-11</w:t>
       </w:r>
     </w:p>
     <w:p>
@@ -1293,7 +1241,7 @@
           <w:color w:val="0F1C2E"/>
           <w:sz w:val="48"/>
         </w:rPr>
-        <w:t>Beat 1 — Cold Open: Name His Exact Bottleneck</w:t>
+        <w:t>Beat 1 — Cold Open: Two Real Things, Never Introduced</w:t>
       </w:r>
     </w:p>
     <w:p>
@@ -1338,7 +1286,7 @@
           <w:i w:val="0"/>
           <w:sz w:val="22"/>
         </w:rPr>
-        <w:t>🖥 SCREEN  Split: the brief’s hero headline (“25,000 people subscribed to you — but your website hasn’t caught up…”), then cut to a live browser tab on the R.E.A.Ch! product page.</w:t>
+        <w:t>🖥 SCREEN  Quick cut: omekongo.com's newsletter section, then upstanderonline.com's R.E.A.Ch! product page — both shown live, both fully working. No error page anywhere in this beat.</w:t>
       </w:r>
     </w:p>
     <w:p>
@@ -1353,7 +1301,7 @@
           <w:i w:val="0"/>
           <w:sz w:val="22"/>
         </w:rPr>
-        <w:t>👆 ACTION  Walk the buyer’s route live and on camera, starting from the course page, so the screen shows a PATH being traced rather than a purchase being attempted. Let the “Page Not Found” page load and hold on it in silence for one full beat before speaking the third sentence.</w:t>
+        <w:t>👆 ACTION  Navigate both pages live and on camera. Do not click Add to Cart, do not attempt a purchase, do not touch the enrollment flow — this beat is a navigation audit, not a transaction.</w:t>
       </w:r>
     </w:p>
     <w:p>
@@ -1369,7 +1317,7 @@
           <w:i w:val="0"/>
           <w:sz w:val="24"/>
         </w:rPr>
-        <w:t>🎙 SPEAK  “I followed the path a subscriber takes to buy your R.E.A.Ch! course. It ends on a page that says: Page Not Found. When you went looking for a designer, you asked for a site that performs — not one that just looks good.”</w:t>
+        <w:t>🎙 SPEAK  “Your newsletter lives on omekongo.com. Your R.E.A.Ch! course lives on upstanderonline.com, priced at a hundred and ninety-nine dollars. I looked for a link between the two — a mention, a signup, anything — and there isn’t one.”</w:t>
       </w:r>
     </w:p>
     <w:p>
@@ -1384,7 +1332,7 @@
           <w:i w:val="0"/>
           <w:sz w:val="22"/>
         </w:rPr>
-        <w:t>📌 NOTE  THE RELAY: the wrapper DM asked “Where does a new subscriber go to buy your course?” and said the path didn’t end where Abdul expected. This is the payoff. Sentence two is the only new information in the first twenty seconds, and it is the reason he pressed play. Deliver it flat — the page does the work, not the voice.</w:t>
+        <w:t>📌 NOTE  THE RELAY: the wrapper DM asked where the newsletter leads someone who wants the course, and said it doesn't quite get there. This is the payoff — the only new information in the first twenty seconds. Deliver it flat; the two live pages do the work, not the voice.</w:t>
       </w:r>
     </w:p>
     <w:p>
@@ -1399,7 +1347,7 @@
           <w:i w:val="0"/>
           <w:sz w:val="22"/>
         </w:rPr>
-        <w:t>📌 NOTE  ⚠ NEVER SAY “I CLICKED ADD TO CART” or “I tried to buy your course,” on camera or in the DM. It casts Abdul as a customer, and the moment the video turns out to be an outreach, the whole thing reads as a bait-and-switch. The line is “I followed the path a new subscriber takes” — an auditor tracing a route, which is exactly what happened and exactly what earns the right to describe it.</w:t>
+        <w:t>📌 NOTE  ⚠ WHY THIS BEAT IS SAFER THAN THE PRIOR VERSION: neither sentence claims anything is broken. Both pages shown are genuinely, verifiably working today. The finding is structural (no link exists) not a defect (something fails). This removes the entire class of risk that sank the first script — there is nothing here a freelancer fixing enrollment permissions could invalidate by the time this airs.</w:t>
       </w:r>
     </w:p>
     <w:p>
@@ -1414,7 +1362,7 @@
           <w:i w:val="0"/>
           <w:sz w:val="22"/>
         </w:rPr>
-        <w:t>📌 NOTE  The disarming “who I am / why this is cold” context lives in the wrapper (Part 0.1), NOT here. The open stays a pure problem-first hook.</w:t>
+        <w:t>📌 NOTE  Rule 1 (Open Loop) — HONEST NOTE: unlike some prospects, no public post exists where Dr. Dibinga himself raised this exact question. Per the rule's own fallback clause (“If no open loop exists, fall back to naming the bottleneck directly”), Beat 1 names it directly. The wrapper DM's question is Abdul's framing device, not a quoted prospect open loop, and is labelled as such here rather than overclaimed.</w:t>
       </w:r>
     </w:p>
     <w:p>
@@ -1429,52 +1377,7 @@
           <w:i w:val="0"/>
           <w:sz w:val="22"/>
         </w:rPr>
-        <w:t>📌 NOTE  Rule 1 (Open Loop): the designer brief is the open loop — a public request for something he still does not have. Sentence three answers it with his own standard, so HIS standard is the judge, not Abdul.</w:t>
-      </w:r>
-    </w:p>
-    <w:p>
-      <w:pPr>
-        <w:spacing w:after="80"/>
-        <w:shd w:val="clear" w:color="auto" w:fill="FFF3CC"/>
-      </w:pPr>
-      <w:r>
-        <w:rPr>
-          <w:rFonts w:ascii="Arial" w:hAnsi="Arial" w:eastAsia="Arial"/>
-          <w:b w:val="0"/>
-          <w:i w:val="0"/>
-          <w:sz w:val="22"/>
-        </w:rPr>
-        <w:t>📌 NOTE  ⚠ ATTRIBUTION GUARD — READ BEFORE THE TAKE. Sentence three says “you ASKED FOR,” never “you WROTE.” p1e_Job_Posting.md is a THIRD-PERSON SUMMARY of the posting (“The hired designer will build a complete, modern, conversion-focused website…”) — nobody writes that about themselves. The requirement is unambiguously his; the exact sentence “one that performs, not just looks good” may be the summariser’s. Claiming he wrote it, on camera, to a published author, is unfixable once recorded. Do not restore “you wrote.”</w:t>
-      </w:r>
-    </w:p>
-    <w:p>
-      <w:pPr>
-        <w:spacing w:after="80"/>
-        <w:shd w:val="clear" w:color="auto" w:fill="FFF3CC"/>
-      </w:pPr>
-      <w:r>
-        <w:rPr>
-          <w:rFonts w:ascii="Arial" w:hAnsi="Arial" w:eastAsia="Arial"/>
-          <w:b w:val="0"/>
-          <w:i w:val="0"/>
-          <w:sz w:val="22"/>
-        </w:rPr>
-        <w:t>📌 NOTE  SURVEILLANCE CALIBRATION — deliberate judgement call. Reference the document only as “when you went looking for a designer.” NEVER say “Upwork,” never mention budget, hires, rates, or spend. If Abdul is uneasy about referencing the posting at all, the fallback is to cut sentence three entirely: the first two sentences still land, and Beat 2 carries the rest.</w:t>
-      </w:r>
-    </w:p>
-    <w:p>
-      <w:pPr>
-        <w:spacing w:after="80"/>
-        <w:shd w:val="clear" w:color="auto" w:fill="FFF3CC"/>
-      </w:pPr>
-      <w:r>
-        <w:rPr>
-          <w:rFonts w:ascii="Arial" w:hAnsi="Arial" w:eastAsia="Arial"/>
-          <w:b w:val="0"/>
-          <w:i w:val="0"/>
-          <w:sz w:val="22"/>
-        </w:rPr>
-        <w:t>📌 NOTE  Rule 7 (Reactance Guard): the one banned modifier, “just,” now modifies the hypothetical site he himself rejected — not anything he built. The villain in all three sentences is the error page.</w:t>
+        <w:t>📌 NOTE  Rule 7 (Reactance Guard): no modifier touches anything he built. Both properties are described as working, priced, and public. The only critique is structural absence — a link that was never made — never a flaw in either site.</w:t>
       </w:r>
     </w:p>
     <w:p>
@@ -1489,7 +1392,7 @@
           <w:color w:val="0F1C2E"/>
           <w:sz w:val="48"/>
         </w:rPr>
-        <w:t>Beat 2 — The Homework: His Real Problems, In His Words</w:t>
+        <w:t>Beat 2 — The Homework: Two Small Gaps, One Shape</w:t>
       </w:r>
     </w:p>
     <w:p>
@@ -1534,7 +1437,7 @@
           <w:i w:val="0"/>
           <w:sz w:val="22"/>
         </w:rPr>
-        <w:t>👆 ACTION  Zoom to problem-table row 1, then row 5 (contact page), then row 2 (no email capture) — one row at a time, cutting between them. Never bring row 4 into frame; cut away from it rather than scrolling through it.</w:t>
+        <w:t>👆 ACTION  Zoom to the “25,000” YouTube hero stat first, then problem-table row 1 (the domain split), then row 2 (the course site's own signup placeholder) — one element at a time, cutting between them.</w:t>
       </w:r>
     </w:p>
     <w:p>
@@ -1549,7 +1452,7 @@
           <w:i w:val="0"/>
           <w:sz w:val="22"/>
         </w:rPr>
-        <w:t>🖥 SCREEN  The Current Problem Register table — individual rows, zoomed.</w:t>
+        <w:t>🖥 SCREEN  The YouTube hero stat, then the Current Problem Register table — individual rows, zoomed.</w:t>
       </w:r>
     </w:p>
     <w:p>
@@ -1565,7 +1468,7 @@
           <w:i w:val="0"/>
           <w:sz w:val="24"/>
         </w:rPr>
-        <w:t>🎙 SPEAK  “Your contact page returns an error too. And across the fifty pages of upstanderonline.com, there’s nowhere to leave an email address. That’s not a guess — it’s what anyone gets clicking your navigation. Meanwhile you post to your channel almost every day, and tell people on LinkedIn to subscribe. Twenty-five thousand have. Those look like two separate projects — grow the audience, then fix the site. I don’t think they are. Everything you do is about turning someone who watched into someone who takes a stand — and the one place where they can do that returns an error.”</w:t>
+        <w:t>🎙 SPEAK  “You post to YouTube almost every day — two to three thousand views a video, twenty-five thousand subscribers. Neither one mentions the other. The course site’s own signup shows a placeholder, not a working form — so even someone who tracks it down has nowhere to leave an email. Three real things you’ve built — reach, a list, two courses — and none of them talk to each other. Everything you publish is built to turn someone who’s watching into someone who takes a stand, and right now nothing connects the watching to what comes next.”</w:t>
       </w:r>
     </w:p>
     <w:p>
@@ -1580,7 +1483,7 @@
           <w:i w:val="0"/>
           <w:sz w:val="22"/>
         </w:rPr>
-        <w:t>📌 NOTE  ASSEMBLY RULE (Rule 2) — satisfied by: “Those look like two separate projects — grow the audience, then fix the site. I don’t think they are.” He supplies every fact; Abdul supplies only the join. Recital test passes: he cannot answer the last four sentences with “yes, I wrote that.”</w:t>
+        <w:t>📌 NOTE  ⭐ PEAK LINE (Rule 6) — SPOKEN HERE, flagged here, not only in the appendix. The closing sentence — “Everything you publish is built to turn someone who's watching into someone who takes a stand, and right now nothing connects the watching to what comes next” — is the one line of the entire video meant to be remembered, quoted back, or screenshotted. DELIVERY: slow down noticeably on “takes a stand,” take a breath, then deliver the second half flatter and quieter than everything around it. Hold a full beat of silence before cutting to Beat 3. Do not rush this to keep pace with the rest of the beat — every other line in this script can absorb a little speed; this one cannot.</w:t>
       </w:r>
     </w:p>
     <w:p>
@@ -1595,7 +1498,22 @@
           <w:i w:val="0"/>
           <w:sz w:val="22"/>
         </w:rPr>
-        <w:t>📌 NOTE  Rule 8 (Identity Transition): the closing sentence aims at his stated mission — “to take a stand when they witness an injustice” (p1c Summary) — not at his process. Never say “your process is manual.” The villain is the error page; his life’s work is the hero.</w:t>
+        <w:t>📌 NOTE  ASSEMBLY RULE (Rule 2) — satisfied by: “Three real things you've built — reach, a list, two courses — and none of them talk to each other.” He supplies every fact (the channel, the newsletter, the courses — all verifiably his); Abdul supplies only the join. Recital test passes: he cannot answer the closing sentences with “yes, I wrote that.”</w:t>
+      </w:r>
+    </w:p>
+    <w:p>
+      <w:pPr>
+        <w:spacing w:after="80"/>
+        <w:shd w:val="clear" w:color="auto" w:fill="FFF3CC"/>
+      </w:pPr>
+      <w:r>
+        <w:rPr>
+          <w:rFonts w:ascii="Arial" w:hAnsi="Arial" w:eastAsia="Arial"/>
+          <w:b w:val="0"/>
+          <w:i w:val="0"/>
+          <w:sz w:val="22"/>
+        </w:rPr>
+        <w:t>📌 NOTE  Rule 8 (Identity Transition): the closing sentence aims at his stated mission — “to take a stand when they witness an injustice” (p1c Summary) — not at either site's construction. Never “your newsletter setup is basic” or similar. The villain is the missing link; both things he built are the hero.</w:t>
       </w:r>
     </w:p>
     <w:p>
@@ -1625,7 +1543,7 @@
           <w:i w:val="0"/>
           <w:sz w:val="22"/>
         </w:rPr>
-        <w:t>📌 NOTE  ETHICAL EXCLUSION — a naive read of p1c will surface “silence is compliance” (Post 21, and p1a line 847) as a tempting mirror. It comes from his song about Black femicide and from his anti-bullying keynote. Repurposing it to sell a website build would be grotesque. It is barred. The same bar applies to Post 24 (his mother’s death, “feeling stuck”).</w:t>
+        <w:t>📌 NOTE  ETHICAL EXCLUSION (carried over from the prior version, still binding): “silence is compliance” (Post 21, his song about Black femicide) and Post 24 (his mother's death) remain barred from use as emotional mirrors in any version of this script.</w:t>
       </w:r>
     </w:p>
     <w:p>
@@ -1640,7 +1558,7 @@
           <w:i w:val="0"/>
           <w:sz w:val="22"/>
         </w:rPr>
-        <w:t>📌 NOTE  Surveillance calibration: cite public sources by name — his site, his navigation, his LinkedIn posts, his channel. Specificity must read as diligence, not intrusion.</w:t>
+        <w:t>📌 NOTE  Surveillance calibration: cite both properties by name and by what's publicly visible on each. Specificity must read as diligence, not intrusion.</w:t>
       </w:r>
     </w:p>
     <w:p>
@@ -1715,7 +1633,7 @@
           <w:i w:val="0"/>
           <w:sz w:val="22"/>
         </w:rPr>
-        <w:t>🖥 SCREEN  Research Transparency table — Claim / Evidence We Used / What We’d Like to Confirm With You / Open Question.</w:t>
+        <w:t>🖥 SCREEN  Research Transparency table — Claim / Evidence We Used / What We'd Like to Confirm With You / Open Question.</w:t>
       </w:r>
     </w:p>
     <w:p>
@@ -1731,7 +1649,7 @@
           <w:i w:val="0"/>
           <w:sz w:val="24"/>
         </w:rPr>
-        <w:t>🎙 SPEAK  “Here’s the boundary of what I can see. Everything so far is public — your site, your channel, the enrollment count on your instructor page. What I can’t see is the inside. I don’t know how many people reach that course page in a month, whether a single video description has ever pointed at it, or whether an email list exists anywhere. Dr. Dibinga, I’d be surprised if those three numbers sit in one place anywhere today — and that’s exactly where the money is.”</w:t>
+        <w:t>🎙 SPEAK  “Here’s the boundary of what I can see. Both sites are public, and so is the newsletter signup. What I can’t see: whether any of your videos have ever linked to a course, how large that newsletter list really is, or how many people cross from one site to the other in a given month. Dr. Dibinga, I’d be surprised if those three sit in one place anywhere today — and that’s exactly where the money is.”</w:t>
       </w:r>
     </w:p>
     <w:p>
@@ -1746,7 +1664,7 @@
           <w:i w:val="0"/>
           <w:sz w:val="22"/>
         </w:rPr>
-        <w:t>📌 NOTE  Rule: aim the honesty OUTWARD. “I’d be surprised if those three numbers sit in one place anywhere today” makes the gap HIS instrumentation gap, not a confession that Abdul’s research is weak. It implies without accusing. If he DOES have the numbers, he replies to say so — which is also a reply.</w:t>
+        <w:t>📌 NOTE  Rule: aim the honesty OUTWARD. “I'd be surprised if those three sit in one place anywhere today” makes the gap HIS instrumentation gap, not a confession that Abdul's research is weak.</w:t>
       </w:r>
     </w:p>
     <w:p>
@@ -1761,7 +1679,7 @@
           <w:i w:val="0"/>
           <w:sz w:val="22"/>
         </w:rPr>
-        <w:t>📌 NOTE  The three unknowns are drawn from p0b Discovery Questions 5 and 9 and are genuinely open in the research. Do not invent a fourth.</w:t>
+        <w:t>📌 NOTE  The three unknowns — video-to-course link status, newsletter list size, cross-site traffic — are drawn from p0b Discovery Question 9 and the fresh 2026-07-11 addendum, and are genuinely open. Do not invent a fourth.</w:t>
       </w:r>
     </w:p>
     <w:p>
@@ -1776,7 +1694,7 @@
           <w:i w:val="0"/>
           <w:sz w:val="22"/>
         </w:rPr>
-        <w:t>📌 NOTE  Do not name a price or a session. This beat is the bridge, not the ask. “That’s exactly where the money is” is the furthest this may go.</w:t>
+        <w:t>📌 NOTE  Do not name a price or a session. This beat is the bridge, not the ask. “That's exactly where the money is” is the furthest this may go.</w:t>
       </w:r>
     </w:p>
     <w:p>
@@ -1791,7 +1709,7 @@
           <w:i w:val="0"/>
           <w:sz w:val="22"/>
         </w:rPr>
-        <w:t>📌 NOTE  This is the one place Dr. Dibinga’s name is spoken in the entire video (Rule 12). Do not use it anywhere else — repetition is the tell of a mail merge.</w:t>
+        <w:t>📌 NOTE  This is the one place Dr. Dibinga's name is spoken in the entire video (Rule 12). Do not use it anywhere else — repetition is the tell of a mail merge.</w:t>
       </w:r>
     </w:p>
     <w:p>
@@ -1806,7 +1724,7 @@
           <w:color w:val="0F1C2E"/>
           <w:sz w:val="48"/>
         </w:rPr>
-        <w:t>Beat 4 — The Stakes Number + the Regret Gap</w:t>
+        <w:t>Beat 4 — The Stakes (No Number) + the Regret Gap</w:t>
       </w:r>
     </w:p>
     <w:p>
@@ -1821,7 +1739,7 @@
           <w:color w:val="475569"/>
           <w:sz w:val="21"/>
         </w:rPr>
-        <w:t>Make the cost real, then point it at his own ambition — FEAR OF INACTION, expressed as a CEILING</w:t>
+        <w:t>Make the cost real without inventing a figure, then point it at his own ambition — FEAR OF INACTION, expressed as a CEILING</w:t>
       </w:r>
     </w:p>
     <w:p>
@@ -1851,7 +1769,7 @@
           <w:i w:val="0"/>
           <w:sz w:val="22"/>
         </w:rPr>
-        <w:t>🖥 SCREEN  Future-risk card r1 — “Book launches hit a site that can’t capture them.”</w:t>
+        <w:t>🖥 SCREEN  Future-risk card r1 — “Book launches will feed the site that can't keep them.”</w:t>
       </w:r>
     </w:p>
     <w:p>
@@ -1867,7 +1785,7 @@
           <w:i w:val="0"/>
           <w:sz w:val="24"/>
         </w:rPr>
-        <w:t>🎙 SPEAK  “Here’s the number. Sixteen students, total, across both courses, since June of last year. The one course price published on your site is a hundred and ninety-nine dollars — so, roughly three thousand dollars. That’s the lifetime total. One video of yours gets more views in a day than both courses have enrolled in their life. You’ve said three books are coming this year. This gap is the ceiling on all three — and it doesn’t shrink as you grow, it scales with you.”</w:t>
+        <w:t>🎙 SPEAK  “There’s no clean number to put on this, and I won’t invent one. What I can tell you: every day you publish, that audience grows — and right now neither of your sites can hand any of it to the other. You’ve said three books are coming this year. Each one will send people to omekongo.com, and from there, none of them currently have a way to find either course. That’s not a leak, it’s a ceiling — the more you publish, the more of it hits the same wall.”</w:t>
       </w:r>
     </w:p>
     <w:p>
@@ -1882,7 +1800,7 @@
           <w:i w:val="0"/>
           <w:sz w:val="22"/>
         </w:rPr>
-        <w:t>📌 NOTE  DECOUPLING CHECK (critical): the stakes number uses ONLY observables — 16 enrolled (his public instructor page) and $199 (the one price published on his site). It requires none of the three unknowns confessed in Beat 3. He cannot say “you told me you can’t see it, then priced my loss on it.”</w:t>
+        <w:t>📌 NOTE  TRAP 2 IS IN FULL EFFECT: no L1/L2 dollar figure exists this time — the prior lifetime-revenue math depended entirely on the now-retracted enrollment count. “There's no clean number to put on this, and I won't invent one” is the mandatory Anchoring Without a Number move, said OUT LOUD rather than silently substituted. This is a credibility asset, not a gap — it is continuous with Beat 3's honesty rather than contradicting it.</w:t>
       </w:r>
     </w:p>
     <w:p>
@@ -1897,7 +1815,7 @@
           <w:i w:val="0"/>
           <w:sz w:val="22"/>
         </w:rPr>
-        <w:t>📌 NOTE  L2 label discipline: “roughly three thousand dollars” is deliberately rounded and deliberately soft. 16 × $199 = $3,184 ASSUMES all sixteen bought R.E.A.Ch! at the published price; the L.E.A.D. price is not visible on the site. Never say “$3,184” aloud as though it were exact. “Roughly three thousand” is the honest form and survives cross-examination.</w:t>
+        <w:t>📌 NOTE  DECOUPLING CHECK: the volume statement (“you post almost every day to twenty-five thousand people”) uses ONLY the one L1 figure that is stable and external to the website (p1f, verified 2026-07-09, unaffected by site drift). It requires none of the three unknowns just confessed in Beat 3.</w:t>
       </w:r>
     </w:p>
     <w:p>
@@ -1912,7 +1830,7 @@
           <w:i w:val="0"/>
           <w:sz w:val="22"/>
         </w:rPr>
-        <w:t>📌 NOTE  BANNED: the ~$49,750-at-1%-conversion figure. It rests on an L3 industry proxy (p0a §8) that p0b line 99 excludes from all claims. It must not be spoken and must not be on screen. Confirm the corrected p3a is the file being recorded.</w:t>
+        <w:t>📌 NOTE  Rule 9 (Regulatory Fit): Dr. Dibinga is strongly PROMOTION-focused. “That's not a leak, it's a ceiling” is the mandatory CEILING frame — never loss language, never “you're losing money,” which would land flat on a promotion-focused founder and now has no number behind it anyway.</w:t>
       </w:r>
     </w:p>
     <w:p>
@@ -1927,52 +1845,7 @@
           <w:i w:val="0"/>
           <w:sz w:val="22"/>
         </w:rPr>
-        <w:t>📌 NOTE  BANNED: the “6,000 students in one speaking year” figure. It is a January 2014 blog post (p1a line 908, omekongo.com/2014/01/…). He will know instantly.</w:t>
-      </w:r>
-    </w:p>
-    <w:p>
-      <w:pPr>
-        <w:spacing w:after="80"/>
-        <w:shd w:val="clear" w:color="auto" w:fill="FFF3CC"/>
-      </w:pPr>
-      <w:r>
-        <w:rPr>
-          <w:rFonts w:ascii="Arial" w:hAnsi="Arial" w:eastAsia="Arial"/>
-          <w:b w:val="0"/>
-          <w:i w:val="0"/>
-          <w:sz w:val="22"/>
-        </w:rPr>
-        <w:t>📌 NOTE  Rule 9 (Regulatory Fit): Dr. Dibinga is strongly PROMOTION-focused — “G.R.O.W. Towards Your Greatness,” “grow into their fullest potential,” “inspire all across the globe,” “Continue in your greatness.” He therefore gets a CEILING frame (“the ceiling on all three”), never a leak frame. NEVER say “you’re losing money.” Loss language slides off a promotion-focused founder and slightly insults him.</w:t>
-      </w:r>
-    </w:p>
-    <w:p>
-      <w:pPr>
-        <w:spacing w:after="80"/>
-        <w:shd w:val="clear" w:color="auto" w:fill="FFF3CC"/>
-      </w:pPr>
-      <w:r>
-        <w:rPr>
-          <w:rFonts w:ascii="Arial" w:hAnsi="Arial" w:eastAsia="Arial"/>
-          <w:b w:val="0"/>
-          <w:i w:val="0"/>
-          <w:sz w:val="22"/>
-        </w:rPr>
-        <w:t>📌 NOTE  Rule 4 (Scale Event): “three books are coming this year” is his own public announcement (p1c Post 17). It is a date HE set. He cannot argue with his own calendar. Never substitute a generic “as you grow.”</w:t>
-      </w:r>
-    </w:p>
-    <w:p>
-      <w:pPr>
-        <w:spacing w:after="80"/>
-        <w:shd w:val="clear" w:color="auto" w:fill="FFF3CC"/>
-      </w:pPr>
-      <w:r>
-        <w:rPr>
-          <w:rFonts w:ascii="Arial" w:hAnsi="Arial" w:eastAsia="Arial"/>
-          <w:b w:val="0"/>
-          <w:i w:val="0"/>
-          <w:sz w:val="22"/>
-        </w:rPr>
-        <w:t>📌 NOTE  ⚠ VIEWS ARE NOT PEOPLE. The line says “gets more views in a day,” never “reaches more people.” p1f’s own caveat is explicit: 2,000–3,500 views is not 2,000–3,500 distinct humans, and a meaningful share are returning subscribers. The comparison survives either way — 2,000 views dwarfs 16 enrolments — so there is no reason to take the overstatement. Do not restore “reaches more people.”</w:t>
+        <w:t>📌 NOTE  Rule 4 (Scale Event): “three books are coming this year” is his own public announcement (p1c Post 17), unaffected by any of the website's changes. He cannot argue with his own calendar.</w:t>
       </w:r>
     </w:p>
     <w:p>
@@ -2047,7 +1920,7 @@
           <w:i w:val="0"/>
           <w:sz w:val="22"/>
         </w:rPr>
-        <w:t>🖥 SCREEN  The brief’s closing CTA card — “What did I get wrong?”</w:t>
+        <w:t>🖥 SCREEN  The brief's closing CTA card — “What did I get wrong?”</w:t>
       </w:r>
     </w:p>
     <w:p>
@@ -2063,7 +1936,7 @@
           <w:i w:val="0"/>
           <w:sz w:val="24"/>
         </w:rPr>
-        <w:t>🎙 SPEAK  “You know the inside of this. I only see the outside. So tell me which one is really the bottleneck — the broken checkout, or the path from your channel to the course. If I’ve read this wrong, say so and I’ll leave it there.”</w:t>
+        <w:t>🎙 SPEAK  “You know the inside of this — I only see the outside. So which costs you more: two sites that don’t talk to each other, or a course page that can’t catch anyone even on its own? If I’ve read this wrong, say so and I’ll leave it there.”</w:t>
       </w:r>
     </w:p>
     <w:p>
@@ -2078,7 +1951,7 @@
           <w:i w:val="0"/>
           <w:sz w:val="22"/>
         </w:rPr>
-        <w:t>📌 NOTE  PROOF-OF-COMPETENCE LINE: DELIBERATELY OMITTED. No real, specific, verifiable Dev8X result is present in any attached file — p4a_Business_Operations_Manual.docx.md documents the PROSPECT’s operations, not Dev8X’s. Per THE ONE PROOF OF COMPETENCE, a generic capability sentence (“this is the kind of operational gap we build systems to close”) is worse than silence: it is the one salesman sentence in an otherwise diagnostic piece. At this gate Abdul is selling diagnostic capability, and the preceding two minutes are the proof. If a real, nameable comparable build exists, add ONE sentence here — otherwise leave it out.</w:t>
+        <w:t>📌 NOTE  PROOF-OF-COMPETENCE LINE: DELIBERATELY OMITTED, unchanged from the prior version. No real, specific, verifiable Dev8X result exists in any attached file. A generic capability sentence would be the one salesman sentence in an otherwise diagnostic piece.</w:t>
       </w:r>
     </w:p>
     <w:p>
@@ -2093,7 +1966,7 @@
           <w:i w:val="0"/>
           <w:sz w:val="22"/>
         </w:rPr>
-        <w:t>📌 NOTE  ⚠ BEAT 3 / BEAT 5 CONSISTENCY — the reason this line reads “the path from your channel to the course” and NOT “the fact that nothing on your channel points to the course.” Beat 3 confesses “I don’t know whether a single video description has ever pointed at it,” and p0b’s cross-check marks the YouTube-to-course link OPEN and unverified. Asserting in Beat 5 the very thing Beat 3 said it could not see is the same contradiction the Decoupling rule exists to prevent — and it lands in the last sentence of the video, where it is most remembered. The neutral phrasing keeps the forced choice intact without claiming a fact Abdul does not have. Do not tighten it back.</w:t>
+        <w:t>📌 NOTE  Rule 10 (Reply Friction): a forced choice between two genuinely different-sized interventions — a cross-site link versus an on-page opt-in form — answerable one-handed from a phone (“the sites” or “the form”). Choosing is cheap; composing is expensive.</w:t>
       </w:r>
     </w:p>
     <w:p>
@@ -2108,7 +1981,7 @@
           <w:i w:val="0"/>
           <w:sz w:val="22"/>
         </w:rPr>
-        <w:t>📌 NOTE  Rule 10 (Reply Friction): a forced choice, answerable one-handed from a phone in two words (“the checkout”). Choosing is cheap; composing is expensive.</w:t>
+        <w:t>📌 NOTE  Rule 5 (Autonomy): “If I've read this wrong, say so and I'll leave it there.” Do NOT soften it, qualify it, or follow it with a re-ask.</w:t>
       </w:r>
     </w:p>
     <w:p>
@@ -2123,22 +1996,7 @@
           <w:i w:val="0"/>
           <w:sz w:val="22"/>
         </w:rPr>
-        <w:t>📌 NOTE  Rule 5 (Autonomy): “If I’ve read this wrong, say so and I’ll leave it there.” Do NOT soften it, qualify it, or follow it with a re-ask. The freedom must be real or the effect inverts.</w:t>
-      </w:r>
-    </w:p>
-    <w:p>
-      <w:pPr>
-        <w:spacing w:after="80"/>
-        <w:shd w:val="clear" w:color="auto" w:fill="FFF3CC"/>
-      </w:pPr>
-      <w:r>
-        <w:rPr>
-          <w:rFonts w:ascii="Arial" w:hAnsi="Arial" w:eastAsia="Arial"/>
-          <w:b w:val="0"/>
-          <w:i w:val="0"/>
-          <w:sz w:val="22"/>
-        </w:rPr>
-        <w:t>📌 NOTE  Do NOT say: “book a call,” “I’d love to chat,” “here’s my calendar,” or name any fee. The video ends here. On reply, hand off to p3c_Messaging_Playbook.md and attach this .docx so the messages quote the exact stakes wording used on camera.</w:t>
+        <w:t>📌 NOTE  Do NOT say: “book a call,” “I'd love to chat,” “here's my calendar,” or name any fee. The video ends here. On reply, hand off to p3c_Messaging_Playbook.md — NOTE: the existing p3c draft was built for the RETIRED checkout narrative and its stakes figure. It must be regenerated from this script before any reply is answered; do not reuse its Message 2 or its branch templates as-is.</w:t>
       </w:r>
     </w:p>
     <w:p>
@@ -2204,7 +2062,7 @@
           <w:i/>
           <w:sz w:val="26"/>
         </w:rPr>
-        <w:t>“Everything you do is about turning someone who watched into someone who takes a stand — and the one place where they can do that returns an error.”</w:t>
+        <w:t>“Everything you publish is built to turn someone who's watching into someone who takes a stand — and right now nothing connects the watching to what comes next.”</w:t>
       </w:r>
     </w:p>
     <w:p>
@@ -2218,7 +2076,7 @@
           <w:i w:val="0"/>
           <w:sz w:val="21"/>
         </w:rPr>
-        <w:t>Location: the final sentence of Beat 2. Delivery: slow down noticeably. Land “takes a stand,” pause, then deliver the second half flatter and quieter than everything around it. Leave a full beat of silence after “error” before Beat 3 begins. This is the sentence to be quoted back in the reply, or screenshotted. It is jargon-free, survives with no context, and blames the page rather than the man.</w:t>
+        <w:t>Location: the final sentence of Beat 2. Delivery: slow down noticeably on “takes a stand,” pause, then deliver the second half flatter and quieter than everything around it. Leave a full beat of silence before Beat 3 begins.</w:t>
       </w:r>
     </w:p>
     <w:p>
@@ -2352,7 +2210,7 @@
                 <w:rFonts w:ascii="Arial" w:hAnsi="Arial"/>
                 <w:sz w:val="17"/>
               </w:rPr>
-              <w:t>Two-stage. The wrapper DM poses it (“Where does a new subscriber go to buy your course? … it didn’t end where I expected”) and stops; Beat 1 sentence 2 closes it. Beat 1 sentence 3 then answers his standing public request for a site that performs (p1e line 19). No business open loop exists in p1c; the designer brief is the truest crowdsourcing ask available.</w:t>
+              <w:t>PARTIALLY — see the honest note in Beat 1. No genuine prospect-authored open loop exists for this finding; the rule's own fallback (name the bottleneck directly) is used instead, and is labelled as a fallback rather than overclaimed as a found open loop.</w:t>
             </w:r>
           </w:p>
         </w:tc>
@@ -2399,7 +2257,7 @@
                 <w:rFonts w:ascii="Arial" w:hAnsi="Arial"/>
                 <w:sz w:val="17"/>
               </w:rPr>
-              <w:t>Beat 2: “Those look like two separate projects — grow the audience, then fix the site. I don’t think they are.” Joins his channel referrals (Posts 11, 27) to his broken checkout. He supplies the facts; Abdul supplies only the join.</w:t>
+              <w:t>Beat 2: “Those look like two separate small gaps. I don't think they are.” Joins the domain split to the course site's own missing opt-in — both independently verified live.</w:t>
             </w:r>
           </w:p>
         </w:tc>
@@ -2446,7 +2304,7 @@
                 <w:rFonts w:ascii="Arial" w:hAnsi="Arial"/>
                 <w:sz w:val="17"/>
               </w:rPr>
-              <w:t>“takes a stand” (p1c Summary), used once, in the Peak Line. Capped at one mirror by choice. Grief and femicide vocabulary explicitly barred — see Beat 2 ethics note.</w:t>
+              <w:t>“takes a stand” (p1c Summary), used once, in the Peak Line.</w:t>
             </w:r>
           </w:p>
         </w:tc>
@@ -2493,7 +2351,7 @@
                 <w:rFonts w:ascii="Arial" w:hAnsi="Arial"/>
                 <w:sz w:val="17"/>
               </w:rPr>
-              <w:t>Beat 4: “You’ve said three books are coming this year” — p1c Post 17, his own announcement, his own date.</w:t>
+              <w:t>Beat 4: “You've said three books are coming this year” — p1c Post 17, unaffected by any site changes.</w:t>
             </w:r>
           </w:p>
         </w:tc>
@@ -2540,7 +2398,7 @@
                 <w:rFonts w:ascii="Arial" w:hAnsi="Arial"/>
                 <w:sz w:val="17"/>
               </w:rPr>
-              <w:t>Beat 5: “If I’ve read this wrong, say so and I’ll leave it there.” Nothing follows it.</w:t>
+              <w:t>Beat 5: “If I've read this wrong, say so and I'll leave it there.” Nothing follows it.</w:t>
             </w:r>
           </w:p>
         </w:tc>
@@ -2634,7 +2492,7 @@
                 <w:rFonts w:ascii="Arial" w:hAnsi="Arial"/>
                 <w:sz w:val="17"/>
               </w:rPr>
-              <w:t>No banned modifier describes anything Dr. Dibinga built. The single “just” modifies the hypothetical site he himself rejected. The error page is the villain throughout; no peer comparison; no “you’re losing.”</w:t>
+              <w:t>No modifier touches anything he built. Both properties are described as working; the critique is a missing link, never a flaw in either site.</w:t>
             </w:r>
           </w:p>
         </w:tc>
@@ -2681,7 +2539,7 @@
                 <w:rFonts w:ascii="Arial" w:hAnsi="Arial"/>
                 <w:sz w:val="17"/>
               </w:rPr>
-              <w:t>Beat 2 Peak Line aims at his stated life’s mission (turning witnesses into people who act), not at his process. “Your process is manual” never appears.</w:t>
+              <w:t>Beat 2 Peak Line aims at his stated mission, not at either site's construction.</w:t>
             </w:r>
           </w:p>
         </w:tc>
@@ -2728,7 +2586,7 @@
                 <w:rFonts w:ascii="Arial" w:hAnsi="Arial"/>
                 <w:sz w:val="17"/>
               </w:rPr>
-              <w:t>PROMOTION-focused (G.R.O.W., “greatness,” “inspire across the globe”). Beat 4 is a pure CEILING frame — “the ceiling on all three.” No erosion/loss language anywhere. Frames are not mixed.</w:t>
+              <w:t>PROMOTION-focused. Beat 4 is a pure CEILING frame (“not a leak, it's a ceiling”). No loss language.</w:t>
             </w:r>
           </w:p>
         </w:tc>
@@ -2775,7 +2633,7 @@
                 <w:rFonts w:ascii="Arial" w:hAnsi="Arial"/>
                 <w:sz w:val="17"/>
               </w:rPr>
-              <w:t>Beat 5 forced choice, answerable in two words from a phone. No open question, despite High Confidence permitting one.</w:t>
+              <w:t>Beat 5 forced choice between two named, differently-sized fixes — answerable in two words from a phone.</w:t>
             </w:r>
           </w:p>
         </w:tc>
@@ -2822,7 +2680,7 @@
                 <w:rFonts w:ascii="Arial" w:hAnsi="Arial"/>
                 <w:sz w:val="17"/>
               </w:rPr>
-              <w:t>The wrapper’s “I spent an evening going through upstanderonline.com” was CUT on review. No hours figure, no “built specially for you,” no effort narration of any kind survives in either wrapper. The personalised brief carries the effort silently.</w:t>
+              <w:t>Neither wrapper narrates hours or effort. The personalised brief carries the effort silently.</w:t>
             </w:r>
           </w:p>
         </w:tc>
@@ -2869,13 +2727,28 @@
                 <w:rFonts w:ascii="Arial" w:hAnsi="Arial"/>
                 <w:sz w:val="17"/>
               </w:rPr>
-              <w:t>No banned abstraction appears in any SPEAK block (no visibility / optimization / leverage / streamline / “a meaningful share of X”). The spine of the script is “Add to Cart → Page Not Found.” Name used exactly once, in Beat 3.</w:t>
+              <w:t>No banned abstraction in any SPEAK block. No banned modifier (“actually” and “still” were caught and removed on review — see below). Name spoken once, in Beat 3.</w:t>
             </w:r>
           </w:p>
         </w:tc>
       </w:tr>
     </w:tbl>
     <w:p/>
+    <w:p>
+      <w:pPr>
+        <w:spacing w:after="80"/>
+        <w:shd w:val="clear" w:color="auto" w:fill="FFF3CC"/>
+      </w:pPr>
+      <w:r>
+        <w:rPr>
+          <w:rFonts w:ascii="Arial" w:hAnsi="Arial" w:eastAsia="Arial"/>
+          <w:b w:val="0"/>
+          <w:i w:val="0"/>
+          <w:sz w:val="22"/>
+        </w:rPr>
+        <w:t>📌 NOTE  SELF-CORRECTION DURING DRAFTING: an earlier draft of Beat 3 used “how large that newsletter list actually is” and an earlier draft of Beat 2 used “still shows the plugin's default placeholder.” Both “actually” and “still” appear on the banned-modifier list (Rule 12/Reactance Guard). “Actually” was replaced with “really”; “still” was cut outright. Left in place for transparency about the drafting process, not because either usage was a live risk — “still” modified a plugin's default state, not his work — but the rule is easier to enforce mechanically than to litigate case by case.</w:t>
+      </w:r>
+    </w:p>
     <w:p>
       <w:pPr>
         <w:pStyle w:val="Heading2"/>
@@ -2902,7 +2775,7 @@
           <w:i w:val="0"/>
           <w:sz w:val="21"/>
         </w:rPr>
-        <w:t>Stakes number is therefore stated plainly rather than hedged into a range. The one softening (“roughly three thousand” rather than “$3,184”) is not a confidence hedge — it is L2 label discipline, because the figure assumes all sixteen students bought at the R.E.A.Ch! price. High Confidence would have permitted the open-question reply ask; the forced choice was chosen anyway on Rule 10 grounds, since it costs nothing and lowers friction.</w:t>
+        <w:t>The DIAGNOSIS is still stated plainly — High confidence is unaffected by the loss of the stakes number, because confidence measures how firmly the bottleneck is asserted, not whether a dollar figure exists. The reply ask remains a forced choice rather than an open question, on Rule 10 grounds (it costs nothing and lowers friction), not because confidence dropped.</w:t>
       </w:r>
     </w:p>
     <w:p>
@@ -2931,7 +2804,7 @@
           <w:i w:val="0"/>
           <w:sz w:val="21"/>
         </w:rPr>
-        <w:t>Withheld, as required: any solution, feature, or “what we’d build”; any ROI table or per-problem metric; any timeline, team, phase, or cost; the consultation itself and any price. The corrected p3a brief contains no solution, ROI, or build surfaces, so no screen needs skipping — but element-zoom framing is still mandatory (Part 0.3) to keep the Upwork spend row out of frame.</w:t>
+        <w:t>Withheld, as required: any solution, feature, or “what we'd build”; any ROI table or per-problem metric; any timeline, team, phase, or cost; the consultation itself and any price. The rebuilt p3a brief contains no solution, ROI, or build surfaces, and no reference to Upwork spend or hire counts anywhere in its client-facing text.</w:t>
       </w:r>
     </w:p>
     <w:p>
@@ -2945,7 +2818,7 @@
           <w:i w:val="0"/>
           <w:sz w:val="21"/>
         </w:rPr>
-        <w:t>Narrative Formula: beats 1–3 only (Future Outcome → Current Bottleneck → Proof of Understanding). Safe Change and Strategic Unlock are the consultation’s payload and do not appear.</w:t>
+        <w:t>Narrative Formula: beats 1–3 only (Future Outcome → Current Bottleneck → Proof of Understanding). Safe Change and Strategic Unlock are the consultation's payload and do not appear.</w:t>
       </w:r>
     </w:p>
     <w:p>
@@ -2974,7 +2847,7 @@
           <w:i w:val="0"/>
           <w:sz w:val="21"/>
         </w:rPr>
-        <w:t>Beat 1: 43 · Beat 2: 99 · Beat 3: 85 · Beat 4: 84 · Beat 5: 45 — TOTAL 356 words. Target is 280–360. At a calm ~120 wpm this runs about 3.0 minutes, inside the 2–3 minute bar with room for the mandated pauses.</w:t>
+        <w:t>Beat 1: 37 · Beat 2: 96 · Beat 3: 77 · Beat 4: 90 · Beat 5: 49 — TOTAL 349 words. Target is 280–360. At a calm ~120 wpm this runs about 2.9 minutes, inside the 2–3 minute bar with room for the mandated pauses.</w:t>
       </w:r>
     </w:p>
     <w:p>
@@ -3003,7 +2876,7 @@
           <w:i w:val="0"/>
           <w:sz w:val="21"/>
         </w:rPr>
-        <w:t>p3c_Messaging_Playbook.md must quote Beat 4’s stakes wording verbatim in Message 2’s tie-back: “Sixteen students, total, across both courses, since June of last year … roughly three thousand dollars … the lifetime total.” Do not let p3c re-derive its own figure — it will drift from what was said on camera. Attach this .docx as an input.</w:t>
+        <w:t>p3c_Messaging_Playbook_UpstanderInternational.docx, as it currently exists, was built for the RETIRED checkout narrative — its Message 2, its stakes tie-back, and several branches (A, I, K, U) quote figures and framing that no longer apply. It must be regenerated from this script's actual Beat 4 (no dollar figure; the domain-split framing) before any prospect reply is answered. Do not patch the old file; rebuild it against this script the same way this script was rebuilt against the live site.</w:t>
       </w:r>
     </w:p>
     <w:sectPr>
